--- a/12-通用拓扑结构/03-桥式/惠斯通电桥结构/惠斯通电桥结构.docx
+++ b/12-通用拓扑结构/03-桥式/惠斯通电桥结构/惠斯通电桥结构.docx
@@ -2752,6 +2752,20 @@
     </w:p>
     <w:bookmarkEnd w:id="26"/>
     <w:bookmarkEnd w:id="27"/>
+    <w:p>
+      <w:pPr>
+        <w:spacing w:before="360"/>
+        <w:jc w:val="center"/>
+      </w:pPr>
+      <w:r>
+        <w:rPr>
+          <w:rFonts w:ascii="Times New Roman" w:hAnsi="Times New Roman"/>
+          <w:color w:val="555555"/>
+          <w:sz w:val="21"/>
+        </w:rPr>
+        <w:t>材料收集者：杜文杰</w:t>
+      </w:r>
+    </w:p>
     <w:sectPr>
       <w:headerReference r:id="rId9" w:type="default"/>
       <w:footerReference r:id="rId10" w:type="default"/>

--- a/12-通用拓扑结构/03-桥式/惠斯通电桥结构/惠斯通电桥结构.docx
+++ b/12-通用拓扑结构/03-桥式/惠斯通电桥结构/惠斯通电桥结构.docx
@@ -1,6 +1,6 @@
 
 <file path=word/document.xml><?xml version="1.0" encoding="utf-8"?>
-<w:document xmlns:w="http://schemas.openxmlformats.org/wordprocessingml/2006/main" xmlns:m="http://schemas.openxmlformats.org/officeDocument/2006/math" xmlns:r="http://schemas.openxmlformats.org/officeDocument/2006/relationships" xmlns:o="urn:schemas-microsoft-com:office:office" xmlns:v="urn:schemas-microsoft-com:vml" xmlns:w10="urn:schemas-microsoft-com:office:word" xmlns:a="http://schemas.openxmlformats.org/drawingml/2006/main" xmlns:pic="http://schemas.openxmlformats.org/drawingml/2006/picture" xmlns:wp="http://schemas.openxmlformats.org/drawingml/2006/wordprocessingDrawing">
+<w:document xmlns:m="http://schemas.openxmlformats.org/officeDocument/2006/math" xmlns:r="http://schemas.openxmlformats.org/officeDocument/2006/relationships" xmlns:w="http://schemas.openxmlformats.org/wordprocessingml/2006/main" xmlns:o="urn:schemas-microsoft-com:office:office" xmlns:v="urn:schemas-microsoft-com:vml" xmlns:w10="urn:schemas-microsoft-com:office:word" xmlns:a="http://schemas.openxmlformats.org/drawingml/2006/main" xmlns:pic="http://schemas.openxmlformats.org/drawingml/2006/picture" xmlns:wp="http://schemas.openxmlformats.org/drawingml/2006/wordprocessingDrawing">
   <w:body>
     <w:bookmarkStart w:id="27" w:name="惠斯通电桥结构"/>
     <w:p>
@@ -9,7 +9,7 @@
       </w:pPr>
       <w:r>
         <w:rPr>
-          <w:rFonts w:hint="eastAsia"/>
+          <w:rFonts w:hint="eastAsia" w:eastAsia="黑体"/>
         </w:rPr>
         <w:t xml:space="preserve">惠斯通电桥结构</w:t>
       </w:r>
@@ -21,7 +21,7 @@
       </w:pPr>
       <w:r>
         <w:rPr>
-          <w:rFonts w:hint="eastAsia"/>
+          <w:rFonts w:hint="eastAsia" w:eastAsia="黑体"/>
         </w:rPr>
         <w:t xml:space="preserve">拓扑描述</w:t>
       </w:r>
@@ -32,16 +32,19 @@
       </w:pPr>
       <w:r>
         <w:rPr>
-          <w:rFonts w:hint="eastAsia"/>
+          <w:rFonts w:hint="eastAsia" w:eastAsia="黑体"/>
         </w:rPr>
         <w:t xml:space="preserve">由</w:t>
       </w:r>
       <w:r>
+        <w:rPr>
+          <w:rFonts w:eastAsia="黑体"/>
+        </w:rPr>
         <w:t xml:space="preserve"> </w:t>
       </w:r>
       <w:r>
         <w:rPr>
-          <w:rFonts w:hint="eastAsia"/>
+          <w:rFonts w:hint="eastAsia" w:eastAsia="黑体"/>
           <w:b/>
           <w:bCs/>
         </w:rPr>
@@ -49,6 +52,7 @@
       </w:r>
       <w:r>
         <w:rPr>
+          <w:rFonts w:eastAsia="黑体"/>
           <w:b/>
           <w:bCs/>
         </w:rPr>
@@ -70,6 +74,7 @@
       </m:oMath>
       <w:r>
         <w:rPr>
+          <w:rFonts w:eastAsia="黑体"/>
           <w:b/>
           <w:bCs/>
         </w:rPr>
@@ -91,6 +96,7 @@
       </m:oMath>
       <w:r>
         <w:rPr>
+          <w:rFonts w:eastAsia="黑体"/>
           <w:b/>
           <w:bCs/>
         </w:rPr>
@@ -112,6 +118,7 @@
       </m:oMath>
       <w:r>
         <w:rPr>
+          <w:rFonts w:eastAsia="黑体"/>
           <w:b/>
           <w:bCs/>
         </w:rPr>
@@ -132,26 +139,32 @@
         </m:sSub>
       </m:oMath>
       <w:r>
+        <w:rPr>
+          <w:rFonts w:eastAsia="黑体"/>
+        </w:rPr>
         <w:t xml:space="preserve"> </w:t>
       </w:r>
       <w:r>
         <w:rPr>
-          <w:rFonts w:hint="eastAsia"/>
+          <w:rFonts w:hint="eastAsia" w:eastAsia="黑体"/>
         </w:rPr>
         <w:t xml:space="preserve">首尾相接成菱形（四边形）的网络。电路共有</w:t>
       </w:r>
       <w:r>
+        <w:rPr>
+          <w:rFonts w:eastAsia="黑体"/>
+        </w:rPr>
         <w:t xml:space="preserve"> 4 </w:t>
       </w:r>
       <w:r>
         <w:rPr>
-          <w:rFonts w:hint="eastAsia"/>
+          <w:rFonts w:hint="eastAsia" w:eastAsia="黑体"/>
         </w:rPr>
         <w:t xml:space="preserve">个关键节点：</w:t>
       </w:r>
       <w:r>
         <w:rPr>
-          <w:rFonts w:hint="eastAsia"/>
+          <w:rFonts w:hint="eastAsia" w:eastAsia="黑体"/>
           <w:b/>
           <w:bCs/>
         </w:rPr>
@@ -159,6 +172,7 @@
       </w:r>
       <w:r>
         <w:rPr>
+          <w:rFonts w:eastAsia="黑体"/>
           <w:b/>
           <w:bCs/>
         </w:rPr>
@@ -166,7 +180,7 @@
       </w:r>
       <w:r>
         <w:rPr>
-          <w:rFonts w:hint="eastAsia"/>
+          <w:rFonts w:hint="eastAsia" w:eastAsia="黑体"/>
           <w:b/>
           <w:bCs/>
         </w:rPr>
@@ -174,11 +188,14 @@
       </w:r>
       <w:r>
         <w:rPr>
-          <w:rFonts w:hint="eastAsia"/>
+          <w:rFonts w:hint="eastAsia" w:eastAsia="黑体"/>
         </w:rPr>
         <w:t xml:space="preserve">（输入电压</w:t>
       </w:r>
       <w:r>
+        <w:rPr>
+          <w:rFonts w:eastAsia="黑体"/>
+        </w:rPr>
         <w:t xml:space="preserve"> </w:t>
       </w:r>
       <m:oMath>
@@ -199,15 +216,21 @@
         </m:sSub>
       </m:oMath>
       <w:r>
+        <w:rPr>
+          <w:rFonts w:eastAsia="黑体"/>
+        </w:rPr>
         <w:t xml:space="preserve"> </w:t>
       </w:r>
       <w:r>
         <w:rPr>
-          <w:rFonts w:hint="eastAsia"/>
+          <w:rFonts w:hint="eastAsia" w:eastAsia="黑体"/>
         </w:rPr>
         <w:t xml:space="preserve">正端与</w:t>
       </w:r>
       <w:r>
+        <w:rPr>
+          <w:rFonts w:eastAsia="黑体"/>
+        </w:rPr>
         <w:t xml:space="preserve"> </w:t>
       </w:r>
       <m:oMath>
@@ -225,6 +248,9 @@
         </m:sSub>
       </m:oMath>
       <w:r>
+        <w:rPr>
+          <w:rFonts w:eastAsia="黑体"/>
+        </w:rPr>
         <w:t xml:space="preserve">、</w:t>
       </w:r>
       <m:oMath>
@@ -242,17 +268,20 @@
         </m:sSub>
       </m:oMath>
       <w:r>
+        <w:rPr>
+          <w:rFonts w:eastAsia="黑体"/>
+        </w:rPr>
         <w:t xml:space="preserve"> </w:t>
       </w:r>
       <w:r>
         <w:rPr>
-          <w:rFonts w:hint="eastAsia"/>
+          <w:rFonts w:hint="eastAsia" w:eastAsia="黑体"/>
         </w:rPr>
         <w:t xml:space="preserve">各一端相连）；</w:t>
       </w:r>
       <w:r>
         <w:rPr>
-          <w:rFonts w:hint="eastAsia"/>
+          <w:rFonts w:hint="eastAsia" w:eastAsia="黑体"/>
           <w:b/>
           <w:bCs/>
         </w:rPr>
@@ -260,6 +289,7 @@
       </w:r>
       <w:r>
         <w:rPr>
+          <w:rFonts w:eastAsia="黑体"/>
           <w:b/>
           <w:bCs/>
         </w:rPr>
@@ -267,7 +297,7 @@
       </w:r>
       <w:r>
         <w:rPr>
-          <w:rFonts w:hint="eastAsia"/>
+          <w:rFonts w:hint="eastAsia" w:eastAsia="黑体"/>
           <w:b/>
           <w:bCs/>
         </w:rPr>
@@ -275,7 +305,7 @@
       </w:r>
       <w:r>
         <w:rPr>
-          <w:rFonts w:hint="eastAsia"/>
+          <w:rFonts w:hint="eastAsia" w:eastAsia="黑体"/>
         </w:rPr>
         <w:t xml:space="preserve">（</w:t>
       </w:r>
@@ -297,15 +327,21 @@
         </m:sSub>
       </m:oMath>
       <w:r>
+        <w:rPr>
+          <w:rFonts w:eastAsia="黑体"/>
+        </w:rPr>
         <w:t xml:space="preserve"> </w:t>
       </w:r>
       <w:r>
         <w:rPr>
-          <w:rFonts w:hint="eastAsia"/>
+          <w:rFonts w:hint="eastAsia" w:eastAsia="黑体"/>
         </w:rPr>
         <w:t xml:space="preserve">负端与</w:t>
       </w:r>
       <w:r>
+        <w:rPr>
+          <w:rFonts w:eastAsia="黑体"/>
+        </w:rPr>
         <w:t xml:space="preserve"> </w:t>
       </w:r>
       <m:oMath>
@@ -323,6 +359,9 @@
         </m:sSub>
       </m:oMath>
       <w:r>
+        <w:rPr>
+          <w:rFonts w:eastAsia="黑体"/>
+        </w:rPr>
         <w:t xml:space="preserve">、</w:t>
       </w:r>
       <m:oMath>
@@ -340,17 +379,20 @@
         </m:sSub>
       </m:oMath>
       <w:r>
+        <w:rPr>
+          <w:rFonts w:eastAsia="黑体"/>
+        </w:rPr>
         <w:t xml:space="preserve"> </w:t>
       </w:r>
       <w:r>
         <w:rPr>
-          <w:rFonts w:hint="eastAsia"/>
+          <w:rFonts w:hint="eastAsia" w:eastAsia="黑体"/>
         </w:rPr>
         <w:t xml:space="preserve">各一端相连）；</w:t>
       </w:r>
       <w:r>
         <w:rPr>
-          <w:rFonts w:hint="eastAsia"/>
+          <w:rFonts w:hint="eastAsia" w:eastAsia="黑体"/>
           <w:b/>
           <w:bCs/>
         </w:rPr>
@@ -358,6 +400,7 @@
       </w:r>
       <w:r>
         <w:rPr>
+          <w:rFonts w:eastAsia="黑体"/>
           <w:b/>
           <w:bCs/>
         </w:rPr>
@@ -365,7 +408,7 @@
       </w:r>
       <w:r>
         <w:rPr>
-          <w:rFonts w:hint="eastAsia"/>
+          <w:rFonts w:hint="eastAsia" w:eastAsia="黑体"/>
           <w:b/>
           <w:bCs/>
         </w:rPr>
@@ -373,7 +416,7 @@
       </w:r>
       <w:r>
         <w:rPr>
-          <w:rFonts w:hint="eastAsia"/>
+          <w:rFonts w:hint="eastAsia" w:eastAsia="黑体"/>
         </w:rPr>
         <w:t xml:space="preserve">（</w:t>
       </w:r>
@@ -392,15 +435,21 @@
         </m:sSub>
       </m:oMath>
       <w:r>
+        <w:rPr>
+          <w:rFonts w:eastAsia="黑体"/>
+        </w:rPr>
         <w:t xml:space="preserve"> </w:t>
       </w:r>
       <w:r>
         <w:rPr>
-          <w:rFonts w:hint="eastAsia"/>
+          <w:rFonts w:hint="eastAsia" w:eastAsia="黑体"/>
         </w:rPr>
         <w:t xml:space="preserve">另一端与</w:t>
       </w:r>
       <w:r>
+        <w:rPr>
+          <w:rFonts w:eastAsia="黑体"/>
+        </w:rPr>
         <w:t xml:space="preserve"> </w:t>
       </w:r>
       <m:oMath>
@@ -418,17 +467,20 @@
         </m:sSub>
       </m:oMath>
       <w:r>
+        <w:rPr>
+          <w:rFonts w:eastAsia="黑体"/>
+        </w:rPr>
         <w:t xml:space="preserve"> </w:t>
       </w:r>
       <w:r>
         <w:rPr>
-          <w:rFonts w:hint="eastAsia"/>
+          <w:rFonts w:hint="eastAsia" w:eastAsia="黑体"/>
         </w:rPr>
         <w:t xml:space="preserve">另一端相连）；</w:t>
       </w:r>
       <w:r>
         <w:rPr>
-          <w:rFonts w:hint="eastAsia"/>
+          <w:rFonts w:hint="eastAsia" w:eastAsia="黑体"/>
           <w:b/>
           <w:bCs/>
         </w:rPr>
@@ -436,6 +488,7 @@
       </w:r>
       <w:r>
         <w:rPr>
+          <w:rFonts w:eastAsia="黑体"/>
           <w:b/>
           <w:bCs/>
         </w:rPr>
@@ -443,7 +496,7 @@
       </w:r>
       <w:r>
         <w:rPr>
-          <w:rFonts w:hint="eastAsia"/>
+          <w:rFonts w:hint="eastAsia" w:eastAsia="黑体"/>
           <w:b/>
           <w:bCs/>
         </w:rPr>
@@ -451,7 +504,7 @@
       </w:r>
       <w:r>
         <w:rPr>
-          <w:rFonts w:hint="eastAsia"/>
+          <w:rFonts w:hint="eastAsia" w:eastAsia="黑体"/>
         </w:rPr>
         <w:t xml:space="preserve">（</w:t>
       </w:r>
@@ -470,15 +523,21 @@
         </m:sSub>
       </m:oMath>
       <w:r>
+        <w:rPr>
+          <w:rFonts w:eastAsia="黑体"/>
+        </w:rPr>
         <w:t xml:space="preserve"> </w:t>
       </w:r>
       <w:r>
         <w:rPr>
-          <w:rFonts w:hint="eastAsia"/>
+          <w:rFonts w:hint="eastAsia" w:eastAsia="黑体"/>
         </w:rPr>
         <w:t xml:space="preserve">另一端与</w:t>
       </w:r>
       <w:r>
+        <w:rPr>
+          <w:rFonts w:eastAsia="黑体"/>
+        </w:rPr>
         <w:t xml:space="preserve"> </w:t>
       </w:r>
       <m:oMath>
@@ -496,15 +555,21 @@
         </m:sSub>
       </m:oMath>
       <w:r>
+        <w:rPr>
+          <w:rFonts w:eastAsia="黑体"/>
+        </w:rPr>
         <w:t xml:space="preserve"> </w:t>
       </w:r>
       <w:r>
         <w:rPr>
-          <w:rFonts w:hint="eastAsia"/>
+          <w:rFonts w:hint="eastAsia" w:eastAsia="黑体"/>
         </w:rPr>
         <w:t xml:space="preserve">另一端相连，作为检测输出电压</w:t>
       </w:r>
       <w:r>
+        <w:rPr>
+          <w:rFonts w:eastAsia="黑体"/>
+        </w:rPr>
         <w:t xml:space="preserve"> </w:t>
       </w:r>
       <m:oMath>
@@ -528,11 +593,14 @@
         </m:sSub>
       </m:oMath>
       <w:r>
+        <w:rPr>
+          <w:rFonts w:eastAsia="黑体"/>
+        </w:rPr>
         <w:t xml:space="preserve"> </w:t>
       </w:r>
       <w:r>
         <w:rPr>
-          <w:rFonts w:hint="eastAsia"/>
+          <w:rFonts w:hint="eastAsia" w:eastAsia="黑体"/>
         </w:rPr>
         <w:t xml:space="preserve">的高端）。</w:t>
       </w:r>
@@ -541,7 +609,7 @@
       <w:pPr/>
       <w:r>
         <w:rPr>
-          <w:rFonts w:hint="eastAsia"/>
+          <w:rFonts w:hint="eastAsia" w:eastAsia="黑体"/>
         </w:rPr>
         <w:t xml:space="preserve">各元件管脚连接：</w:t>
       </w:r>
@@ -560,11 +628,14 @@
         </m:sSub>
       </m:oMath>
       <w:r>
+        <w:rPr>
+          <w:rFonts w:eastAsia="黑体"/>
+        </w:rPr>
         <w:t xml:space="preserve"> </w:t>
       </w:r>
       <w:r>
         <w:rPr>
-          <w:rFonts w:hint="eastAsia"/>
+          <w:rFonts w:hint="eastAsia" w:eastAsia="黑体"/>
         </w:rPr>
         <w:t xml:space="preserve">一端接电源正端、另一端接左检测节点；</w:t>
       </w:r>
@@ -583,11 +654,14 @@
         </m:sSub>
       </m:oMath>
       <w:r>
+        <w:rPr>
+          <w:rFonts w:eastAsia="黑体"/>
+        </w:rPr>
         <w:t xml:space="preserve"> </w:t>
       </w:r>
       <w:r>
         <w:rPr>
-          <w:rFonts w:hint="eastAsia"/>
+          <w:rFonts w:hint="eastAsia" w:eastAsia="黑体"/>
         </w:rPr>
         <w:t xml:space="preserve">一端接左检测节点、另一端接电源负端；</w:t>
       </w:r>
@@ -606,11 +680,14 @@
         </m:sSub>
       </m:oMath>
       <w:r>
+        <w:rPr>
+          <w:rFonts w:eastAsia="黑体"/>
+        </w:rPr>
         <w:t xml:space="preserve"> </w:t>
       </w:r>
       <w:r>
         <w:rPr>
-          <w:rFonts w:hint="eastAsia"/>
+          <w:rFonts w:hint="eastAsia" w:eastAsia="黑体"/>
         </w:rPr>
         <w:t xml:space="preserve">一端接电源正端、另一端接右检测节点；</w:t>
       </w:r>
@@ -629,15 +706,21 @@
         </m:sSub>
       </m:oMath>
       <w:r>
+        <w:rPr>
+          <w:rFonts w:eastAsia="黑体"/>
+        </w:rPr>
         <w:t xml:space="preserve"> </w:t>
       </w:r>
       <w:r>
         <w:rPr>
-          <w:rFonts w:hint="eastAsia"/>
+          <w:rFonts w:hint="eastAsia" w:eastAsia="黑体"/>
         </w:rPr>
         <w:t xml:space="preserve">一端接右检测节点、另一端接电源负端。检测仪表（检流计或差分放大器）跨接在左、右检测节点之间，读取两端电位差</w:t>
       </w:r>
       <w:r>
+        <w:rPr>
+          <w:rFonts w:eastAsia="黑体"/>
+        </w:rPr>
         <w:t xml:space="preserve"> </w:t>
       </w:r>
       <m:oMath>
@@ -661,6 +744,9 @@
         </m:sSub>
       </m:oMath>
       <w:r>
+        <w:rPr>
+          <w:rFonts w:eastAsia="黑体"/>
+        </w:rPr>
         <w:t xml:space="preserve">。</w:t>
       </w:r>
     </w:p>
@@ -668,7 +754,7 @@
       <w:pPr/>
       <w:r>
         <w:rPr>
-          <w:rFonts w:hint="eastAsia"/>
+          <w:rFonts w:hint="eastAsia" w:eastAsia="黑体"/>
         </w:rPr>
         <w:t xml:space="preserve">由此构成”四条桥臂首尾成菱形、两对角分别接电源与检测仪表”的惠斯通电桥组态，平衡时（</w:t>
       </w:r>
@@ -742,7 +828,7 @@
       </m:oMath>
       <w:r>
         <w:rPr>
-          <w:rFonts w:hint="eastAsia"/>
+          <w:rFonts w:hint="eastAsia" w:eastAsia="黑体"/>
         </w:rPr>
         <w:t xml:space="preserve">）输出为零，用于精确测量未知电阻及应变、压力/温度等阻值变化量的检测。</w:t>
       </w:r>
@@ -755,7 +841,7 @@
       </w:pPr>
       <w:r>
         <w:rPr>
-          <w:rFonts w:hint="eastAsia"/>
+          <w:rFonts w:hint="eastAsia" w:eastAsia="黑体"/>
         </w:rPr>
         <w:t xml:space="preserve">工作原理</w:t>
       </w:r>
@@ -766,7 +852,7 @@
       </w:pPr>
       <w:r>
         <w:rPr>
-          <w:rFonts w:hint="eastAsia"/>
+          <w:rFonts w:hint="eastAsia" w:eastAsia="黑体"/>
         </w:rPr>
         <w:t xml:space="preserve">电桥平衡（</w:t>
       </w:r>
@@ -801,11 +887,14 @@
       </m:oMath>
       <w:r>
         <w:rPr>
-          <w:rFonts w:hint="eastAsia"/>
+          <w:rFonts w:hint="eastAsia" w:eastAsia="黑体"/>
         </w:rPr>
         <w:t xml:space="preserve">）时，两臂的分压相等，检测支路无电流；当</w:t>
       </w:r>
       <w:r>
+        <w:rPr>
+          <w:rFonts w:eastAsia="黑体"/>
+        </w:rPr>
         <w:t xml:space="preserve"> </w:t>
       </w:r>
       <m:oMath>
@@ -823,15 +912,21 @@
         </m:sSub>
       </m:oMath>
       <w:r>
+        <w:rPr>
+          <w:rFonts w:eastAsia="黑体"/>
+        </w:rPr>
         <w:t xml:space="preserve"> </w:t>
       </w:r>
       <w:r>
         <w:rPr>
-          <w:rFonts w:hint="eastAsia"/>
+          <w:rFonts w:hint="eastAsia" w:eastAsia="黑体"/>
         </w:rPr>
         <w:t xml:space="preserve">偏离平衡值（如传感器阻值变化）时，桥失去平衡，输出与阻值变化成正比的电压差，据此反推</w:t>
       </w:r>
       <w:r>
+        <w:rPr>
+          <w:rFonts w:eastAsia="黑体"/>
+        </w:rPr>
         <w:t xml:space="preserve"> </w:t>
       </w:r>
       <m:oMath>
@@ -849,11 +944,14 @@
         </m:sSub>
       </m:oMath>
       <w:r>
+        <w:rPr>
+          <w:rFonts w:eastAsia="黑体"/>
+        </w:rPr>
         <w:t xml:space="preserve"> </w:t>
       </w:r>
       <w:r>
         <w:rPr>
-          <w:rFonts w:hint="eastAsia"/>
+          <w:rFonts w:hint="eastAsia" w:eastAsia="黑体"/>
         </w:rPr>
         <w:t xml:space="preserve">或物理量。</w:t>
       </w:r>
@@ -866,7 +964,7 @@
       </w:pPr>
       <w:r>
         <w:rPr>
-          <w:rFonts w:hint="eastAsia"/>
+          <w:rFonts w:hint="eastAsia" w:eastAsia="黑体"/>
         </w:rPr>
         <w:t xml:space="preserve">关键计算公式</w:t>
       </w:r>
@@ -880,7 +978,7 @@
       </w:pPr>
       <w:r>
         <w:rPr>
-          <w:rFonts w:hint="eastAsia"/>
+          <w:rFonts w:hint="eastAsia" w:eastAsia="黑体"/>
         </w:rPr>
         <w:t xml:space="preserve">平衡条件：</w:t>
       </w:r>
@@ -1054,7 +1152,7 @@
       </w:pPr>
       <w:r>
         <w:rPr>
-          <w:rFonts w:hint="eastAsia"/>
+          <w:rFonts w:hint="eastAsia" w:eastAsia="黑体"/>
         </w:rPr>
         <w:t xml:space="preserve">输出电压（不平衡时，电源为理想电压源）：</w:t>
       </w:r>
@@ -1238,11 +1336,14 @@
       </w:pPr>
       <w:r>
         <w:rPr>
-          <w:rFonts w:hint="eastAsia"/>
+          <w:rFonts w:hint="eastAsia" w:eastAsia="黑体"/>
         </w:rPr>
         <w:t xml:space="preserve">平衡时各臂电压关系（检测支路电流</w:t>
       </w:r>
       <w:r>
+        <w:rPr>
+          <w:rFonts w:eastAsia="黑体"/>
+        </w:rPr>
         <w:t xml:space="preserve"> </w:t>
       </w:r>
       <m:oMath>
@@ -1270,7 +1371,7 @@
       </m:oMath>
       <w:r>
         <w:rPr>
-          <w:rFonts w:hint="eastAsia"/>
+          <w:rFonts w:hint="eastAsia" w:eastAsia="黑体"/>
         </w:rPr>
         <w:t xml:space="preserve">）：</w:t>
       </w:r>
@@ -1439,7 +1540,7 @@
             </w:pPr>
             <w:r>
               <w:rPr>
-                <w:rFonts w:hint="eastAsia"/>
+                <w:rFonts w:hint="eastAsia" w:eastAsia="黑体"/>
               </w:rPr>
               <w:t xml:space="preserve">符号</w:t>
             </w:r>
@@ -1453,7 +1554,7 @@
             </w:pPr>
             <w:r>
               <w:rPr>
-                <w:rFonts w:hint="eastAsia"/>
+                <w:rFonts w:hint="eastAsia" w:eastAsia="黑体"/>
               </w:rPr>
               <w:t xml:space="preserve">含义</w:t>
             </w:r>
@@ -1467,7 +1568,7 @@
             </w:pPr>
             <w:r>
               <w:rPr>
-                <w:rFonts w:hint="eastAsia"/>
+                <w:rFonts w:hint="eastAsia" w:eastAsia="黑体"/>
               </w:rPr>
               <w:t xml:space="preserve">单位</w:t>
             </w:r>
@@ -1496,6 +1597,9 @@
               </m:sSub>
             </m:oMath>
             <w:r>
+              <w:rPr>
+                <w:rFonts w:eastAsia="黑体"/>
+              </w:rPr>
               <w:t xml:space="preserve">、</w:t>
             </w:r>
             <m:oMath>
@@ -1513,6 +1617,9 @@
               </m:sSub>
             </m:oMath>
             <w:r>
+              <w:rPr>
+                <w:rFonts w:eastAsia="黑体"/>
+              </w:rPr>
               <w:t xml:space="preserve">、</w:t>
             </w:r>
             <m:oMath>
@@ -1539,7 +1646,7 @@
             </w:pPr>
             <w:r>
               <w:rPr>
-                <w:rFonts w:hint="eastAsia"/>
+                <w:rFonts w:hint="eastAsia" w:eastAsia="黑体"/>
               </w:rPr>
               <w:t xml:space="preserve">已知桥臂电阻</w:t>
             </w:r>
@@ -1552,6 +1659,9 @@
               <w:pStyle w:val="Compact"/>
             </w:pPr>
             <w:r>
+              <w:rPr>
+                <w:rFonts w:eastAsia="黑体"/>
+              </w:rPr>
               <w:t xml:space="preserve">Ω</w:t>
             </w:r>
           </w:p>
@@ -1579,6 +1689,9 @@
               </m:sSub>
             </m:oMath>
             <w:r>
+              <w:rPr>
+                <w:rFonts w:eastAsia="黑体"/>
+              </w:rPr>
               <w:t xml:space="preserve">​</w:t>
             </w:r>
           </w:p>
@@ -1591,16 +1704,19 @@
             </w:pPr>
             <w:r>
               <w:rPr>
-                <w:rFonts w:hint="eastAsia"/>
+                <w:rFonts w:hint="eastAsia" w:eastAsia="黑体"/>
               </w:rPr>
               <w:t xml:space="preserve">被测</w:t>
             </w:r>
             <w:r>
+              <w:rPr>
+                <w:rFonts w:eastAsia="黑体"/>
+              </w:rPr>
               <w:t xml:space="preserve"> / </w:t>
             </w:r>
             <w:r>
               <w:rPr>
-                <w:rFonts w:hint="eastAsia"/>
+                <w:rFonts w:hint="eastAsia" w:eastAsia="黑体"/>
               </w:rPr>
               <w:t xml:space="preserve">传感电阻</w:t>
             </w:r>
@@ -1613,6 +1729,9 @@
               <w:pStyle w:val="Compact"/>
             </w:pPr>
             <w:r>
+              <w:rPr>
+                <w:rFonts w:eastAsia="黑体"/>
+              </w:rPr>
               <w:t xml:space="preserve">Ω</w:t>
             </w:r>
           </w:p>
@@ -1643,6 +1762,9 @@
               </m:sSub>
             </m:oMath>
             <w:r>
+              <w:rPr>
+                <w:rFonts w:eastAsia="黑体"/>
+              </w:rPr>
               <w:t xml:space="preserve">​</w:t>
             </w:r>
           </w:p>
@@ -1655,7 +1777,7 @@
             </w:pPr>
             <w:r>
               <w:rPr>
-                <w:rFonts w:hint="eastAsia"/>
+                <w:rFonts w:hint="eastAsia" w:eastAsia="黑体"/>
               </w:rPr>
               <w:t xml:space="preserve">桥电源电压</w:t>
             </w:r>
@@ -1668,6 +1790,9 @@
               <w:pStyle w:val="Compact"/>
             </w:pPr>
             <w:r>
+              <w:rPr>
+                <w:rFonts w:eastAsia="黑体"/>
+              </w:rPr>
               <w:t xml:space="preserve">V</w:t>
             </w:r>
           </w:p>
@@ -1701,6 +1826,9 @@
               </m:sSub>
             </m:oMath>
             <w:r>
+              <w:rPr>
+                <w:rFonts w:eastAsia="黑体"/>
+              </w:rPr>
               <w:t xml:space="preserve">​</w:t>
             </w:r>
           </w:p>
@@ -1713,7 +1841,7 @@
             </w:pPr>
             <w:r>
               <w:rPr>
-                <w:rFonts w:hint="eastAsia"/>
+                <w:rFonts w:hint="eastAsia" w:eastAsia="黑体"/>
               </w:rPr>
               <w:t xml:space="preserve">桥输出电压</w:t>
             </w:r>
@@ -1726,6 +1854,9 @@
               <w:pStyle w:val="Compact"/>
             </w:pPr>
             <w:r>
+              <w:rPr>
+                <w:rFonts w:eastAsia="黑体"/>
+              </w:rPr>
               <w:t xml:space="preserve">V</w:t>
             </w:r>
           </w:p>
@@ -1740,7 +1871,7 @@
       </w:pPr>
       <w:r>
         <w:rPr>
-          <w:rFonts w:hint="eastAsia"/>
+          <w:rFonts w:hint="eastAsia" w:eastAsia="黑体"/>
         </w:rPr>
         <w:t xml:space="preserve">元件调整影响</w:t>
       </w:r>
@@ -1755,7 +1886,7 @@
       </w:pPr>
       <w:r>
         <w:rPr>
-          <w:rFonts w:hint="eastAsia"/>
+          <w:rFonts w:hint="eastAsia" w:eastAsia="黑体"/>
           <w:b/>
           <w:bCs/>
         </w:rPr>
@@ -1763,6 +1894,7 @@
       </w:r>
       <w:r>
         <w:rPr>
+          <w:rFonts w:eastAsia="黑体"/>
           <w:b/>
           <w:bCs/>
         </w:rPr>
@@ -1784,7 +1916,7 @@
       </m:oMath>
       <w:r>
         <w:rPr>
-          <w:rFonts w:hint="eastAsia"/>
+          <w:rFonts w:hint="eastAsia" w:eastAsia="黑体"/>
           <w:b/>
           <w:bCs/>
         </w:rPr>
@@ -1792,6 +1924,7 @@
       </w:r>
       <w:r>
         <w:rPr>
+          <w:rFonts w:eastAsia="黑体"/>
           <w:b/>
           <w:bCs/>
         </w:rPr>
@@ -1813,6 +1946,7 @@
       </m:oMath>
       <w:r>
         <w:rPr>
+          <w:rFonts w:eastAsia="黑体"/>
           <w:b/>
           <w:bCs/>
         </w:rPr>
@@ -1834,22 +1968,28 @@
       </m:oMath>
       <w:r>
         <w:rPr>
-          <w:rFonts w:hint="eastAsia"/>
+          <w:rFonts w:hint="eastAsia" w:eastAsia="黑体"/>
           <w:b/>
           <w:bCs/>
         </w:rPr>
         <w:t xml:space="preserve">）</w:t>
       </w:r>
       <w:r>
+        <w:rPr>
+          <w:rFonts w:eastAsia="黑体"/>
+        </w:rPr>
         <w:t xml:space="preserve"> </w:t>
       </w:r>
       <w:r>
         <w:rPr>
-          <w:rFonts w:hint="eastAsia"/>
+          <w:rFonts w:hint="eastAsia" w:eastAsia="黑体"/>
         </w:rPr>
         <w:t xml:space="preserve">使</w:t>
       </w:r>
       <w:r>
+        <w:rPr>
+          <w:rFonts w:eastAsia="黑体"/>
+        </w:rPr>
         <w:t xml:space="preserve"> </w:t>
       </w:r>
       <m:oMath>
@@ -1882,15 +2022,21 @@
         </m:r>
       </m:oMath>
       <w:r>
+        <w:rPr>
+          <w:rFonts w:eastAsia="黑体"/>
+        </w:rPr>
         <w:t xml:space="preserve"> </w:t>
       </w:r>
       <w:r>
         <w:rPr>
-          <w:rFonts w:hint="eastAsia"/>
+          <w:rFonts w:hint="eastAsia" w:eastAsia="黑体"/>
         </w:rPr>
         <w:t xml:space="preserve">达到平衡，即可由公式算出未知</w:t>
       </w:r>
       <w:r>
+        <w:rPr>
+          <w:rFonts w:eastAsia="黑体"/>
+        </w:rPr>
         <w:t xml:space="preserve"> </w:t>
       </w:r>
       <m:oMath>
@@ -1908,6 +2054,9 @@
         </m:sSub>
       </m:oMath>
       <w:r>
+        <w:rPr>
+          <w:rFonts w:eastAsia="黑体"/>
+        </w:rPr>
         <w:t xml:space="preserve">。</w:t>
       </w:r>
     </w:p>
@@ -1935,6 +2084,7 @@
       </m:oMath>
       <w:r>
         <w:rPr>
+          <w:rFonts w:eastAsia="黑体"/>
           <w:b/>
           <w:bCs/>
         </w:rPr>
@@ -1942,7 +2092,7 @@
       </w:r>
       <w:r>
         <w:rPr>
-          <w:rFonts w:hint="eastAsia"/>
+          <w:rFonts w:hint="eastAsia" w:eastAsia="黑体"/>
           <w:b/>
           <w:bCs/>
         </w:rPr>
@@ -1950,6 +2100,7 @@
       </w:r>
       <w:r>
         <w:rPr>
+          <w:rFonts w:eastAsia="黑体"/>
           <w:b/>
           <w:bCs/>
         </w:rPr>
@@ -1967,12 +2118,21 @@
         </m:r>
       </m:oMath>
       <w:r>
+        <w:rPr>
+          <w:rFonts w:eastAsia="黑体"/>
+        </w:rPr>
         <w:t xml:space="preserve"> </w:t>
       </w:r>
       <w:r>
+        <w:rPr>
+          <w:rFonts w:eastAsia="黑体"/>
+        </w:rPr>
         <w:t xml:space="preserve">→</w:t>
       </w:r>
       <w:r>
+        <w:rPr>
+          <w:rFonts w:eastAsia="黑体"/>
+        </w:rPr>
         <w:t xml:space="preserve"> </w:t>
       </w:r>
       <m:oMath>
@@ -1996,15 +2156,21 @@
         </m:sSub>
       </m:oMath>
       <w:r>
+        <w:rPr>
+          <w:rFonts w:eastAsia="黑体"/>
+        </w:rPr>
         <w:t xml:space="preserve"> </w:t>
       </w:r>
       <w:r>
         <w:rPr>
-          <w:rFonts w:hint="eastAsia"/>
+          <w:rFonts w:hint="eastAsia" w:eastAsia="黑体"/>
         </w:rPr>
         <w:t xml:space="preserve">近似线性变化（小信号下），灵敏度与</w:t>
       </w:r>
       <w:r>
+        <w:rPr>
+          <w:rFonts w:eastAsia="黑体"/>
+        </w:rPr>
         <w:t xml:space="preserve"> </w:t>
       </w:r>
       <m:oMath>
@@ -2026,7 +2192,7 @@
       </m:oMath>
       <w:r>
         <w:rPr>
-          <w:rFonts w:hint="eastAsia"/>
+          <w:rFonts w:hint="eastAsia" w:eastAsia="黑体"/>
         </w:rPr>
         <w:t xml:space="preserve">、桥臂取值有关。</w:t>
       </w:r>
@@ -2058,6 +2224,7 @@
       </m:oMath>
       <w:r>
         <w:rPr>
+          <w:rFonts w:eastAsia="黑体"/>
           <w:b/>
           <w:bCs/>
         </w:rPr>
@@ -2065,21 +2232,27 @@
       </w:r>
       <w:r>
         <w:rPr>
-          <w:rFonts w:hint="eastAsia"/>
+          <w:rFonts w:hint="eastAsia" w:eastAsia="黑体"/>
           <w:b/>
           <w:bCs/>
         </w:rPr>
         <w:t xml:space="preserve">增大</w:t>
       </w:r>
       <w:r>
+        <w:rPr>
+          <w:rFonts w:eastAsia="黑体"/>
+        </w:rPr>
         <w:t xml:space="preserve"> </w:t>
       </w:r>
       <w:r>
+        <w:rPr>
+          <w:rFonts w:eastAsia="黑体"/>
+        </w:rPr>
         <w:t xml:space="preserve">→ </w:t>
       </w:r>
       <w:r>
         <w:rPr>
-          <w:rFonts w:hint="eastAsia"/>
+          <w:rFonts w:hint="eastAsia" w:eastAsia="黑体"/>
         </w:rPr>
         <w:t xml:space="preserve">灵敏度提高，但会增大电阻功耗与自热误差。</w:t>
       </w:r>
@@ -2094,16 +2267,19 @@
       </w:pPr>
       <w:r>
         <w:rPr>
-          <w:rFonts w:hint="eastAsia"/>
+          <w:rFonts w:hint="eastAsia" w:eastAsia="黑体"/>
         </w:rPr>
         <w:t xml:space="preserve">用于应变</w:t>
       </w:r>
       <w:r>
+        <w:rPr>
+          <w:rFonts w:eastAsia="黑体"/>
+        </w:rPr>
         <w:t xml:space="preserve"> / </w:t>
       </w:r>
       <w:r>
         <w:rPr>
-          <w:rFonts w:hint="eastAsia"/>
+          <w:rFonts w:hint="eastAsia" w:eastAsia="黑体"/>
         </w:rPr>
         <w:t xml:space="preserve">温度测量时，常用等臂桥（</w:t>
       </w:r>
@@ -2177,7 +2353,7 @@
       </m:oMath>
       <w:r>
         <w:rPr>
-          <w:rFonts w:hint="eastAsia"/>
+          <w:rFonts w:hint="eastAsia" w:eastAsia="黑体"/>
         </w:rPr>
         <w:t xml:space="preserve">）以获得最佳线性与共模抑制。</w:t>
       </w:r>
@@ -2190,7 +2366,7 @@
       </w:pPr>
       <w:r>
         <w:rPr>
-          <w:rFonts w:hint="eastAsia"/>
+          <w:rFonts w:hint="eastAsia" w:eastAsia="黑体"/>
         </w:rPr>
         <w:t xml:space="preserve">典型参数示例</w:t>
       </w:r>
@@ -2205,7 +2381,7 @@
       </w:pPr>
       <w:r>
         <w:rPr>
-          <w:rFonts w:hint="eastAsia"/>
+          <w:rFonts w:hint="eastAsia" w:eastAsia="黑体"/>
         </w:rPr>
         <w:t xml:space="preserve">等臂应变电桥：</w:t>
       </w:r>
@@ -2297,7 +2473,7 @@
       </m:oMath>
       <w:r>
         <w:rPr>
-          <w:rFonts w:hint="eastAsia"/>
+          <w:rFonts w:hint="eastAsia" w:eastAsia="黑体"/>
         </w:rPr>
         <w:t xml:space="preserve">，</w:t>
       </w:r>
@@ -2339,11 +2515,14 @@
       </m:oMath>
       <w:r>
         <w:rPr>
-          <w:rFonts w:hint="eastAsia"/>
+          <w:rFonts w:hint="eastAsia" w:eastAsia="黑体"/>
         </w:rPr>
         <w:t xml:space="preserve">，应变</w:t>
       </w:r>
       <w:r>
+        <w:rPr>
+          <w:rFonts w:eastAsia="黑体"/>
+        </w:rPr>
         <w:t xml:space="preserve"> </w:t>
       </w:r>
       <m:oMath>
@@ -2403,11 +2582,14 @@
         </m:sSup>
       </m:oMath>
       <w:r>
+        <w:rPr>
+          <w:rFonts w:eastAsia="黑体"/>
+        </w:rPr>
         <w:t xml:space="preserve"> </w:t>
       </w:r>
       <w:r>
         <w:rPr>
-          <w:rFonts w:hint="eastAsia"/>
+          <w:rFonts w:hint="eastAsia" w:eastAsia="黑体"/>
         </w:rPr>
         <w:t xml:space="preserve">时：</w:t>
       </w:r>
@@ -2520,6 +2702,9 @@
         </m:r>
       </m:oMath>
       <w:r>
+        <w:rPr>
+          <w:rFonts w:eastAsia="黑体"/>
+        </w:rPr>
         <w:t xml:space="preserve">。</w:t>
       </w:r>
     </w:p>
@@ -2531,7 +2716,7 @@
       </w:pPr>
       <w:r>
         <w:rPr>
-          <w:rFonts w:hint="eastAsia"/>
+          <w:rFonts w:hint="eastAsia" w:eastAsia="黑体"/>
         </w:rPr>
         <w:t xml:space="preserve">常见器件型号</w:t>
       </w:r>
@@ -2546,16 +2731,19 @@
       </w:pPr>
       <w:r>
         <w:rPr>
-          <w:rFonts w:hint="eastAsia"/>
+          <w:rFonts w:hint="eastAsia" w:eastAsia="黑体"/>
         </w:rPr>
         <w:t xml:space="preserve">精密电阻：0.1%</w:t>
       </w:r>
       <w:r>
+        <w:rPr>
+          <w:rFonts w:eastAsia="黑体"/>
+        </w:rPr>
         <w:t xml:space="preserve"> / 0.05% </w:t>
       </w:r>
       <w:r>
         <w:rPr>
-          <w:rFonts w:hint="eastAsia"/>
+          <w:rFonts w:hint="eastAsia" w:eastAsia="黑体"/>
         </w:rPr>
         <w:t xml:space="preserve">金属箔电阻。</w:t>
       </w:r>
@@ -2570,16 +2758,19 @@
       </w:pPr>
       <w:r>
         <w:rPr>
-          <w:rFonts w:hint="eastAsia"/>
+          <w:rFonts w:hint="eastAsia" w:eastAsia="黑体"/>
         </w:rPr>
         <w:t xml:space="preserve">应变片：120</w:t>
       </w:r>
       <w:r>
+        <w:rPr>
+          <w:rFonts w:eastAsia="黑体"/>
+        </w:rPr>
         <w:t xml:space="preserve"> Ω、350 Ω </w:t>
       </w:r>
       <w:r>
         <w:rPr>
-          <w:rFonts w:hint="eastAsia"/>
+          <w:rFonts w:hint="eastAsia" w:eastAsia="黑体"/>
         </w:rPr>
         <w:t xml:space="preserve">型号。</w:t>
       </w:r>
@@ -2594,7 +2785,7 @@
       </w:pPr>
       <w:r>
         <w:rPr>
-          <w:rFonts w:hint="eastAsia"/>
+          <w:rFonts w:hint="eastAsia" w:eastAsia="黑体"/>
         </w:rPr>
         <w:t xml:space="preserve">后级仪表放大器：AD620、INA128、INA333、INA125。</w:t>
       </w:r>
@@ -2607,7 +2798,7 @@
       </w:pPr>
       <w:r>
         <w:rPr>
-          <w:rFonts w:hint="eastAsia"/>
+          <w:rFonts w:hint="eastAsia" w:eastAsia="黑体"/>
         </w:rPr>
         <w:t xml:space="preserve">注意事项</w:t>
       </w:r>
@@ -2622,7 +2813,7 @@
       </w:pPr>
       <w:r>
         <w:rPr>
-          <w:rFonts w:hint="eastAsia"/>
+          <w:rFonts w:hint="eastAsia" w:eastAsia="黑体"/>
         </w:rPr>
         <w:t xml:space="preserve">检测支路应高输入阻抗，避免影响桥平衡。</w:t>
       </w:r>
@@ -2637,16 +2828,19 @@
       </w:pPr>
       <w:r>
         <w:rPr>
-          <w:rFonts w:hint="eastAsia"/>
+          <w:rFonts w:hint="eastAsia" w:eastAsia="黑体"/>
         </w:rPr>
         <w:t xml:space="preserve">远距离测量注意引线电阻，用三线</w:t>
       </w:r>
       <w:r>
+        <w:rPr>
+          <w:rFonts w:eastAsia="黑体"/>
+        </w:rPr>
         <w:t xml:space="preserve"> / </w:t>
       </w:r>
       <w:r>
         <w:rPr>
-          <w:rFonts w:hint="eastAsia"/>
+          <w:rFonts w:hint="eastAsia" w:eastAsia="黑体"/>
         </w:rPr>
         <w:t xml:space="preserve">四线接法补偿。</w:t>
       </w:r>
@@ -2661,7 +2855,7 @@
       </w:pPr>
       <w:r>
         <w:rPr>
-          <w:rFonts w:hint="eastAsia"/>
+          <w:rFonts w:hint="eastAsia" w:eastAsia="黑体"/>
         </w:rPr>
         <w:t xml:space="preserve">等臂桥线性最佳；</w:t>
       </w:r>
@@ -2683,11 +2877,14 @@
         </m:sSub>
       </m:oMath>
       <w:r>
+        <w:rPr>
+          <w:rFonts w:eastAsia="黑体"/>
+        </w:rPr>
         <w:t xml:space="preserve"> </w:t>
       </w:r>
       <w:r>
         <w:rPr>
-          <w:rFonts w:hint="eastAsia"/>
+          <w:rFonts w:hint="eastAsia" w:eastAsia="黑体"/>
         </w:rPr>
         <w:t xml:space="preserve">过高会增大电阻自热误差。</w:t>
       </w:r>
@@ -2700,7 +2897,7 @@
       </w:pPr>
       <w:r>
         <w:rPr>
-          <w:rFonts w:hint="eastAsia"/>
+          <w:rFonts w:hint="eastAsia" w:eastAsia="黑体"/>
         </w:rPr>
         <w:t xml:space="preserve">参考资料</w:t>
       </w:r>
@@ -2714,6 +2911,9 @@
         </w:numPr>
       </w:pPr>
       <w:r>
+        <w:rPr>
+          <w:rFonts w:eastAsia="黑体"/>
+        </w:rPr>
         <w:t xml:space="preserve">Wikipedia: Wheatstone bridge。</w:t>
       </w:r>
     </w:p>
@@ -2727,7 +2927,7 @@
       </w:pPr>
       <w:r>
         <w:rPr>
-          <w:rFonts w:hint="eastAsia"/>
+          <w:rFonts w:hint="eastAsia" w:eastAsia="黑体"/>
         </w:rPr>
         <w:t xml:space="preserve">《传感器技术》/《传感器原理及应用》。</w:t>
       </w:r>
@@ -2741,11 +2941,14 @@
         </w:numPr>
       </w:pPr>
       <w:r>
+        <w:rPr>
+          <w:rFonts w:eastAsia="黑体"/>
+        </w:rPr>
         <w:t xml:space="preserve">ADI </w:t>
       </w:r>
       <w:r>
         <w:rPr>
-          <w:rFonts w:hint="eastAsia"/>
+          <w:rFonts w:hint="eastAsia" w:eastAsia="黑体"/>
         </w:rPr>
         <w:t xml:space="preserve">应用笔记（仪表放大器与电桥应用）。</w:t>
       </w:r>
@@ -2759,11 +2962,11 @@
       </w:pPr>
       <w:r>
         <w:rPr>
-          <w:rFonts w:ascii="Times New Roman" w:hAnsi="Times New Roman"/>
+          <w:rFonts w:ascii="Times New Roman" w:hAnsi="Times New Roman" w:eastAsia="黑体"/>
           <w:color w:val="555555"/>
           <w:sz w:val="21"/>
         </w:rPr>
-        <w:t>材料收集者：杜文杰</w:t>
+        <w:t>材料收集者：杜文杰，WX手机：19519196569，QQ:3478827729</w:t>
       </w:r>
     </w:p>
     <w:sectPr>
@@ -2783,7 +2986,7 @@
 </file>
 
 <file path=word/footer1.xml><?xml version="1.0" encoding="utf-8"?>
-<w:ftr xmlns:m="http://schemas.openxmlformats.org/officeDocument/2006/math" xmlns:mc="http://schemas.openxmlformats.org/markup-compatibility/2006" xmlns:mo="http://schemas.microsoft.com/office/mac/office/2008/main" xmlns:mv="urn:schemas-microsoft-com:mac:vml" xmlns:o="urn:schemas-microsoft-com:office:office" xmlns:r="http://schemas.openxmlformats.org/officeDocument/2006/relationships" xmlns:v="urn:schemas-microsoft-com:vml" xmlns:w10="urn:schemas-microsoft-com:office:word" xmlns:w14="http://schemas.microsoft.com/office/word/2010/wordml" xmlns:w="http://schemas.openxmlformats.org/wordprocessingml/2006/main" xmlns:wne="http://schemas.microsoft.com/office/word/2006/wordml" xmlns:wp14="http://schemas.microsoft.com/office/word/2010/wordprocessingDrawing" xmlns:wp="http://schemas.openxmlformats.org/drawingml/2006/wordprocessingDrawing" xmlns:wpc="http://schemas.microsoft.com/office/word/2010/wordprocessingCanvas" xmlns:wpg="http://schemas.microsoft.com/office/word/2010/wordprocessingGroup" xmlns:wpi="http://schemas.microsoft.com/office/word/2010/wordprocessingInk" xmlns:wps="http://schemas.microsoft.com/office/word/2010/wordprocessingShape" mc:Ignorable="w14 wp14">
+<w:ftr xmlns:mc="http://schemas.openxmlformats.org/markup-compatibility/2006" xmlns:w="http://schemas.openxmlformats.org/wordprocessingml/2006/main" xmlns:m="http://schemas.openxmlformats.org/officeDocument/2006/math" xmlns:mo="http://schemas.microsoft.com/office/mac/office/2008/main" xmlns:mv="urn:schemas-microsoft-com:mac:vml" xmlns:o="urn:schemas-microsoft-com:office:office" xmlns:r="http://schemas.openxmlformats.org/officeDocument/2006/relationships" xmlns:v="urn:schemas-microsoft-com:vml" xmlns:w10="urn:schemas-microsoft-com:office:word" xmlns:w14="http://schemas.microsoft.com/office/word/2010/wordml" xmlns:wne="http://schemas.microsoft.com/office/word/2006/wordml" xmlns:wp14="http://schemas.microsoft.com/office/word/2010/wordprocessingDrawing" xmlns:wp="http://schemas.openxmlformats.org/drawingml/2006/wordprocessingDrawing" xmlns:wpc="http://schemas.microsoft.com/office/word/2010/wordprocessingCanvas" xmlns:wpg="http://schemas.microsoft.com/office/word/2010/wordprocessingGroup" xmlns:wpi="http://schemas.microsoft.com/office/word/2010/wordprocessingInk" xmlns:wps="http://schemas.microsoft.com/office/word/2010/wordprocessingShape" mc:Ignorable="w14 wp14">
   <w:p>
     <w:pPr>
       <w:pStyle w:val="Footer"/>
@@ -2791,12 +2994,14 @@
     </w:pPr>
     <w:r>
       <w:rPr>
+        <w:rFonts w:eastAsia="黑体"/>
         <w:sz w:val="18"/>
       </w:rPr>
       <w:t xml:space="preserve">第 </w:t>
     </w:r>
     <w:r>
       <w:rPr>
+        <w:rFonts w:eastAsia="黑体"/>
         <w:sz w:val="18"/>
       </w:rPr>
       <w:fldChar w:fldCharType="begin"/>
@@ -2805,6 +3010,7 @@
     </w:r>
     <w:r>
       <w:rPr>
+        <w:rFonts w:eastAsia="黑体"/>
         <w:sz w:val="18"/>
       </w:rPr>
       <w:t xml:space="preserve"> 页</w:t>
@@ -2818,6 +3024,9 @@
   <w:footnote w:type="continuationSeparator" w:id="0">
     <w:p>
       <w:r>
+        <w:rPr>
+          <w:rFonts w:eastAsia="黑体"/>
+        </w:rPr>
         <w:continuationSeparator/>
       </w:r>
     </w:p>
@@ -2825,6 +3034,9 @@
   <w:footnote w:type="separator" w:id="-1">
     <w:p>
       <w:r>
+        <w:rPr>
+          <w:rFonts w:eastAsia="黑体"/>
+        </w:rPr>
         <w:separator/>
       </w:r>
     </w:p>
@@ -2833,7 +3045,7 @@
 </file>
 
 <file path=word/header1.xml><?xml version="1.0" encoding="utf-8"?>
-<w:hdr xmlns:m="http://schemas.openxmlformats.org/officeDocument/2006/math" xmlns:mc="http://schemas.openxmlformats.org/markup-compatibility/2006" xmlns:mo="http://schemas.microsoft.com/office/mac/office/2008/main" xmlns:mv="urn:schemas-microsoft-com:mac:vml" xmlns:o="urn:schemas-microsoft-com:office:office" xmlns:r="http://schemas.openxmlformats.org/officeDocument/2006/relationships" xmlns:v="urn:schemas-microsoft-com:vml" xmlns:w10="urn:schemas-microsoft-com:office:word" xmlns:w14="http://schemas.microsoft.com/office/word/2010/wordml" xmlns:w="http://schemas.openxmlformats.org/wordprocessingml/2006/main" xmlns:wne="http://schemas.microsoft.com/office/word/2006/wordml" xmlns:wp14="http://schemas.microsoft.com/office/word/2010/wordprocessingDrawing" xmlns:wp="http://schemas.openxmlformats.org/drawingml/2006/wordprocessingDrawing" xmlns:wpc="http://schemas.microsoft.com/office/word/2010/wordprocessingCanvas" xmlns:wpg="http://schemas.microsoft.com/office/word/2010/wordprocessingGroup" xmlns:wpi="http://schemas.microsoft.com/office/word/2010/wordprocessingInk" xmlns:wps="http://schemas.microsoft.com/office/word/2010/wordprocessingShape" mc:Ignorable="w14 wp14">
+<w:hdr xmlns:mc="http://schemas.openxmlformats.org/markup-compatibility/2006" xmlns:w="http://schemas.openxmlformats.org/wordprocessingml/2006/main" xmlns:m="http://schemas.openxmlformats.org/officeDocument/2006/math" xmlns:mo="http://schemas.microsoft.com/office/mac/office/2008/main" xmlns:mv="urn:schemas-microsoft-com:mac:vml" xmlns:o="urn:schemas-microsoft-com:office:office" xmlns:r="http://schemas.openxmlformats.org/officeDocument/2006/relationships" xmlns:v="urn:schemas-microsoft-com:vml" xmlns:w10="urn:schemas-microsoft-com:office:word" xmlns:w14="http://schemas.microsoft.com/office/word/2010/wordml" xmlns:wne="http://schemas.microsoft.com/office/word/2006/wordml" xmlns:wp14="http://schemas.microsoft.com/office/word/2010/wordprocessingDrawing" xmlns:wp="http://schemas.openxmlformats.org/drawingml/2006/wordprocessingDrawing" xmlns:wpc="http://schemas.microsoft.com/office/word/2010/wordprocessingCanvas" xmlns:wpg="http://schemas.microsoft.com/office/word/2010/wordprocessingGroup" xmlns:wpi="http://schemas.microsoft.com/office/word/2010/wordprocessingInk" xmlns:wps="http://schemas.microsoft.com/office/word/2010/wordprocessingShape" mc:Ignorable="w14 wp14">
   <w:p>
     <w:pPr>
       <w:pStyle w:val="Header"/>
@@ -2841,7 +3053,7 @@
     </w:pPr>
     <w:r>
       <w:rPr>
-        <w:rFonts w:ascii="Times New Roman" w:hAnsi="Times New Roman"/>
+        <w:rFonts w:ascii="Times New Roman" w:hAnsi="Times New Roman" w:eastAsia="黑体"/>
         <w:sz w:val="18"/>
         <w:rFonts w:eastAsia="黑体"/>
         <w:rFonts w:eastAsia="黑体"/>
@@ -2853,7 +3065,7 @@
 </file>
 
 <file path=word/numbering.xml><?xml version="1.0" encoding="utf-8"?>
-<w:numbering xmlns:m="http://schemas.openxmlformats.org/officeDocument/2006/math" xmlns:mc="http://schemas.openxmlformats.org/markup-compatibility/2006" xmlns:mo="http://schemas.microsoft.com/office/mac/office/2008/main" xmlns:mv="urn:schemas-microsoft-com:mac:vml" xmlns:o="urn:schemas-microsoft-com:office:office" xmlns:r="http://schemas.openxmlformats.org/officeDocument/2006/relationships" xmlns:v="urn:schemas-microsoft-com:vml" xmlns:w="http://schemas.openxmlformats.org/wordprocessingml/2006/main" xmlns:w10="urn:schemas-microsoft-com:office:word" xmlns:w14="http://schemas.microsoft.com/office/word/2010/wordml" xmlns:wne="http://schemas.microsoft.com/office/word/2006/wordml" xmlns:wp="http://schemas.openxmlformats.org/drawingml/2006/wordprocessingDrawing" xmlns:wp14="http://schemas.microsoft.com/office/word/2010/wordprocessingDrawing" xmlns:wpc="http://schemas.microsoft.com/office/word/2010/wordprocessingCanvas" xmlns:wpg="http://schemas.microsoft.com/office/word/2010/wordprocessingGroup" xmlns:wpi="http://schemas.microsoft.com/office/word/2010/wordprocessingInk" xmlns:wps="http://schemas.microsoft.com/office/word/2010/wordprocessingShape" mc:Ignorable="w14 wp14">
+<w:numbering xmlns:mc="http://schemas.openxmlformats.org/markup-compatibility/2006" xmlns:w="http://schemas.openxmlformats.org/wordprocessingml/2006/main" xmlns:m="http://schemas.openxmlformats.org/officeDocument/2006/math" xmlns:mo="http://schemas.microsoft.com/office/mac/office/2008/main" xmlns:mv="urn:schemas-microsoft-com:mac:vml" xmlns:o="urn:schemas-microsoft-com:office:office" xmlns:r="http://schemas.openxmlformats.org/officeDocument/2006/relationships" xmlns:v="urn:schemas-microsoft-com:vml" xmlns:w10="urn:schemas-microsoft-com:office:word" xmlns:w14="http://schemas.microsoft.com/office/word/2010/wordml" xmlns:wne="http://schemas.microsoft.com/office/word/2006/wordml" xmlns:wp="http://schemas.openxmlformats.org/drawingml/2006/wordprocessingDrawing" xmlns:wp14="http://schemas.microsoft.com/office/word/2010/wordprocessingDrawing" xmlns:wpc="http://schemas.microsoft.com/office/word/2010/wordprocessingCanvas" xmlns:wpg="http://schemas.microsoft.com/office/word/2010/wordprocessingGroup" xmlns:wpi="http://schemas.microsoft.com/office/word/2010/wordprocessingInk" xmlns:wps="http://schemas.microsoft.com/office/word/2010/wordprocessingShape" mc:Ignorable="w14 wp14">
   <w:abstractNum w:abstractNumId="0">
     <w:nsid w:val="FFFFFF7C"/>
     <w:multiLevelType w:val="singleLevel"/>
@@ -2940,7 +3152,7 @@
         <w:ind w:hanging="360" w:left="1440"/>
       </w:pPr>
       <w:rPr>
-        <w:rFonts w:ascii="Symbol" w:hAnsi="Symbol" w:hint="default"/>
+        <w:rFonts w:ascii="Symbol" w:hAnsi="Symbol" w:hint="default" w:eastAsia="黑体"/>
       </w:rPr>
     </w:lvl>
   </w:abstractNum>
@@ -2961,7 +3173,7 @@
         <w:ind w:hanging="360" w:left="1080"/>
       </w:pPr>
       <w:rPr>
-        <w:rFonts w:ascii="Symbol" w:hAnsi="Symbol" w:hint="default"/>
+        <w:rFonts w:ascii="Symbol" w:hAnsi="Symbol" w:hint="default" w:eastAsia="黑体"/>
       </w:rPr>
     </w:lvl>
   </w:abstractNum>
@@ -2982,7 +3194,7 @@
         <w:ind w:hanging="360" w:left="720"/>
       </w:pPr>
       <w:rPr>
-        <w:rFonts w:ascii="Symbol" w:hAnsi="Symbol" w:hint="default"/>
+        <w:rFonts w:ascii="Symbol" w:hAnsi="Symbol" w:hint="default" w:eastAsia="黑体"/>
       </w:rPr>
     </w:lvl>
   </w:abstractNum>
@@ -3021,7 +3233,7 @@
         <w:ind w:hanging="360" w:left="360"/>
       </w:pPr>
       <w:rPr>
-        <w:rFonts w:ascii="Symbol" w:hAnsi="Symbol" w:hint="default"/>
+        <w:rFonts w:ascii="Symbol" w:hAnsi="Symbol" w:hint="default" w:eastAsia="黑体"/>
       </w:rPr>
     </w:lvl>
   </w:abstractNum>
@@ -3112,7 +3324,7 @@
         <w:ind w:left="720" w:hanging="360"/>
       </w:pPr>
       <w:rPr>
-        <w:rFonts w:ascii="Symbol" w:hAnsi="Symbol" w:cs="Symbol" w:hint="default"/>
+        <w:rFonts w:ascii="Symbol" w:hAnsi="Symbol" w:cs="Symbol" w:hint="default" w:eastAsia="黑体"/>
       </w:rPr>
     </w:lvl>
     <w:lvl w:ilvl="1">
@@ -3123,7 +3335,7 @@
         <w:ind w:left="1440" w:hanging="360"/>
       </w:pPr>
       <w:rPr>
-        <w:rFonts w:ascii="Courier New" w:hAnsi="Courier New" w:cs="Courier New" w:hint="default"/>
+        <w:rFonts w:ascii="Courier New" w:hAnsi="Courier New" w:cs="Courier New" w:hint="default" w:eastAsia="黑体"/>
       </w:rPr>
     </w:lvl>
     <w:lvl w:ilvl="2">
@@ -3134,7 +3346,7 @@
         <w:ind w:left="2160" w:hanging="360"/>
       </w:pPr>
       <w:rPr>
-        <w:rFonts w:ascii="Wingdings" w:hAnsi="Wingdings" w:cs="Wingdings" w:hint="default"/>
+        <w:rFonts w:ascii="Wingdings" w:hAnsi="Wingdings" w:cs="Wingdings" w:hint="default" w:eastAsia="黑体"/>
       </w:rPr>
     </w:lvl>
     <w:lvl w:ilvl="3">
@@ -3145,7 +3357,7 @@
         <w:ind w:left="2880" w:hanging="360"/>
       </w:pPr>
       <w:rPr>
-        <w:rFonts w:ascii="Symbol" w:hAnsi="Symbol" w:cs="Symbol" w:hint="default"/>
+        <w:rFonts w:ascii="Symbol" w:hAnsi="Symbol" w:cs="Symbol" w:hint="default" w:eastAsia="黑体"/>
       </w:rPr>
     </w:lvl>
     <w:lvl w:ilvl="4">
@@ -3156,7 +3368,7 @@
         <w:ind w:left="3600" w:hanging="360"/>
       </w:pPr>
       <w:rPr>
-        <w:rFonts w:ascii="Courier New" w:hAnsi="Courier New" w:cs="Courier New" w:hint="default"/>
+        <w:rFonts w:ascii="Courier New" w:hAnsi="Courier New" w:cs="Courier New" w:hint="default" w:eastAsia="黑体"/>
       </w:rPr>
     </w:lvl>
     <w:lvl w:ilvl="5">
@@ -3167,7 +3379,7 @@
         <w:ind w:left="4320" w:hanging="360"/>
       </w:pPr>
       <w:rPr>
-        <w:rFonts w:ascii="Wingdings" w:hAnsi="Wingdings" w:cs="Wingdings" w:hint="default"/>
+        <w:rFonts w:ascii="Wingdings" w:hAnsi="Wingdings" w:cs="Wingdings" w:hint="default" w:eastAsia="黑体"/>
       </w:rPr>
     </w:lvl>
     <w:lvl w:ilvl="6">
@@ -3178,7 +3390,7 @@
         <w:ind w:left="5040" w:hanging="360"/>
       </w:pPr>
       <w:rPr>
-        <w:rFonts w:ascii="Symbol" w:hAnsi="Symbol" w:cs="Symbol" w:hint="default"/>
+        <w:rFonts w:ascii="Symbol" w:hAnsi="Symbol" w:cs="Symbol" w:hint="default" w:eastAsia="黑体"/>
       </w:rPr>
     </w:lvl>
     <w:lvl w:ilvl="7">
@@ -3189,7 +3401,7 @@
         <w:ind w:left="5760" w:hanging="360"/>
       </w:pPr>
       <w:rPr>
-        <w:rFonts w:ascii="Courier New" w:hAnsi="Courier New" w:cs="Courier New" w:hint="default"/>
+        <w:rFonts w:ascii="Courier New" w:hAnsi="Courier New" w:cs="Courier New" w:hint="default" w:eastAsia="黑体"/>
       </w:rPr>
     </w:lvl>
     <w:lvl w:ilvl="8">
@@ -3200,7 +3412,7 @@
         <w:ind w:left="6480" w:hanging="360"/>
       </w:pPr>
       <w:rPr>
-        <w:rFonts w:ascii="Wingdings" w:hAnsi="Wingdings" w:cs="Wingdings" w:hint="default"/>
+        <w:rFonts w:ascii="Wingdings" w:hAnsi="Wingdings" w:cs="Wingdings" w:hint="default" w:eastAsia="黑体"/>
       </w:rPr>
     </w:lvl>
   </w:abstractNum>
@@ -3256,11 +3468,11 @@
 </file>
 
 <file path=word/styles.xml><?xml version="1.0" encoding="utf-8"?>
-<w:styles xmlns:mc="http://schemas.openxmlformats.org/markup-compatibility/2006" xmlns:r="http://schemas.openxmlformats.org/officeDocument/2006/relationships" xmlns:w="http://schemas.openxmlformats.org/wordprocessingml/2006/main" xmlns:w14="http://schemas.microsoft.com/office/word/2010/wordml" mc:Ignorable="w14">
+<w:styles xmlns:mc="http://schemas.openxmlformats.org/markup-compatibility/2006" xmlns:w="http://schemas.openxmlformats.org/wordprocessingml/2006/main" xmlns:r="http://schemas.openxmlformats.org/officeDocument/2006/relationships" xmlns:w14="http://schemas.microsoft.com/office/word/2010/wordml" mc:Ignorable="w14">
   <w:docDefaults>
     <w:rPrDefault>
       <w:rPr>
-        <w:rFonts w:asciiTheme="minorHAnsi" w:cstheme="minorBidi" w:eastAsiaTheme="minorEastAsia" w:hAnsiTheme="minorHAnsi"/>
+        <w:rFonts w:asciiTheme="minorHAnsi" w:cstheme="minorBidi" w:hAnsiTheme="minorHAnsi" w:eastAsia="黑体"/>
         <w:sz w:val="22"/>
         <w:szCs w:val="22"/>
         <w:lang w:bidi="ar-SA" w:eastAsia="en-US" w:val="en-US"/>
@@ -3482,7 +3694,7 @@
       <w:outlineLvl w:val="0"/>
     </w:pPr>
     <w:rPr>
-      <w:rFonts w:ascii="Times New Roman" w:asciiTheme="majorHAnsi" w:cstheme="majorBidi" w:eastAsia="黑体" w:eastAsiaTheme="majorEastAsia" w:hAnsi="Times New Roman" w:hAnsiTheme="majorHAnsi"/>
+      <w:rFonts w:ascii="Times New Roman" w:asciiTheme="majorHAnsi" w:cstheme="majorBidi" w:eastAsia="黑体" w:hAnsi="Times New Roman" w:hAnsiTheme="majorHAnsi"/>
       <w:b/>
       <w:bCs/>
       <w:color w:val="1F3864"/>
@@ -3506,7 +3718,7 @@
       <w:outlineLvl w:val="1"/>
     </w:pPr>
     <w:rPr>
-      <w:rFonts w:ascii="Times New Roman" w:asciiTheme="majorHAnsi" w:cstheme="majorBidi" w:eastAsia="黑体" w:eastAsiaTheme="majorEastAsia" w:hAnsi="Times New Roman" w:hAnsiTheme="majorHAnsi"/>
+      <w:rFonts w:ascii="Times New Roman" w:asciiTheme="majorHAnsi" w:cstheme="majorBidi" w:eastAsia="黑体" w:hAnsi="Times New Roman" w:hAnsiTheme="majorHAnsi"/>
       <w:b/>
       <w:bCs/>
       <w:color w:val="2E4E7E"/>
@@ -3530,7 +3742,7 @@
       <w:outlineLvl w:val="2"/>
     </w:pPr>
     <w:rPr>
-      <w:rFonts w:ascii="Times New Roman" w:asciiTheme="majorHAnsi" w:cstheme="majorBidi" w:eastAsia="黑体" w:eastAsiaTheme="majorEastAsia" w:hAnsi="Times New Roman" w:hAnsiTheme="majorHAnsi"/>
+      <w:rFonts w:ascii="Times New Roman" w:asciiTheme="majorHAnsi" w:cstheme="majorBidi" w:eastAsia="黑体" w:hAnsi="Times New Roman" w:hAnsiTheme="majorHAnsi"/>
       <w:b/>
       <w:bCs/>
       <w:color w:val="2E4E7E"/>
@@ -3554,7 +3766,7 @@
       <w:outlineLvl w:val="3"/>
     </w:pPr>
     <w:rPr>
-      <w:rFonts w:ascii="Times New Roman" w:asciiTheme="majorHAnsi" w:cstheme="majorBidi" w:eastAsia="黑体" w:eastAsiaTheme="majorEastAsia" w:hAnsi="Times New Roman" w:hAnsiTheme="majorHAnsi"/>
+      <w:rFonts w:ascii="Times New Roman" w:asciiTheme="majorHAnsi" w:cstheme="majorBidi" w:eastAsia="黑体" w:hAnsi="Times New Roman" w:hAnsiTheme="majorHAnsi"/>
       <w:b/>
       <w:bCs/>
       <w:i/>
@@ -3580,7 +3792,7 @@
       <w:outlineLvl w:val="4"/>
     </w:pPr>
     <w:rPr>
-      <w:rFonts w:ascii="Times New Roman" w:asciiTheme="majorHAnsi" w:cstheme="majorBidi" w:eastAsia="黑体" w:eastAsiaTheme="majorEastAsia" w:hAnsi="Times New Roman" w:hAnsiTheme="majorHAnsi"/>
+      <w:rFonts w:ascii="Times New Roman" w:asciiTheme="majorHAnsi" w:cstheme="majorBidi" w:eastAsia="黑体" w:hAnsi="Times New Roman" w:hAnsiTheme="majorHAnsi"/>
       <w:b/>
       <w:color w:val="333333"/>
       <w:sz w:val="22"/>
@@ -3603,7 +3815,7 @@
       <w:outlineLvl w:val="5"/>
     </w:pPr>
     <w:rPr>
-      <w:rFonts w:asciiTheme="majorHAnsi" w:cstheme="majorBidi" w:eastAsiaTheme="majorEastAsia" w:hAnsiTheme="majorHAnsi"/>
+      <w:rFonts w:asciiTheme="majorHAnsi" w:cstheme="majorBidi" w:hAnsiTheme="majorHAnsi" w:eastAsia="黑体"/>
       <w:i/>
       <w:iCs/>
       <w:color w:themeColor="accent1" w:themeShade="7F" w:val="243F60"/>
@@ -3626,7 +3838,7 @@
       <w:outlineLvl w:val="6"/>
     </w:pPr>
     <w:rPr>
-      <w:rFonts w:asciiTheme="majorHAnsi" w:cstheme="majorBidi" w:eastAsiaTheme="majorEastAsia" w:hAnsiTheme="majorHAnsi"/>
+      <w:rFonts w:asciiTheme="majorHAnsi" w:cstheme="majorBidi" w:hAnsiTheme="majorHAnsi" w:eastAsia="黑体"/>
       <w:i/>
       <w:iCs/>
       <w:color w:themeColor="text1" w:themeTint="BF" w:val="404040"/>
@@ -3649,7 +3861,7 @@
       <w:outlineLvl w:val="7"/>
     </w:pPr>
     <w:rPr>
-      <w:rFonts w:asciiTheme="majorHAnsi" w:cstheme="majorBidi" w:eastAsiaTheme="majorEastAsia" w:hAnsiTheme="majorHAnsi"/>
+      <w:rFonts w:asciiTheme="majorHAnsi" w:cstheme="majorBidi" w:hAnsiTheme="majorHAnsi" w:eastAsia="黑体"/>
       <w:color w:themeColor="accent1" w:val="4F81BD"/>
       <w:sz w:val="20"/>
       <w:szCs w:val="20"/>
@@ -3672,7 +3884,7 @@
       <w:outlineLvl w:val="8"/>
     </w:pPr>
     <w:rPr>
-      <w:rFonts w:asciiTheme="majorHAnsi" w:cstheme="majorBidi" w:eastAsiaTheme="majorEastAsia" w:hAnsiTheme="majorHAnsi"/>
+      <w:rFonts w:asciiTheme="majorHAnsi" w:cstheme="majorBidi" w:hAnsiTheme="majorHAnsi" w:eastAsia="黑体"/>
       <w:i/>
       <w:iCs/>
       <w:color w:themeColor="text1" w:themeTint="BF" w:val="404040"/>
@@ -3723,7 +3935,7 @@
     <w:uiPriority w:val="9"/>
     <w:rsid w:val="00FC693F"/>
     <w:rPr>
-      <w:rFonts w:asciiTheme="majorHAnsi" w:cstheme="majorBidi" w:eastAsiaTheme="majorEastAsia" w:hAnsiTheme="majorHAnsi"/>
+      <w:rFonts w:asciiTheme="majorHAnsi" w:cstheme="majorBidi" w:hAnsiTheme="majorHAnsi" w:eastAsia="黑体"/>
       <w:b/>
       <w:bCs/>
       <w:color w:themeColor="accent1" w:themeShade="BF" w:val="365F91"/>
@@ -3738,7 +3950,7 @@
     <w:uiPriority w:val="9"/>
     <w:rsid w:val="00FC693F"/>
     <w:rPr>
-      <w:rFonts w:asciiTheme="majorHAnsi" w:cstheme="majorBidi" w:eastAsiaTheme="majorEastAsia" w:hAnsiTheme="majorHAnsi"/>
+      <w:rFonts w:asciiTheme="majorHAnsi" w:cstheme="majorBidi" w:hAnsiTheme="majorHAnsi" w:eastAsia="黑体"/>
       <w:b/>
       <w:bCs/>
       <w:color w:themeColor="accent1" w:val="4F81BD"/>
@@ -3753,7 +3965,7 @@
     <w:uiPriority w:val="9"/>
     <w:rsid w:val="00FC693F"/>
     <w:rPr>
-      <w:rFonts w:asciiTheme="majorHAnsi" w:cstheme="majorBidi" w:eastAsiaTheme="majorEastAsia" w:hAnsiTheme="majorHAnsi"/>
+      <w:rFonts w:asciiTheme="majorHAnsi" w:cstheme="majorBidi" w:hAnsiTheme="majorHAnsi" w:eastAsia="黑体"/>
       <w:b/>
       <w:bCs/>
       <w:color w:themeColor="accent1" w:val="4F81BD"/>
@@ -3776,7 +3988,7 @@
       <w:contextualSpacing/>
     </w:pPr>
     <w:rPr>
-      <w:rFonts w:ascii="Times New Roman" w:asciiTheme="majorHAnsi" w:cstheme="majorBidi" w:eastAsia="黑体" w:eastAsiaTheme="majorEastAsia" w:hAnsi="Times New Roman" w:hAnsiTheme="majorHAnsi"/>
+      <w:rFonts w:ascii="Times New Roman" w:asciiTheme="majorHAnsi" w:cstheme="majorBidi" w:eastAsia="黑体" w:hAnsi="Times New Roman" w:hAnsiTheme="majorHAnsi"/>
       <w:b/>
       <w:color w:val="1F3864"/>
       <w:spacing w:val="5"/>
@@ -3792,7 +4004,7 @@
     <w:uiPriority w:val="10"/>
     <w:rsid w:val="00FC693F"/>
     <w:rPr>
-      <w:rFonts w:asciiTheme="majorHAnsi" w:cstheme="majorBidi" w:eastAsiaTheme="majorEastAsia" w:hAnsiTheme="majorHAnsi"/>
+      <w:rFonts w:asciiTheme="majorHAnsi" w:cstheme="majorBidi" w:hAnsiTheme="majorHAnsi" w:eastAsia="黑体"/>
       <w:color w:themeColor="text2" w:themeShade="BF" w:val="17365D"/>
       <w:spacing w:val="5"/>
       <w:kern w:val="28"/>
@@ -3814,7 +4026,7 @@
       </w:numPr>
     </w:pPr>
     <w:rPr>
-      <w:rFonts w:asciiTheme="majorHAnsi" w:cstheme="majorBidi" w:eastAsiaTheme="majorEastAsia" w:hAnsiTheme="majorHAnsi"/>
+      <w:rFonts w:asciiTheme="majorHAnsi" w:cstheme="majorBidi" w:hAnsiTheme="majorHAnsi" w:eastAsia="黑体"/>
       <w:i/>
       <w:iCs/>
       <w:color w:themeColor="accent1" w:val="4F81BD"/>
@@ -3830,7 +4042,7 @@
     <w:uiPriority w:val="11"/>
     <w:rsid w:val="00FC693F"/>
     <w:rPr>
-      <w:rFonts w:asciiTheme="majorHAnsi" w:cstheme="majorBidi" w:eastAsiaTheme="majorEastAsia" w:hAnsiTheme="majorHAnsi"/>
+      <w:rFonts w:asciiTheme="majorHAnsi" w:cstheme="majorBidi" w:hAnsiTheme="majorHAnsi" w:eastAsia="黑体"/>
       <w:i/>
       <w:iCs/>
       <w:color w:themeColor="accent1" w:val="4F81BD"/>
@@ -3897,6 +4109,7 @@
       <w:spacing w:after="120"/>
     </w:pPr>
     <w:rPr>
+      <w:rFonts w:eastAsia="黑体"/>
       <w:sz w:val="16"/>
       <w:szCs w:val="16"/>
     </w:rPr>
@@ -3908,6 +4121,7 @@
     <w:uiPriority w:val="99"/>
     <w:rsid w:val="00AA1D8D"/>
     <w:rPr>
+      <w:rFonts w:eastAsia="黑体"/>
       <w:sz w:val="16"/>
       <w:szCs w:val="16"/>
     </w:rPr>
@@ -4077,7 +4291,7 @@
       </w:tabs>
     </w:pPr>
     <w:rPr>
-      <w:rFonts w:ascii="Courier" w:hAnsi="Courier"/>
+      <w:rFonts w:ascii="Courier" w:hAnsi="Courier" w:eastAsia="黑体"/>
       <w:sz w:val="20"/>
       <w:szCs w:val="20"/>
     </w:rPr>
@@ -4089,7 +4303,7 @@
     <w:uiPriority w:val="99"/>
     <w:rsid w:val="0029639D"/>
     <w:rPr>
-      <w:rFonts w:ascii="Courier" w:hAnsi="Courier"/>
+      <w:rFonts w:ascii="Courier" w:hAnsi="Courier" w:eastAsia="黑体"/>
       <w:sz w:val="20"/>
       <w:szCs w:val="20"/>
     </w:rPr>
@@ -4125,6 +4339,7 @@
     <w:uiPriority w:val="29"/>
     <w:rsid w:val="00FC693F"/>
     <w:rPr>
+      <w:rFonts w:eastAsia="黑体"/>
       <w:i/>
       <w:iCs/>
       <w:color w:themeColor="text1" w:val="000000"/>
@@ -4138,7 +4353,7 @@
     <w:semiHidden/>
     <w:rsid w:val="00FC693F"/>
     <w:rPr>
-      <w:rFonts w:asciiTheme="majorHAnsi" w:cstheme="majorBidi" w:eastAsiaTheme="majorEastAsia" w:hAnsiTheme="majorHAnsi"/>
+      <w:rFonts w:asciiTheme="majorHAnsi" w:cstheme="majorBidi" w:hAnsiTheme="majorHAnsi" w:eastAsia="黑体"/>
       <w:b/>
       <w:bCs/>
       <w:i/>
@@ -4154,7 +4369,7 @@
     <w:semiHidden/>
     <w:rsid w:val="00FC693F"/>
     <w:rPr>
-      <w:rFonts w:asciiTheme="majorHAnsi" w:cstheme="majorBidi" w:eastAsiaTheme="majorEastAsia" w:hAnsiTheme="majorHAnsi"/>
+      <w:rFonts w:asciiTheme="majorHAnsi" w:cstheme="majorBidi" w:hAnsiTheme="majorHAnsi" w:eastAsia="黑体"/>
       <w:color w:themeColor="accent1" w:themeShade="7F" w:val="243F60"/>
     </w:rPr>
   </w:style>
@@ -4166,7 +4381,7 @@
     <w:semiHidden/>
     <w:rsid w:val="00FC693F"/>
     <w:rPr>
-      <w:rFonts w:asciiTheme="majorHAnsi" w:cstheme="majorBidi" w:eastAsiaTheme="majorEastAsia" w:hAnsiTheme="majorHAnsi"/>
+      <w:rFonts w:asciiTheme="majorHAnsi" w:cstheme="majorBidi" w:hAnsiTheme="majorHAnsi" w:eastAsia="黑体"/>
       <w:i/>
       <w:iCs/>
       <w:color w:themeColor="accent1" w:themeShade="7F" w:val="243F60"/>
@@ -4180,7 +4395,7 @@
     <w:semiHidden/>
     <w:rsid w:val="00FC693F"/>
     <w:rPr>
-      <w:rFonts w:asciiTheme="majorHAnsi" w:cstheme="majorBidi" w:eastAsiaTheme="majorEastAsia" w:hAnsiTheme="majorHAnsi"/>
+      <w:rFonts w:asciiTheme="majorHAnsi" w:cstheme="majorBidi" w:hAnsiTheme="majorHAnsi" w:eastAsia="黑体"/>
       <w:i/>
       <w:iCs/>
       <w:color w:themeColor="text1" w:themeTint="BF" w:val="404040"/>
@@ -4194,7 +4409,7 @@
     <w:semiHidden/>
     <w:rsid w:val="00FC693F"/>
     <w:rPr>
-      <w:rFonts w:asciiTheme="majorHAnsi" w:cstheme="majorBidi" w:eastAsiaTheme="majorEastAsia" w:hAnsiTheme="majorHAnsi"/>
+      <w:rFonts w:asciiTheme="majorHAnsi" w:cstheme="majorBidi" w:hAnsiTheme="majorHAnsi" w:eastAsia="黑体"/>
       <w:color w:themeColor="accent1" w:val="4F81BD"/>
       <w:sz w:val="20"/>
       <w:szCs w:val="20"/>
@@ -4208,7 +4423,7 @@
     <w:semiHidden/>
     <w:rsid w:val="00FC693F"/>
     <w:rPr>
-      <w:rFonts w:asciiTheme="majorHAnsi" w:cstheme="majorBidi" w:eastAsiaTheme="majorEastAsia" w:hAnsiTheme="majorHAnsi"/>
+      <w:rFonts w:asciiTheme="majorHAnsi" w:cstheme="majorBidi" w:hAnsiTheme="majorHAnsi" w:eastAsia="黑体"/>
       <w:i/>
       <w:iCs/>
       <w:color w:themeColor="text1" w:themeTint="BF" w:val="404040"/>
@@ -4229,6 +4444,7 @@
       <w:spacing w:line="240" w:lineRule="auto"/>
     </w:pPr>
     <w:rPr>
+      <w:rFonts w:eastAsia="黑体"/>
       <w:b/>
       <w:bCs/>
       <w:color w:themeColor="accent1" w:val="4F81BD"/>
@@ -4243,6 +4459,7 @@
     <w:qFormat/>
     <w:rsid w:val="00FC693F"/>
     <w:rPr>
+      <w:rFonts w:eastAsia="黑体"/>
       <w:b/>
       <w:bCs/>
     </w:rPr>
@@ -4254,6 +4471,7 @@
     <w:qFormat/>
     <w:rsid w:val="00FC693F"/>
     <w:rPr>
+      <w:rFonts w:eastAsia="黑体"/>
       <w:i/>
       <w:iCs/>
     </w:rPr>
@@ -4274,6 +4492,7 @@
       <w:ind w:left="936" w:right="936"/>
     </w:pPr>
     <w:rPr>
+      <w:rFonts w:eastAsia="黑体"/>
       <w:b/>
       <w:bCs/>
       <w:i/>
@@ -4288,6 +4507,7 @@
     <w:uiPriority w:val="30"/>
     <w:rsid w:val="00FC693F"/>
     <w:rPr>
+      <w:rFonts w:eastAsia="黑体"/>
       <w:b/>
       <w:bCs/>
       <w:i/>
@@ -4302,6 +4522,7 @@
     <w:qFormat/>
     <w:rsid w:val="00FC693F"/>
     <w:rPr>
+      <w:rFonts w:eastAsia="黑体"/>
       <w:i/>
       <w:iCs/>
       <w:color w:themeColor="text1" w:themeTint="7F" w:val="808080"/>
@@ -4314,6 +4535,7 @@
     <w:qFormat/>
     <w:rsid w:val="00FC693F"/>
     <w:rPr>
+      <w:rFonts w:eastAsia="黑体"/>
       <w:b/>
       <w:bCs/>
       <w:i/>
@@ -4328,6 +4550,7 @@
     <w:qFormat/>
     <w:rsid w:val="00FC693F"/>
     <w:rPr>
+      <w:rFonts w:eastAsia="黑体"/>
       <w:smallCaps/>
       <w:color w:themeColor="accent2" w:val="C0504D"/>
       <w:u w:val="single"/>
@@ -4340,6 +4563,7 @@
     <w:qFormat/>
     <w:rsid w:val="00FC693F"/>
     <w:rPr>
+      <w:rFonts w:eastAsia="黑体"/>
       <w:b/>
       <w:bCs/>
       <w:smallCaps/>
@@ -4355,6 +4579,7 @@
     <w:qFormat/>
     <w:rsid w:val="00FC693F"/>
     <w:rPr>
+      <w:rFonts w:eastAsia="黑体"/>
       <w:b/>
       <w:bCs/>
       <w:smallCaps/>
@@ -4409,6 +4634,7 @@
       <w:spacing w:after="0" w:line="240" w:lineRule="auto"/>
     </w:pPr>
     <w:rPr>
+      <w:rFonts w:eastAsia="黑体"/>
       <w:color w:themeColor="text1" w:themeShade="BF" w:val="000000"/>
     </w:rPr>
     <w:tblPr>
@@ -4431,6 +4657,7 @@
         <w:spacing w:after="0" w:before="0" w:line="240" w:lineRule="auto"/>
       </w:pPr>
       <w:rPr>
+        <w:rFonts w:eastAsia="黑体"/>
         <w:b/>
         <w:bCs/>
       </w:rPr>
@@ -4451,6 +4678,7 @@
         <w:spacing w:after="0" w:before="0" w:line="240" w:lineRule="auto"/>
       </w:pPr>
       <w:rPr>
+        <w:rFonts w:eastAsia="黑体"/>
         <w:b/>
         <w:bCs/>
       </w:rPr>
@@ -4468,12 +4696,14 @@
     </w:tblStylePr>
     <w:tblStylePr w:type="firstCol">
       <w:rPr>
+        <w:rFonts w:eastAsia="黑体"/>
         <w:b/>
         <w:bCs/>
       </w:rPr>
     </w:tblStylePr>
     <w:tblStylePr w:type="lastCol">
       <w:rPr>
+        <w:rFonts w:eastAsia="黑体"/>
         <w:b/>
         <w:bCs/>
       </w:rPr>
@@ -4512,6 +4742,7 @@
       <w:spacing w:after="0" w:line="240" w:lineRule="auto"/>
     </w:pPr>
     <w:rPr>
+      <w:rFonts w:eastAsia="黑体"/>
       <w:color w:themeColor="accent1" w:themeShade="BF" w:val="365F91"/>
     </w:rPr>
     <w:tblPr>
@@ -4534,6 +4765,7 @@
         <w:spacing w:after="0" w:before="0" w:line="240" w:lineRule="auto"/>
       </w:pPr>
       <w:rPr>
+        <w:rFonts w:eastAsia="黑体"/>
         <w:b/>
         <w:bCs/>
       </w:rPr>
@@ -4554,6 +4786,7 @@
         <w:spacing w:after="0" w:before="0" w:line="240" w:lineRule="auto"/>
       </w:pPr>
       <w:rPr>
+        <w:rFonts w:eastAsia="黑体"/>
         <w:b/>
         <w:bCs/>
       </w:rPr>
@@ -4571,12 +4804,14 @@
     </w:tblStylePr>
     <w:tblStylePr w:type="firstCol">
       <w:rPr>
+        <w:rFonts w:eastAsia="黑体"/>
         <w:b/>
         <w:bCs/>
       </w:rPr>
     </w:tblStylePr>
     <w:tblStylePr w:type="lastCol">
       <w:rPr>
+        <w:rFonts w:eastAsia="黑体"/>
         <w:b/>
         <w:bCs/>
       </w:rPr>
@@ -4615,6 +4850,7 @@
       <w:spacing w:after="0" w:line="240" w:lineRule="auto"/>
     </w:pPr>
     <w:rPr>
+      <w:rFonts w:eastAsia="黑体"/>
       <w:color w:themeColor="accent2" w:themeShade="BF" w:val="943634"/>
     </w:rPr>
     <w:tblPr>
@@ -4637,6 +4873,7 @@
         <w:spacing w:after="0" w:before="0" w:line="240" w:lineRule="auto"/>
       </w:pPr>
       <w:rPr>
+        <w:rFonts w:eastAsia="黑体"/>
         <w:b/>
         <w:bCs/>
       </w:rPr>
@@ -4657,6 +4894,7 @@
         <w:spacing w:after="0" w:before="0" w:line="240" w:lineRule="auto"/>
       </w:pPr>
       <w:rPr>
+        <w:rFonts w:eastAsia="黑体"/>
         <w:b/>
         <w:bCs/>
       </w:rPr>
@@ -4674,12 +4912,14 @@
     </w:tblStylePr>
     <w:tblStylePr w:type="firstCol">
       <w:rPr>
+        <w:rFonts w:eastAsia="黑体"/>
         <w:b/>
         <w:bCs/>
       </w:rPr>
     </w:tblStylePr>
     <w:tblStylePr w:type="lastCol">
       <w:rPr>
+        <w:rFonts w:eastAsia="黑体"/>
         <w:b/>
         <w:bCs/>
       </w:rPr>
@@ -4718,6 +4958,7 @@
       <w:spacing w:after="0" w:line="240" w:lineRule="auto"/>
     </w:pPr>
     <w:rPr>
+      <w:rFonts w:eastAsia="黑体"/>
       <w:color w:themeColor="accent3" w:themeShade="BF" w:val="76923C"/>
     </w:rPr>
     <w:tblPr>
@@ -4740,6 +4981,7 @@
         <w:spacing w:after="0" w:before="0" w:line="240" w:lineRule="auto"/>
       </w:pPr>
       <w:rPr>
+        <w:rFonts w:eastAsia="黑体"/>
         <w:b/>
         <w:bCs/>
       </w:rPr>
@@ -4760,6 +5002,7 @@
         <w:spacing w:after="0" w:before="0" w:line="240" w:lineRule="auto"/>
       </w:pPr>
       <w:rPr>
+        <w:rFonts w:eastAsia="黑体"/>
         <w:b/>
         <w:bCs/>
       </w:rPr>
@@ -4777,12 +5020,14 @@
     </w:tblStylePr>
     <w:tblStylePr w:type="firstCol">
       <w:rPr>
+        <w:rFonts w:eastAsia="黑体"/>
         <w:b/>
         <w:bCs/>
       </w:rPr>
     </w:tblStylePr>
     <w:tblStylePr w:type="lastCol">
       <w:rPr>
+        <w:rFonts w:eastAsia="黑体"/>
         <w:b/>
         <w:bCs/>
       </w:rPr>
@@ -4821,6 +5066,7 @@
       <w:spacing w:after="0" w:line="240" w:lineRule="auto"/>
     </w:pPr>
     <w:rPr>
+      <w:rFonts w:eastAsia="黑体"/>
       <w:color w:themeColor="accent4" w:themeShade="BF" w:val="5F497A"/>
     </w:rPr>
     <w:tblPr>
@@ -4843,6 +5089,7 @@
         <w:spacing w:after="0" w:before="0" w:line="240" w:lineRule="auto"/>
       </w:pPr>
       <w:rPr>
+        <w:rFonts w:eastAsia="黑体"/>
         <w:b/>
         <w:bCs/>
       </w:rPr>
@@ -4863,6 +5110,7 @@
         <w:spacing w:after="0" w:before="0" w:line="240" w:lineRule="auto"/>
       </w:pPr>
       <w:rPr>
+        <w:rFonts w:eastAsia="黑体"/>
         <w:b/>
         <w:bCs/>
       </w:rPr>
@@ -4880,12 +5128,14 @@
     </w:tblStylePr>
     <w:tblStylePr w:type="firstCol">
       <w:rPr>
+        <w:rFonts w:eastAsia="黑体"/>
         <w:b/>
         <w:bCs/>
       </w:rPr>
     </w:tblStylePr>
     <w:tblStylePr w:type="lastCol">
       <w:rPr>
+        <w:rFonts w:eastAsia="黑体"/>
         <w:b/>
         <w:bCs/>
       </w:rPr>
@@ -4924,6 +5174,7 @@
       <w:spacing w:after="0" w:line="240" w:lineRule="auto"/>
     </w:pPr>
     <w:rPr>
+      <w:rFonts w:eastAsia="黑体"/>
       <w:color w:themeColor="accent5" w:themeShade="BF" w:val="31849B"/>
     </w:rPr>
     <w:tblPr>
@@ -4946,6 +5197,7 @@
         <w:spacing w:after="0" w:before="0" w:line="240" w:lineRule="auto"/>
       </w:pPr>
       <w:rPr>
+        <w:rFonts w:eastAsia="黑体"/>
         <w:b/>
         <w:bCs/>
       </w:rPr>
@@ -4966,6 +5218,7 @@
         <w:spacing w:after="0" w:before="0" w:line="240" w:lineRule="auto"/>
       </w:pPr>
       <w:rPr>
+        <w:rFonts w:eastAsia="黑体"/>
         <w:b/>
         <w:bCs/>
       </w:rPr>
@@ -4983,12 +5236,14 @@
     </w:tblStylePr>
     <w:tblStylePr w:type="firstCol">
       <w:rPr>
+        <w:rFonts w:eastAsia="黑体"/>
         <w:b/>
         <w:bCs/>
       </w:rPr>
     </w:tblStylePr>
     <w:tblStylePr w:type="lastCol">
       <w:rPr>
+        <w:rFonts w:eastAsia="黑体"/>
         <w:b/>
         <w:bCs/>
       </w:rPr>
@@ -5027,6 +5282,7 @@
       <w:spacing w:after="0" w:line="240" w:lineRule="auto"/>
     </w:pPr>
     <w:rPr>
+      <w:rFonts w:eastAsia="黑体"/>
       <w:color w:themeColor="accent6" w:themeShade="BF" w:val="E36C0A"/>
     </w:rPr>
     <w:tblPr>
@@ -5049,6 +5305,7 @@
         <w:spacing w:after="0" w:before="0" w:line="240" w:lineRule="auto"/>
       </w:pPr>
       <w:rPr>
+        <w:rFonts w:eastAsia="黑体"/>
         <w:b/>
         <w:bCs/>
       </w:rPr>
@@ -5069,6 +5326,7 @@
         <w:spacing w:after="0" w:before="0" w:line="240" w:lineRule="auto"/>
       </w:pPr>
       <w:rPr>
+        <w:rFonts w:eastAsia="黑体"/>
         <w:b/>
         <w:bCs/>
       </w:rPr>
@@ -5086,12 +5344,14 @@
     </w:tblStylePr>
     <w:tblStylePr w:type="firstCol">
       <w:rPr>
+        <w:rFonts w:eastAsia="黑体"/>
         <w:b/>
         <w:bCs/>
       </w:rPr>
     </w:tblStylePr>
     <w:tblStylePr w:type="lastCol">
       <w:rPr>
+        <w:rFonts w:eastAsia="黑体"/>
         <w:b/>
         <w:bCs/>
       </w:rPr>
@@ -5151,6 +5411,7 @@
         <w:spacing w:after="0" w:before="0" w:line="240" w:lineRule="auto"/>
       </w:pPr>
       <w:rPr>
+        <w:rFonts w:eastAsia="黑体"/>
         <w:b/>
         <w:bCs/>
         <w:color w:themeColor="background1" w:val="FFFFFF"/>
@@ -5165,6 +5426,7 @@
         <w:spacing w:after="0" w:before="0" w:line="240" w:lineRule="auto"/>
       </w:pPr>
       <w:rPr>
+        <w:rFonts w:eastAsia="黑体"/>
         <w:b/>
         <w:bCs/>
       </w:rPr>
@@ -5180,12 +5442,14 @@
     </w:tblStylePr>
     <w:tblStylePr w:type="firstCol">
       <w:rPr>
+        <w:rFonts w:eastAsia="黑体"/>
         <w:b/>
         <w:bCs/>
       </w:rPr>
     </w:tblStylePr>
     <w:tblStylePr w:type="lastCol">
       <w:rPr>
+        <w:rFonts w:eastAsia="黑体"/>
         <w:b/>
         <w:bCs/>
       </w:rPr>
@@ -5243,6 +5507,7 @@
         <w:spacing w:after="0" w:before="0" w:line="240" w:lineRule="auto"/>
       </w:pPr>
       <w:rPr>
+        <w:rFonts w:eastAsia="黑体"/>
         <w:b/>
         <w:bCs/>
         <w:color w:themeColor="background1" w:val="FFFFFF"/>
@@ -5257,6 +5522,7 @@
         <w:spacing w:after="0" w:before="0" w:line="240" w:lineRule="auto"/>
       </w:pPr>
       <w:rPr>
+        <w:rFonts w:eastAsia="黑体"/>
         <w:b/>
         <w:bCs/>
       </w:rPr>
@@ -5272,12 +5538,14 @@
     </w:tblStylePr>
     <w:tblStylePr w:type="firstCol">
       <w:rPr>
+        <w:rFonts w:eastAsia="黑体"/>
         <w:b/>
         <w:bCs/>
       </w:rPr>
     </w:tblStylePr>
     <w:tblStylePr w:type="lastCol">
       <w:rPr>
+        <w:rFonts w:eastAsia="黑体"/>
         <w:b/>
         <w:bCs/>
       </w:rPr>
@@ -5335,6 +5603,7 @@
         <w:spacing w:after="0" w:before="0" w:line="240" w:lineRule="auto"/>
       </w:pPr>
       <w:rPr>
+        <w:rFonts w:eastAsia="黑体"/>
         <w:b/>
         <w:bCs/>
         <w:color w:themeColor="background1" w:val="FFFFFF"/>
@@ -5349,6 +5618,7 @@
         <w:spacing w:after="0" w:before="0" w:line="240" w:lineRule="auto"/>
       </w:pPr>
       <w:rPr>
+        <w:rFonts w:eastAsia="黑体"/>
         <w:b/>
         <w:bCs/>
       </w:rPr>
@@ -5364,12 +5634,14 @@
     </w:tblStylePr>
     <w:tblStylePr w:type="firstCol">
       <w:rPr>
+        <w:rFonts w:eastAsia="黑体"/>
         <w:b/>
         <w:bCs/>
       </w:rPr>
     </w:tblStylePr>
     <w:tblStylePr w:type="lastCol">
       <w:rPr>
+        <w:rFonts w:eastAsia="黑体"/>
         <w:b/>
         <w:bCs/>
       </w:rPr>
@@ -5427,6 +5699,7 @@
         <w:spacing w:after="0" w:before="0" w:line="240" w:lineRule="auto"/>
       </w:pPr>
       <w:rPr>
+        <w:rFonts w:eastAsia="黑体"/>
         <w:b/>
         <w:bCs/>
         <w:color w:themeColor="background1" w:val="FFFFFF"/>
@@ -5441,6 +5714,7 @@
         <w:spacing w:after="0" w:before="0" w:line="240" w:lineRule="auto"/>
       </w:pPr>
       <w:rPr>
+        <w:rFonts w:eastAsia="黑体"/>
         <w:b/>
         <w:bCs/>
       </w:rPr>
@@ -5456,12 +5730,14 @@
     </w:tblStylePr>
     <w:tblStylePr w:type="firstCol">
       <w:rPr>
+        <w:rFonts w:eastAsia="黑体"/>
         <w:b/>
         <w:bCs/>
       </w:rPr>
     </w:tblStylePr>
     <w:tblStylePr w:type="lastCol">
       <w:rPr>
+        <w:rFonts w:eastAsia="黑体"/>
         <w:b/>
         <w:bCs/>
       </w:rPr>
@@ -5519,6 +5795,7 @@
         <w:spacing w:after="0" w:before="0" w:line="240" w:lineRule="auto"/>
       </w:pPr>
       <w:rPr>
+        <w:rFonts w:eastAsia="黑体"/>
         <w:b/>
         <w:bCs/>
         <w:color w:themeColor="background1" w:val="FFFFFF"/>
@@ -5533,6 +5810,7 @@
         <w:spacing w:after="0" w:before="0" w:line="240" w:lineRule="auto"/>
       </w:pPr>
       <w:rPr>
+        <w:rFonts w:eastAsia="黑体"/>
         <w:b/>
         <w:bCs/>
       </w:rPr>
@@ -5548,12 +5826,14 @@
     </w:tblStylePr>
     <w:tblStylePr w:type="firstCol">
       <w:rPr>
+        <w:rFonts w:eastAsia="黑体"/>
         <w:b/>
         <w:bCs/>
       </w:rPr>
     </w:tblStylePr>
     <w:tblStylePr w:type="lastCol">
       <w:rPr>
+        <w:rFonts w:eastAsia="黑体"/>
         <w:b/>
         <w:bCs/>
       </w:rPr>
@@ -5611,6 +5891,7 @@
         <w:spacing w:after="0" w:before="0" w:line="240" w:lineRule="auto"/>
       </w:pPr>
       <w:rPr>
+        <w:rFonts w:eastAsia="黑体"/>
         <w:b/>
         <w:bCs/>
         <w:color w:themeColor="background1" w:val="FFFFFF"/>
@@ -5625,6 +5906,7 @@
         <w:spacing w:after="0" w:before="0" w:line="240" w:lineRule="auto"/>
       </w:pPr>
       <w:rPr>
+        <w:rFonts w:eastAsia="黑体"/>
         <w:b/>
         <w:bCs/>
       </w:rPr>
@@ -5640,12 +5922,14 @@
     </w:tblStylePr>
     <w:tblStylePr w:type="firstCol">
       <w:rPr>
+        <w:rFonts w:eastAsia="黑体"/>
         <w:b/>
         <w:bCs/>
       </w:rPr>
     </w:tblStylePr>
     <w:tblStylePr w:type="lastCol">
       <w:rPr>
+        <w:rFonts w:eastAsia="黑体"/>
         <w:b/>
         <w:bCs/>
       </w:rPr>
@@ -5703,6 +5987,7 @@
         <w:spacing w:after="0" w:before="0" w:line="240" w:lineRule="auto"/>
       </w:pPr>
       <w:rPr>
+        <w:rFonts w:eastAsia="黑体"/>
         <w:b/>
         <w:bCs/>
         <w:color w:themeColor="background1" w:val="FFFFFF"/>
@@ -5717,6 +6002,7 @@
         <w:spacing w:after="0" w:before="0" w:line="240" w:lineRule="auto"/>
       </w:pPr>
       <w:rPr>
+        <w:rFonts w:eastAsia="黑体"/>
         <w:b/>
         <w:bCs/>
       </w:rPr>
@@ -5732,12 +6018,14 @@
     </w:tblStylePr>
     <w:tblStylePr w:type="firstCol">
       <w:rPr>
+        <w:rFonts w:eastAsia="黑体"/>
         <w:b/>
         <w:bCs/>
       </w:rPr>
     </w:tblStylePr>
     <w:tblStylePr w:type="lastCol">
       <w:rPr>
+        <w:rFonts w:eastAsia="黑体"/>
         <w:b/>
         <w:bCs/>
       </w:rPr>
@@ -5797,7 +6085,7 @@
         <w:spacing w:after="0" w:before="0" w:line="240" w:lineRule="auto"/>
       </w:pPr>
       <w:rPr>
-        <w:rFonts w:asciiTheme="majorHAnsi" w:cstheme="majorBidi" w:eastAsiaTheme="majorEastAsia" w:hAnsiTheme="majorHAnsi"/>
+        <w:rFonts w:asciiTheme="majorHAnsi" w:cstheme="majorBidi" w:hAnsiTheme="majorHAnsi" w:eastAsia="黑体"/>
         <w:b/>
         <w:bCs/>
       </w:rPr>
@@ -5818,7 +6106,7 @@
         <w:spacing w:after="0" w:before="0" w:line="240" w:lineRule="auto"/>
       </w:pPr>
       <w:rPr>
-        <w:rFonts w:asciiTheme="majorHAnsi" w:cstheme="majorBidi" w:eastAsiaTheme="majorEastAsia" w:hAnsiTheme="majorHAnsi"/>
+        <w:rFonts w:asciiTheme="majorHAnsi" w:cstheme="majorBidi" w:hAnsiTheme="majorHAnsi" w:eastAsia="黑体"/>
         <w:b/>
         <w:bCs/>
       </w:rPr>
@@ -5836,14 +6124,14 @@
     </w:tblStylePr>
     <w:tblStylePr w:type="firstCol">
       <w:rPr>
-        <w:rFonts w:asciiTheme="majorHAnsi" w:cstheme="majorBidi" w:eastAsiaTheme="majorEastAsia" w:hAnsiTheme="majorHAnsi"/>
+        <w:rFonts w:asciiTheme="majorHAnsi" w:cstheme="majorBidi" w:hAnsiTheme="majorHAnsi" w:eastAsia="黑体"/>
         <w:b/>
         <w:bCs/>
       </w:rPr>
     </w:tblStylePr>
     <w:tblStylePr w:type="lastCol">
       <w:rPr>
-        <w:rFonts w:asciiTheme="majorHAnsi" w:cstheme="majorBidi" w:eastAsiaTheme="majorEastAsia" w:hAnsiTheme="majorHAnsi"/>
+        <w:rFonts w:asciiTheme="majorHAnsi" w:cstheme="majorBidi" w:hAnsiTheme="majorHAnsi" w:eastAsia="黑体"/>
         <w:b/>
         <w:bCs/>
       </w:rPr>
@@ -5927,7 +6215,7 @@
         <w:spacing w:after="0" w:before="0" w:line="240" w:lineRule="auto"/>
       </w:pPr>
       <w:rPr>
-        <w:rFonts w:asciiTheme="majorHAnsi" w:cstheme="majorBidi" w:eastAsiaTheme="majorEastAsia" w:hAnsiTheme="majorHAnsi"/>
+        <w:rFonts w:asciiTheme="majorHAnsi" w:cstheme="majorBidi" w:hAnsiTheme="majorHAnsi" w:eastAsia="黑体"/>
         <w:b/>
         <w:bCs/>
       </w:rPr>
@@ -5948,7 +6236,7 @@
         <w:spacing w:after="0" w:before="0" w:line="240" w:lineRule="auto"/>
       </w:pPr>
       <w:rPr>
-        <w:rFonts w:asciiTheme="majorHAnsi" w:cstheme="majorBidi" w:eastAsiaTheme="majorEastAsia" w:hAnsiTheme="majorHAnsi"/>
+        <w:rFonts w:asciiTheme="majorHAnsi" w:cstheme="majorBidi" w:hAnsiTheme="majorHAnsi" w:eastAsia="黑体"/>
         <w:b/>
         <w:bCs/>
       </w:rPr>
@@ -5966,14 +6254,14 @@
     </w:tblStylePr>
     <w:tblStylePr w:type="firstCol">
       <w:rPr>
-        <w:rFonts w:asciiTheme="majorHAnsi" w:cstheme="majorBidi" w:eastAsiaTheme="majorEastAsia" w:hAnsiTheme="majorHAnsi"/>
+        <w:rFonts w:asciiTheme="majorHAnsi" w:cstheme="majorBidi" w:hAnsiTheme="majorHAnsi" w:eastAsia="黑体"/>
         <w:b/>
         <w:bCs/>
       </w:rPr>
     </w:tblStylePr>
     <w:tblStylePr w:type="lastCol">
       <w:rPr>
-        <w:rFonts w:asciiTheme="majorHAnsi" w:cstheme="majorBidi" w:eastAsiaTheme="majorEastAsia" w:hAnsiTheme="majorHAnsi"/>
+        <w:rFonts w:asciiTheme="majorHAnsi" w:cstheme="majorBidi" w:hAnsiTheme="majorHAnsi" w:eastAsia="黑体"/>
         <w:b/>
         <w:bCs/>
       </w:rPr>
@@ -6057,7 +6345,7 @@
         <w:spacing w:after="0" w:before="0" w:line="240" w:lineRule="auto"/>
       </w:pPr>
       <w:rPr>
-        <w:rFonts w:asciiTheme="majorHAnsi" w:cstheme="majorBidi" w:eastAsiaTheme="majorEastAsia" w:hAnsiTheme="majorHAnsi"/>
+        <w:rFonts w:asciiTheme="majorHAnsi" w:cstheme="majorBidi" w:hAnsiTheme="majorHAnsi" w:eastAsia="黑体"/>
         <w:b/>
         <w:bCs/>
       </w:rPr>
@@ -6078,7 +6366,7 @@
         <w:spacing w:after="0" w:before="0" w:line="240" w:lineRule="auto"/>
       </w:pPr>
       <w:rPr>
-        <w:rFonts w:asciiTheme="majorHAnsi" w:cstheme="majorBidi" w:eastAsiaTheme="majorEastAsia" w:hAnsiTheme="majorHAnsi"/>
+        <w:rFonts w:asciiTheme="majorHAnsi" w:cstheme="majorBidi" w:hAnsiTheme="majorHAnsi" w:eastAsia="黑体"/>
         <w:b/>
         <w:bCs/>
       </w:rPr>
@@ -6096,14 +6384,14 @@
     </w:tblStylePr>
     <w:tblStylePr w:type="firstCol">
       <w:rPr>
-        <w:rFonts w:asciiTheme="majorHAnsi" w:cstheme="majorBidi" w:eastAsiaTheme="majorEastAsia" w:hAnsiTheme="majorHAnsi"/>
+        <w:rFonts w:asciiTheme="majorHAnsi" w:cstheme="majorBidi" w:hAnsiTheme="majorHAnsi" w:eastAsia="黑体"/>
         <w:b/>
         <w:bCs/>
       </w:rPr>
     </w:tblStylePr>
     <w:tblStylePr w:type="lastCol">
       <w:rPr>
-        <w:rFonts w:asciiTheme="majorHAnsi" w:cstheme="majorBidi" w:eastAsiaTheme="majorEastAsia" w:hAnsiTheme="majorHAnsi"/>
+        <w:rFonts w:asciiTheme="majorHAnsi" w:cstheme="majorBidi" w:hAnsiTheme="majorHAnsi" w:eastAsia="黑体"/>
         <w:b/>
         <w:bCs/>
       </w:rPr>
@@ -6187,7 +6475,7 @@
         <w:spacing w:after="0" w:before="0" w:line="240" w:lineRule="auto"/>
       </w:pPr>
       <w:rPr>
-        <w:rFonts w:asciiTheme="majorHAnsi" w:cstheme="majorBidi" w:eastAsiaTheme="majorEastAsia" w:hAnsiTheme="majorHAnsi"/>
+        <w:rFonts w:asciiTheme="majorHAnsi" w:cstheme="majorBidi" w:hAnsiTheme="majorHAnsi" w:eastAsia="黑体"/>
         <w:b/>
         <w:bCs/>
       </w:rPr>
@@ -6208,7 +6496,7 @@
         <w:spacing w:after="0" w:before="0" w:line="240" w:lineRule="auto"/>
       </w:pPr>
       <w:rPr>
-        <w:rFonts w:asciiTheme="majorHAnsi" w:cstheme="majorBidi" w:eastAsiaTheme="majorEastAsia" w:hAnsiTheme="majorHAnsi"/>
+        <w:rFonts w:asciiTheme="majorHAnsi" w:cstheme="majorBidi" w:hAnsiTheme="majorHAnsi" w:eastAsia="黑体"/>
         <w:b/>
         <w:bCs/>
       </w:rPr>
@@ -6226,14 +6514,14 @@
     </w:tblStylePr>
     <w:tblStylePr w:type="firstCol">
       <w:rPr>
-        <w:rFonts w:asciiTheme="majorHAnsi" w:cstheme="majorBidi" w:eastAsiaTheme="majorEastAsia" w:hAnsiTheme="majorHAnsi"/>
+        <w:rFonts w:asciiTheme="majorHAnsi" w:cstheme="majorBidi" w:hAnsiTheme="majorHAnsi" w:eastAsia="黑体"/>
         <w:b/>
         <w:bCs/>
       </w:rPr>
     </w:tblStylePr>
     <w:tblStylePr w:type="lastCol">
       <w:rPr>
-        <w:rFonts w:asciiTheme="majorHAnsi" w:cstheme="majorBidi" w:eastAsiaTheme="majorEastAsia" w:hAnsiTheme="majorHAnsi"/>
+        <w:rFonts w:asciiTheme="majorHAnsi" w:cstheme="majorBidi" w:hAnsiTheme="majorHAnsi" w:eastAsia="黑体"/>
         <w:b/>
         <w:bCs/>
       </w:rPr>
@@ -6317,7 +6605,7 @@
         <w:spacing w:after="0" w:before="0" w:line="240" w:lineRule="auto"/>
       </w:pPr>
       <w:rPr>
-        <w:rFonts w:asciiTheme="majorHAnsi" w:cstheme="majorBidi" w:eastAsiaTheme="majorEastAsia" w:hAnsiTheme="majorHAnsi"/>
+        <w:rFonts w:asciiTheme="majorHAnsi" w:cstheme="majorBidi" w:hAnsiTheme="majorHAnsi" w:eastAsia="黑体"/>
         <w:b/>
         <w:bCs/>
       </w:rPr>
@@ -6338,7 +6626,7 @@
         <w:spacing w:after="0" w:before="0" w:line="240" w:lineRule="auto"/>
       </w:pPr>
       <w:rPr>
-        <w:rFonts w:asciiTheme="majorHAnsi" w:cstheme="majorBidi" w:eastAsiaTheme="majorEastAsia" w:hAnsiTheme="majorHAnsi"/>
+        <w:rFonts w:asciiTheme="majorHAnsi" w:cstheme="majorBidi" w:hAnsiTheme="majorHAnsi" w:eastAsia="黑体"/>
         <w:b/>
         <w:bCs/>
       </w:rPr>
@@ -6356,14 +6644,14 @@
     </w:tblStylePr>
     <w:tblStylePr w:type="firstCol">
       <w:rPr>
-        <w:rFonts w:asciiTheme="majorHAnsi" w:cstheme="majorBidi" w:eastAsiaTheme="majorEastAsia" w:hAnsiTheme="majorHAnsi"/>
+        <w:rFonts w:asciiTheme="majorHAnsi" w:cstheme="majorBidi" w:hAnsiTheme="majorHAnsi" w:eastAsia="黑体"/>
         <w:b/>
         <w:bCs/>
       </w:rPr>
     </w:tblStylePr>
     <w:tblStylePr w:type="lastCol">
       <w:rPr>
-        <w:rFonts w:asciiTheme="majorHAnsi" w:cstheme="majorBidi" w:eastAsiaTheme="majorEastAsia" w:hAnsiTheme="majorHAnsi"/>
+        <w:rFonts w:asciiTheme="majorHAnsi" w:cstheme="majorBidi" w:hAnsiTheme="majorHAnsi" w:eastAsia="黑体"/>
         <w:b/>
         <w:bCs/>
       </w:rPr>
@@ -6447,7 +6735,7 @@
         <w:spacing w:after="0" w:before="0" w:line="240" w:lineRule="auto"/>
       </w:pPr>
       <w:rPr>
-        <w:rFonts w:asciiTheme="majorHAnsi" w:cstheme="majorBidi" w:eastAsiaTheme="majorEastAsia" w:hAnsiTheme="majorHAnsi"/>
+        <w:rFonts w:asciiTheme="majorHAnsi" w:cstheme="majorBidi" w:hAnsiTheme="majorHAnsi" w:eastAsia="黑体"/>
         <w:b/>
         <w:bCs/>
       </w:rPr>
@@ -6468,7 +6756,7 @@
         <w:spacing w:after="0" w:before="0" w:line="240" w:lineRule="auto"/>
       </w:pPr>
       <w:rPr>
-        <w:rFonts w:asciiTheme="majorHAnsi" w:cstheme="majorBidi" w:eastAsiaTheme="majorEastAsia" w:hAnsiTheme="majorHAnsi"/>
+        <w:rFonts w:asciiTheme="majorHAnsi" w:cstheme="majorBidi" w:hAnsiTheme="majorHAnsi" w:eastAsia="黑体"/>
         <w:b/>
         <w:bCs/>
       </w:rPr>
@@ -6486,14 +6774,14 @@
     </w:tblStylePr>
     <w:tblStylePr w:type="firstCol">
       <w:rPr>
-        <w:rFonts w:asciiTheme="majorHAnsi" w:cstheme="majorBidi" w:eastAsiaTheme="majorEastAsia" w:hAnsiTheme="majorHAnsi"/>
+        <w:rFonts w:asciiTheme="majorHAnsi" w:cstheme="majorBidi" w:hAnsiTheme="majorHAnsi" w:eastAsia="黑体"/>
         <w:b/>
         <w:bCs/>
       </w:rPr>
     </w:tblStylePr>
     <w:tblStylePr w:type="lastCol">
       <w:rPr>
-        <w:rFonts w:asciiTheme="majorHAnsi" w:cstheme="majorBidi" w:eastAsiaTheme="majorEastAsia" w:hAnsiTheme="majorHAnsi"/>
+        <w:rFonts w:asciiTheme="majorHAnsi" w:cstheme="majorBidi" w:hAnsiTheme="majorHAnsi" w:eastAsia="黑体"/>
         <w:b/>
         <w:bCs/>
       </w:rPr>
@@ -6577,7 +6865,7 @@
         <w:spacing w:after="0" w:before="0" w:line="240" w:lineRule="auto"/>
       </w:pPr>
       <w:rPr>
-        <w:rFonts w:asciiTheme="majorHAnsi" w:cstheme="majorBidi" w:eastAsiaTheme="majorEastAsia" w:hAnsiTheme="majorHAnsi"/>
+        <w:rFonts w:asciiTheme="majorHAnsi" w:cstheme="majorBidi" w:hAnsiTheme="majorHAnsi" w:eastAsia="黑体"/>
         <w:b/>
         <w:bCs/>
       </w:rPr>
@@ -6598,7 +6886,7 @@
         <w:spacing w:after="0" w:before="0" w:line="240" w:lineRule="auto"/>
       </w:pPr>
       <w:rPr>
-        <w:rFonts w:asciiTheme="majorHAnsi" w:cstheme="majorBidi" w:eastAsiaTheme="majorEastAsia" w:hAnsiTheme="majorHAnsi"/>
+        <w:rFonts w:asciiTheme="majorHAnsi" w:cstheme="majorBidi" w:hAnsiTheme="majorHAnsi" w:eastAsia="黑体"/>
         <w:b/>
         <w:bCs/>
       </w:rPr>
@@ -6616,14 +6904,14 @@
     </w:tblStylePr>
     <w:tblStylePr w:type="firstCol">
       <w:rPr>
-        <w:rFonts w:asciiTheme="majorHAnsi" w:cstheme="majorBidi" w:eastAsiaTheme="majorEastAsia" w:hAnsiTheme="majorHAnsi"/>
+        <w:rFonts w:asciiTheme="majorHAnsi" w:cstheme="majorBidi" w:hAnsiTheme="majorHAnsi" w:eastAsia="黑体"/>
         <w:b/>
         <w:bCs/>
       </w:rPr>
     </w:tblStylePr>
     <w:tblStylePr w:type="lastCol">
       <w:rPr>
-        <w:rFonts w:asciiTheme="majorHAnsi" w:cstheme="majorBidi" w:eastAsiaTheme="majorEastAsia" w:hAnsiTheme="majorHAnsi"/>
+        <w:rFonts w:asciiTheme="majorHAnsi" w:cstheme="majorBidi" w:hAnsiTheme="majorHAnsi" w:eastAsia="黑体"/>
         <w:b/>
         <w:bCs/>
       </w:rPr>
@@ -6706,6 +6994,7 @@
         <w:spacing w:after="0" w:before="0" w:line="240" w:lineRule="auto"/>
       </w:pPr>
       <w:rPr>
+        <w:rFonts w:eastAsia="黑体"/>
         <w:b/>
         <w:bCs/>
         <w:color w:themeColor="background1" w:val="FFFFFF"/>
@@ -6728,6 +7017,7 @@
         <w:spacing w:after="0" w:before="0" w:line="240" w:lineRule="auto"/>
       </w:pPr>
       <w:rPr>
+        <w:rFonts w:eastAsia="黑体"/>
         <w:b/>
         <w:bCs/>
       </w:rPr>
@@ -6745,12 +7035,14 @@
     </w:tblStylePr>
     <w:tblStylePr w:type="firstCol">
       <w:rPr>
+        <w:rFonts w:eastAsia="黑体"/>
         <w:b/>
         <w:bCs/>
       </w:rPr>
     </w:tblStylePr>
     <w:tblStylePr w:type="lastCol">
       <w:rPr>
+        <w:rFonts w:eastAsia="黑体"/>
         <w:b/>
         <w:bCs/>
       </w:rPr>
@@ -6812,6 +7104,7 @@
         <w:spacing w:after="0" w:before="0" w:line="240" w:lineRule="auto"/>
       </w:pPr>
       <w:rPr>
+        <w:rFonts w:eastAsia="黑体"/>
         <w:b/>
         <w:bCs/>
         <w:color w:themeColor="background1" w:val="FFFFFF"/>
@@ -6834,6 +7127,7 @@
         <w:spacing w:after="0" w:before="0" w:line="240" w:lineRule="auto"/>
       </w:pPr>
       <w:rPr>
+        <w:rFonts w:eastAsia="黑体"/>
         <w:b/>
         <w:bCs/>
       </w:rPr>
@@ -6851,12 +7145,14 @@
     </w:tblStylePr>
     <w:tblStylePr w:type="firstCol">
       <w:rPr>
+        <w:rFonts w:eastAsia="黑体"/>
         <w:b/>
         <w:bCs/>
       </w:rPr>
     </w:tblStylePr>
     <w:tblStylePr w:type="lastCol">
       <w:rPr>
+        <w:rFonts w:eastAsia="黑体"/>
         <w:b/>
         <w:bCs/>
       </w:rPr>
@@ -6918,6 +7214,7 @@
         <w:spacing w:after="0" w:before="0" w:line="240" w:lineRule="auto"/>
       </w:pPr>
       <w:rPr>
+        <w:rFonts w:eastAsia="黑体"/>
         <w:b/>
         <w:bCs/>
         <w:color w:themeColor="background1" w:val="FFFFFF"/>
@@ -6940,6 +7237,7 @@
         <w:spacing w:after="0" w:before="0" w:line="240" w:lineRule="auto"/>
       </w:pPr>
       <w:rPr>
+        <w:rFonts w:eastAsia="黑体"/>
         <w:b/>
         <w:bCs/>
       </w:rPr>
@@ -6957,12 +7255,14 @@
     </w:tblStylePr>
     <w:tblStylePr w:type="firstCol">
       <w:rPr>
+        <w:rFonts w:eastAsia="黑体"/>
         <w:b/>
         <w:bCs/>
       </w:rPr>
     </w:tblStylePr>
     <w:tblStylePr w:type="lastCol">
       <w:rPr>
+        <w:rFonts w:eastAsia="黑体"/>
         <w:b/>
         <w:bCs/>
       </w:rPr>
@@ -7024,6 +7324,7 @@
         <w:spacing w:after="0" w:before="0" w:line="240" w:lineRule="auto"/>
       </w:pPr>
       <w:rPr>
+        <w:rFonts w:eastAsia="黑体"/>
         <w:b/>
         <w:bCs/>
         <w:color w:themeColor="background1" w:val="FFFFFF"/>
@@ -7046,6 +7347,7 @@
         <w:spacing w:after="0" w:before="0" w:line="240" w:lineRule="auto"/>
       </w:pPr>
       <w:rPr>
+        <w:rFonts w:eastAsia="黑体"/>
         <w:b/>
         <w:bCs/>
       </w:rPr>
@@ -7063,12 +7365,14 @@
     </w:tblStylePr>
     <w:tblStylePr w:type="firstCol">
       <w:rPr>
+        <w:rFonts w:eastAsia="黑体"/>
         <w:b/>
         <w:bCs/>
       </w:rPr>
     </w:tblStylePr>
     <w:tblStylePr w:type="lastCol">
       <w:rPr>
+        <w:rFonts w:eastAsia="黑体"/>
         <w:b/>
         <w:bCs/>
       </w:rPr>
@@ -7130,6 +7434,7 @@
         <w:spacing w:after="0" w:before="0" w:line="240" w:lineRule="auto"/>
       </w:pPr>
       <w:rPr>
+        <w:rFonts w:eastAsia="黑体"/>
         <w:b/>
         <w:bCs/>
         <w:color w:themeColor="background1" w:val="FFFFFF"/>
@@ -7152,6 +7457,7 @@
         <w:spacing w:after="0" w:before="0" w:line="240" w:lineRule="auto"/>
       </w:pPr>
       <w:rPr>
+        <w:rFonts w:eastAsia="黑体"/>
         <w:b/>
         <w:bCs/>
       </w:rPr>
@@ -7169,12 +7475,14 @@
     </w:tblStylePr>
     <w:tblStylePr w:type="firstCol">
       <w:rPr>
+        <w:rFonts w:eastAsia="黑体"/>
         <w:b/>
         <w:bCs/>
       </w:rPr>
     </w:tblStylePr>
     <w:tblStylePr w:type="lastCol">
       <w:rPr>
+        <w:rFonts w:eastAsia="黑体"/>
         <w:b/>
         <w:bCs/>
       </w:rPr>
@@ -7236,6 +7544,7 @@
         <w:spacing w:after="0" w:before="0" w:line="240" w:lineRule="auto"/>
       </w:pPr>
       <w:rPr>
+        <w:rFonts w:eastAsia="黑体"/>
         <w:b/>
         <w:bCs/>
         <w:color w:themeColor="background1" w:val="FFFFFF"/>
@@ -7258,6 +7567,7 @@
         <w:spacing w:after="0" w:before="0" w:line="240" w:lineRule="auto"/>
       </w:pPr>
       <w:rPr>
+        <w:rFonts w:eastAsia="黑体"/>
         <w:b/>
         <w:bCs/>
       </w:rPr>
@@ -7275,12 +7585,14 @@
     </w:tblStylePr>
     <w:tblStylePr w:type="firstCol">
       <w:rPr>
+        <w:rFonts w:eastAsia="黑体"/>
         <w:b/>
         <w:bCs/>
       </w:rPr>
     </w:tblStylePr>
     <w:tblStylePr w:type="lastCol">
       <w:rPr>
+        <w:rFonts w:eastAsia="黑体"/>
         <w:b/>
         <w:bCs/>
       </w:rPr>
@@ -7342,6 +7654,7 @@
         <w:spacing w:after="0" w:before="0" w:line="240" w:lineRule="auto"/>
       </w:pPr>
       <w:rPr>
+        <w:rFonts w:eastAsia="黑体"/>
         <w:b/>
         <w:bCs/>
         <w:color w:themeColor="background1" w:val="FFFFFF"/>
@@ -7364,6 +7677,7 @@
         <w:spacing w:after="0" w:before="0" w:line="240" w:lineRule="auto"/>
       </w:pPr>
       <w:rPr>
+        <w:rFonts w:eastAsia="黑体"/>
         <w:b/>
         <w:bCs/>
       </w:rPr>
@@ -7381,12 +7695,14 @@
     </w:tblStylePr>
     <w:tblStylePr w:type="firstCol">
       <w:rPr>
+        <w:rFonts w:eastAsia="黑体"/>
         <w:b/>
         <w:bCs/>
       </w:rPr>
     </w:tblStylePr>
     <w:tblStylePr w:type="lastCol">
       <w:rPr>
+        <w:rFonts w:eastAsia="黑体"/>
         <w:b/>
         <w:bCs/>
       </w:rPr>
@@ -7445,6 +7761,7 @@
         <w:spacing w:after="0" w:before="0" w:line="240" w:lineRule="auto"/>
       </w:pPr>
       <w:rPr>
+        <w:rFonts w:eastAsia="黑体"/>
         <w:b/>
         <w:bCs/>
         <w:color w:themeColor="background1" w:val="FFFFFF"/>
@@ -7467,6 +7784,7 @@
         <w:spacing w:after="0" w:before="0" w:line="240" w:lineRule="auto"/>
       </w:pPr>
       <w:rPr>
+        <w:rFonts w:eastAsia="黑体"/>
         <w:color w:val="auto"/>
       </w:rPr>
       <w:tblPr/>
@@ -7484,6 +7802,7 @@
     </w:tblStylePr>
     <w:tblStylePr w:type="firstCol">
       <w:rPr>
+        <w:rFonts w:eastAsia="黑体"/>
         <w:b/>
         <w:bCs/>
         <w:color w:themeColor="background1" w:val="FFFFFF"/>
@@ -7503,6 +7822,7 @@
     </w:tblStylePr>
     <w:tblStylePr w:type="lastCol">
       <w:rPr>
+        <w:rFonts w:eastAsia="黑体"/>
         <w:b/>
         <w:bCs/>
         <w:color w:themeColor="background1" w:val="FFFFFF"/>
@@ -7551,6 +7871,7 @@
     </w:tblStylePr>
     <w:tblStylePr w:type="nwCell">
       <w:rPr>
+        <w:rFonts w:eastAsia="黑体"/>
         <w:color w:themeColor="background1" w:val="FFFFFF"/>
       </w:rPr>
       <w:tblPr/>
@@ -7594,6 +7915,7 @@
         <w:spacing w:after="0" w:before="0" w:line="240" w:lineRule="auto"/>
       </w:pPr>
       <w:rPr>
+        <w:rFonts w:eastAsia="黑体"/>
         <w:b/>
         <w:bCs/>
         <w:color w:themeColor="background1" w:val="FFFFFF"/>
@@ -7616,6 +7938,7 @@
         <w:spacing w:after="0" w:before="0" w:line="240" w:lineRule="auto"/>
       </w:pPr>
       <w:rPr>
+        <w:rFonts w:eastAsia="黑体"/>
         <w:color w:val="auto"/>
       </w:rPr>
       <w:tblPr/>
@@ -7633,6 +7956,7 @@
     </w:tblStylePr>
     <w:tblStylePr w:type="firstCol">
       <w:rPr>
+        <w:rFonts w:eastAsia="黑体"/>
         <w:b/>
         <w:bCs/>
         <w:color w:themeColor="background1" w:val="FFFFFF"/>
@@ -7652,6 +7976,7 @@
     </w:tblStylePr>
     <w:tblStylePr w:type="lastCol">
       <w:rPr>
+        <w:rFonts w:eastAsia="黑体"/>
         <w:b/>
         <w:bCs/>
         <w:color w:themeColor="background1" w:val="FFFFFF"/>
@@ -7700,6 +8025,7 @@
     </w:tblStylePr>
     <w:tblStylePr w:type="nwCell">
       <w:rPr>
+        <w:rFonts w:eastAsia="黑体"/>
         <w:color w:themeColor="background1" w:val="FFFFFF"/>
       </w:rPr>
       <w:tblPr/>
@@ -7743,6 +8069,7 @@
         <w:spacing w:after="0" w:before="0" w:line="240" w:lineRule="auto"/>
       </w:pPr>
       <w:rPr>
+        <w:rFonts w:eastAsia="黑体"/>
         <w:b/>
         <w:bCs/>
         <w:color w:themeColor="background1" w:val="FFFFFF"/>
@@ -7765,6 +8092,7 @@
         <w:spacing w:after="0" w:before="0" w:line="240" w:lineRule="auto"/>
       </w:pPr>
       <w:rPr>
+        <w:rFonts w:eastAsia="黑体"/>
         <w:color w:val="auto"/>
       </w:rPr>
       <w:tblPr/>
@@ -7782,6 +8110,7 @@
     </w:tblStylePr>
     <w:tblStylePr w:type="firstCol">
       <w:rPr>
+        <w:rFonts w:eastAsia="黑体"/>
         <w:b/>
         <w:bCs/>
         <w:color w:themeColor="background1" w:val="FFFFFF"/>
@@ -7801,6 +8130,7 @@
     </w:tblStylePr>
     <w:tblStylePr w:type="lastCol">
       <w:rPr>
+        <w:rFonts w:eastAsia="黑体"/>
         <w:b/>
         <w:bCs/>
         <w:color w:themeColor="background1" w:val="FFFFFF"/>
@@ -7849,6 +8179,7 @@
     </w:tblStylePr>
     <w:tblStylePr w:type="nwCell">
       <w:rPr>
+        <w:rFonts w:eastAsia="黑体"/>
         <w:color w:themeColor="background1" w:val="FFFFFF"/>
       </w:rPr>
       <w:tblPr/>
@@ -7892,6 +8223,7 @@
         <w:spacing w:after="0" w:before="0" w:line="240" w:lineRule="auto"/>
       </w:pPr>
       <w:rPr>
+        <w:rFonts w:eastAsia="黑体"/>
         <w:b/>
         <w:bCs/>
         <w:color w:themeColor="background1" w:val="FFFFFF"/>
@@ -7914,6 +8246,7 @@
         <w:spacing w:after="0" w:before="0" w:line="240" w:lineRule="auto"/>
       </w:pPr>
       <w:rPr>
+        <w:rFonts w:eastAsia="黑体"/>
         <w:color w:val="auto"/>
       </w:rPr>
       <w:tblPr/>
@@ -7931,6 +8264,7 @@
     </w:tblStylePr>
     <w:tblStylePr w:type="firstCol">
       <w:rPr>
+        <w:rFonts w:eastAsia="黑体"/>
         <w:b/>
         <w:bCs/>
         <w:color w:themeColor="background1" w:val="FFFFFF"/>
@@ -7950,6 +8284,7 @@
     </w:tblStylePr>
     <w:tblStylePr w:type="lastCol">
       <w:rPr>
+        <w:rFonts w:eastAsia="黑体"/>
         <w:b/>
         <w:bCs/>
         <w:color w:themeColor="background1" w:val="FFFFFF"/>
@@ -7998,6 +8333,7 @@
     </w:tblStylePr>
     <w:tblStylePr w:type="nwCell">
       <w:rPr>
+        <w:rFonts w:eastAsia="黑体"/>
         <w:color w:themeColor="background1" w:val="FFFFFF"/>
       </w:rPr>
       <w:tblPr/>
@@ -8041,6 +8377,7 @@
         <w:spacing w:after="0" w:before="0" w:line="240" w:lineRule="auto"/>
       </w:pPr>
       <w:rPr>
+        <w:rFonts w:eastAsia="黑体"/>
         <w:b/>
         <w:bCs/>
         <w:color w:themeColor="background1" w:val="FFFFFF"/>
@@ -8063,6 +8400,7 @@
         <w:spacing w:after="0" w:before="0" w:line="240" w:lineRule="auto"/>
       </w:pPr>
       <w:rPr>
+        <w:rFonts w:eastAsia="黑体"/>
         <w:color w:val="auto"/>
       </w:rPr>
       <w:tblPr/>
@@ -8080,6 +8418,7 @@
     </w:tblStylePr>
     <w:tblStylePr w:type="firstCol">
       <w:rPr>
+        <w:rFonts w:eastAsia="黑体"/>
         <w:b/>
         <w:bCs/>
         <w:color w:themeColor="background1" w:val="FFFFFF"/>
@@ -8099,6 +8438,7 @@
     </w:tblStylePr>
     <w:tblStylePr w:type="lastCol">
       <w:rPr>
+        <w:rFonts w:eastAsia="黑体"/>
         <w:b/>
         <w:bCs/>
         <w:color w:themeColor="background1" w:val="FFFFFF"/>
@@ -8147,6 +8487,7 @@
     </w:tblStylePr>
     <w:tblStylePr w:type="nwCell">
       <w:rPr>
+        <w:rFonts w:eastAsia="黑体"/>
         <w:color w:themeColor="background1" w:val="FFFFFF"/>
       </w:rPr>
       <w:tblPr/>
@@ -8190,6 +8531,7 @@
         <w:spacing w:after="0" w:before="0" w:line="240" w:lineRule="auto"/>
       </w:pPr>
       <w:rPr>
+        <w:rFonts w:eastAsia="黑体"/>
         <w:b/>
         <w:bCs/>
         <w:color w:themeColor="background1" w:val="FFFFFF"/>
@@ -8212,6 +8554,7 @@
         <w:spacing w:after="0" w:before="0" w:line="240" w:lineRule="auto"/>
       </w:pPr>
       <w:rPr>
+        <w:rFonts w:eastAsia="黑体"/>
         <w:color w:val="auto"/>
       </w:rPr>
       <w:tblPr/>
@@ -8229,6 +8572,7 @@
     </w:tblStylePr>
     <w:tblStylePr w:type="firstCol">
       <w:rPr>
+        <w:rFonts w:eastAsia="黑体"/>
         <w:b/>
         <w:bCs/>
         <w:color w:themeColor="background1" w:val="FFFFFF"/>
@@ -8248,6 +8592,7 @@
     </w:tblStylePr>
     <w:tblStylePr w:type="lastCol">
       <w:rPr>
+        <w:rFonts w:eastAsia="黑体"/>
         <w:b/>
         <w:bCs/>
         <w:color w:themeColor="background1" w:val="FFFFFF"/>
@@ -8296,6 +8641,7 @@
     </w:tblStylePr>
     <w:tblStylePr w:type="nwCell">
       <w:rPr>
+        <w:rFonts w:eastAsia="黑体"/>
         <w:color w:themeColor="background1" w:val="FFFFFF"/>
       </w:rPr>
       <w:tblPr/>
@@ -8339,6 +8685,7 @@
         <w:spacing w:after="0" w:before="0" w:line="240" w:lineRule="auto"/>
       </w:pPr>
       <w:rPr>
+        <w:rFonts w:eastAsia="黑体"/>
         <w:b/>
         <w:bCs/>
         <w:color w:themeColor="background1" w:val="FFFFFF"/>
@@ -8361,6 +8708,7 @@
         <w:spacing w:after="0" w:before="0" w:line="240" w:lineRule="auto"/>
       </w:pPr>
       <w:rPr>
+        <w:rFonts w:eastAsia="黑体"/>
         <w:color w:val="auto"/>
       </w:rPr>
       <w:tblPr/>
@@ -8378,6 +8726,7 @@
     </w:tblStylePr>
     <w:tblStylePr w:type="firstCol">
       <w:rPr>
+        <w:rFonts w:eastAsia="黑体"/>
         <w:b/>
         <w:bCs/>
         <w:color w:themeColor="background1" w:val="FFFFFF"/>
@@ -8397,6 +8746,7 @@
     </w:tblStylePr>
     <w:tblStylePr w:type="lastCol">
       <w:rPr>
+        <w:rFonts w:eastAsia="黑体"/>
         <w:b/>
         <w:bCs/>
         <w:color w:themeColor="background1" w:val="FFFFFF"/>
@@ -8445,6 +8795,7 @@
     </w:tblStylePr>
     <w:tblStylePr w:type="nwCell">
       <w:rPr>
+        <w:rFonts w:eastAsia="黑体"/>
         <w:color w:themeColor="background1" w:val="FFFFFF"/>
       </w:rPr>
       <w:tblPr/>
@@ -8469,6 +8820,7 @@
       <w:spacing w:after="0" w:line="240" w:lineRule="auto"/>
     </w:pPr>
     <w:rPr>
+      <w:rFonts w:eastAsia="黑体"/>
       <w:color w:themeColor="text1" w:val="000000"/>
     </w:rPr>
     <w:tblPr>
@@ -8488,7 +8840,7 @@
     </w:tblPr>
     <w:tblStylePr w:type="firstRow">
       <w:rPr>
-        <w:rFonts w:asciiTheme="majorHAnsi" w:cstheme="majorBidi" w:eastAsiaTheme="majorEastAsia" w:hAnsiTheme="majorHAnsi"/>
+        <w:rFonts w:asciiTheme="majorHAnsi" w:cstheme="majorBidi" w:hAnsiTheme="majorHAnsi" w:eastAsia="黑体"/>
       </w:rPr>
       <w:tblPr/>
       <w:tcPr>
@@ -8500,6 +8852,7 @@
     </w:tblStylePr>
     <w:tblStylePr w:type="lastRow">
       <w:rPr>
+        <w:rFonts w:eastAsia="黑体"/>
         <w:b/>
         <w:bCs/>
         <w:color w:themeColor="text2" w:val="1F497D"/>
@@ -8514,12 +8867,14 @@
     </w:tblStylePr>
     <w:tblStylePr w:type="firstCol">
       <w:rPr>
+        <w:rFonts w:eastAsia="黑体"/>
         <w:b/>
         <w:bCs/>
       </w:rPr>
     </w:tblStylePr>
     <w:tblStylePr w:type="lastCol">
       <w:rPr>
+        <w:rFonts w:eastAsia="黑体"/>
         <w:b/>
         <w:bCs/>
       </w:rPr>
@@ -8553,6 +8908,7 @@
       <w:spacing w:after="0" w:line="240" w:lineRule="auto"/>
     </w:pPr>
     <w:rPr>
+      <w:rFonts w:eastAsia="黑体"/>
       <w:color w:themeColor="text1" w:val="000000"/>
     </w:rPr>
     <w:tblPr>
@@ -8572,7 +8928,7 @@
     </w:tblPr>
     <w:tblStylePr w:type="firstRow">
       <w:rPr>
-        <w:rFonts w:asciiTheme="majorHAnsi" w:cstheme="majorBidi" w:eastAsiaTheme="majorEastAsia" w:hAnsiTheme="majorHAnsi"/>
+        <w:rFonts w:asciiTheme="majorHAnsi" w:cstheme="majorBidi" w:hAnsiTheme="majorHAnsi" w:eastAsia="黑体"/>
       </w:rPr>
       <w:tblPr/>
       <w:tcPr>
@@ -8584,6 +8940,7 @@
     </w:tblStylePr>
     <w:tblStylePr w:type="lastRow">
       <w:rPr>
+        <w:rFonts w:eastAsia="黑体"/>
         <w:b/>
         <w:bCs/>
         <w:color w:themeColor="text2" w:val="1F497D"/>
@@ -8598,12 +8955,14 @@
     </w:tblStylePr>
     <w:tblStylePr w:type="firstCol">
       <w:rPr>
+        <w:rFonts w:eastAsia="黑体"/>
         <w:b/>
         <w:bCs/>
       </w:rPr>
     </w:tblStylePr>
     <w:tblStylePr w:type="lastCol">
       <w:rPr>
+        <w:rFonts w:eastAsia="黑体"/>
         <w:b/>
         <w:bCs/>
       </w:rPr>
@@ -8637,6 +8996,7 @@
       <w:spacing w:after="0" w:line="240" w:lineRule="auto"/>
     </w:pPr>
     <w:rPr>
+      <w:rFonts w:eastAsia="黑体"/>
       <w:color w:themeColor="text1" w:val="000000"/>
     </w:rPr>
     <w:tblPr>
@@ -8656,7 +9016,7 @@
     </w:tblPr>
     <w:tblStylePr w:type="firstRow">
       <w:rPr>
-        <w:rFonts w:asciiTheme="majorHAnsi" w:cstheme="majorBidi" w:eastAsiaTheme="majorEastAsia" w:hAnsiTheme="majorHAnsi"/>
+        <w:rFonts w:asciiTheme="majorHAnsi" w:cstheme="majorBidi" w:hAnsiTheme="majorHAnsi" w:eastAsia="黑体"/>
       </w:rPr>
       <w:tblPr/>
       <w:tcPr>
@@ -8668,6 +9028,7 @@
     </w:tblStylePr>
     <w:tblStylePr w:type="lastRow">
       <w:rPr>
+        <w:rFonts w:eastAsia="黑体"/>
         <w:b/>
         <w:bCs/>
         <w:color w:themeColor="text2" w:val="1F497D"/>
@@ -8682,12 +9043,14 @@
     </w:tblStylePr>
     <w:tblStylePr w:type="firstCol">
       <w:rPr>
+        <w:rFonts w:eastAsia="黑体"/>
         <w:b/>
         <w:bCs/>
       </w:rPr>
     </w:tblStylePr>
     <w:tblStylePr w:type="lastCol">
       <w:rPr>
+        <w:rFonts w:eastAsia="黑体"/>
         <w:b/>
         <w:bCs/>
       </w:rPr>
@@ -8721,6 +9084,7 @@
       <w:spacing w:after="0" w:line="240" w:lineRule="auto"/>
     </w:pPr>
     <w:rPr>
+      <w:rFonts w:eastAsia="黑体"/>
       <w:color w:themeColor="text1" w:val="000000"/>
     </w:rPr>
     <w:tblPr>
@@ -8740,7 +9104,7 @@
     </w:tblPr>
     <w:tblStylePr w:type="firstRow">
       <w:rPr>
-        <w:rFonts w:asciiTheme="majorHAnsi" w:cstheme="majorBidi" w:eastAsiaTheme="majorEastAsia" w:hAnsiTheme="majorHAnsi"/>
+        <w:rFonts w:asciiTheme="majorHAnsi" w:cstheme="majorBidi" w:hAnsiTheme="majorHAnsi" w:eastAsia="黑体"/>
       </w:rPr>
       <w:tblPr/>
       <w:tcPr>
@@ -8752,6 +9116,7 @@
     </w:tblStylePr>
     <w:tblStylePr w:type="lastRow">
       <w:rPr>
+        <w:rFonts w:eastAsia="黑体"/>
         <w:b/>
         <w:bCs/>
         <w:color w:themeColor="text2" w:val="1F497D"/>
@@ -8766,12 +9131,14 @@
     </w:tblStylePr>
     <w:tblStylePr w:type="firstCol">
       <w:rPr>
+        <w:rFonts w:eastAsia="黑体"/>
         <w:b/>
         <w:bCs/>
       </w:rPr>
     </w:tblStylePr>
     <w:tblStylePr w:type="lastCol">
       <w:rPr>
+        <w:rFonts w:eastAsia="黑体"/>
         <w:b/>
         <w:bCs/>
       </w:rPr>
@@ -8805,6 +9172,7 @@
       <w:spacing w:after="0" w:line="240" w:lineRule="auto"/>
     </w:pPr>
     <w:rPr>
+      <w:rFonts w:eastAsia="黑体"/>
       <w:color w:themeColor="text1" w:val="000000"/>
     </w:rPr>
     <w:tblPr>
@@ -8824,7 +9192,7 @@
     </w:tblPr>
     <w:tblStylePr w:type="firstRow">
       <w:rPr>
-        <w:rFonts w:asciiTheme="majorHAnsi" w:cstheme="majorBidi" w:eastAsiaTheme="majorEastAsia" w:hAnsiTheme="majorHAnsi"/>
+        <w:rFonts w:asciiTheme="majorHAnsi" w:cstheme="majorBidi" w:hAnsiTheme="majorHAnsi" w:eastAsia="黑体"/>
       </w:rPr>
       <w:tblPr/>
       <w:tcPr>
@@ -8836,6 +9204,7 @@
     </w:tblStylePr>
     <w:tblStylePr w:type="lastRow">
       <w:rPr>
+        <w:rFonts w:eastAsia="黑体"/>
         <w:b/>
         <w:bCs/>
         <w:color w:themeColor="text2" w:val="1F497D"/>
@@ -8850,12 +9219,14 @@
     </w:tblStylePr>
     <w:tblStylePr w:type="firstCol">
       <w:rPr>
+        <w:rFonts w:eastAsia="黑体"/>
         <w:b/>
         <w:bCs/>
       </w:rPr>
     </w:tblStylePr>
     <w:tblStylePr w:type="lastCol">
       <w:rPr>
+        <w:rFonts w:eastAsia="黑体"/>
         <w:b/>
         <w:bCs/>
       </w:rPr>
@@ -8889,6 +9260,7 @@
       <w:spacing w:after="0" w:line="240" w:lineRule="auto"/>
     </w:pPr>
     <w:rPr>
+      <w:rFonts w:eastAsia="黑体"/>
       <w:color w:themeColor="text1" w:val="000000"/>
     </w:rPr>
     <w:tblPr>
@@ -8908,7 +9280,7 @@
     </w:tblPr>
     <w:tblStylePr w:type="firstRow">
       <w:rPr>
-        <w:rFonts w:asciiTheme="majorHAnsi" w:cstheme="majorBidi" w:eastAsiaTheme="majorEastAsia" w:hAnsiTheme="majorHAnsi"/>
+        <w:rFonts w:asciiTheme="majorHAnsi" w:cstheme="majorBidi" w:hAnsiTheme="majorHAnsi" w:eastAsia="黑体"/>
       </w:rPr>
       <w:tblPr/>
       <w:tcPr>
@@ -8920,6 +9292,7 @@
     </w:tblStylePr>
     <w:tblStylePr w:type="lastRow">
       <w:rPr>
+        <w:rFonts w:eastAsia="黑体"/>
         <w:b/>
         <w:bCs/>
         <w:color w:themeColor="text2" w:val="1F497D"/>
@@ -8934,12 +9307,14 @@
     </w:tblStylePr>
     <w:tblStylePr w:type="firstCol">
       <w:rPr>
+        <w:rFonts w:eastAsia="黑体"/>
         <w:b/>
         <w:bCs/>
       </w:rPr>
     </w:tblStylePr>
     <w:tblStylePr w:type="lastCol">
       <w:rPr>
+        <w:rFonts w:eastAsia="黑体"/>
         <w:b/>
         <w:bCs/>
       </w:rPr>
@@ -8973,6 +9348,7 @@
       <w:spacing w:after="0" w:line="240" w:lineRule="auto"/>
     </w:pPr>
     <w:rPr>
+      <w:rFonts w:eastAsia="黑体"/>
       <w:color w:themeColor="text1" w:val="000000"/>
     </w:rPr>
     <w:tblPr>
@@ -8992,7 +9368,7 @@
     </w:tblPr>
     <w:tblStylePr w:type="firstRow">
       <w:rPr>
-        <w:rFonts w:asciiTheme="majorHAnsi" w:cstheme="majorBidi" w:eastAsiaTheme="majorEastAsia" w:hAnsiTheme="majorHAnsi"/>
+        <w:rFonts w:asciiTheme="majorHAnsi" w:cstheme="majorBidi" w:hAnsiTheme="majorHAnsi" w:eastAsia="黑体"/>
       </w:rPr>
       <w:tblPr/>
       <w:tcPr>
@@ -9004,6 +9380,7 @@
     </w:tblStylePr>
     <w:tblStylePr w:type="lastRow">
       <w:rPr>
+        <w:rFonts w:eastAsia="黑体"/>
         <w:b/>
         <w:bCs/>
         <w:color w:themeColor="text2" w:val="1F497D"/>
@@ -9018,12 +9395,14 @@
     </w:tblStylePr>
     <w:tblStylePr w:type="firstCol">
       <w:rPr>
+        <w:rFonts w:eastAsia="黑体"/>
         <w:b/>
         <w:bCs/>
       </w:rPr>
     </w:tblStylePr>
     <w:tblStylePr w:type="lastCol">
       <w:rPr>
+        <w:rFonts w:eastAsia="黑体"/>
         <w:b/>
         <w:bCs/>
       </w:rPr>
@@ -9057,7 +9436,7 @@
       <w:spacing w:after="0" w:line="240" w:lineRule="auto"/>
     </w:pPr>
     <w:rPr>
-      <w:rFonts w:asciiTheme="majorHAnsi" w:cstheme="majorBidi" w:eastAsiaTheme="majorEastAsia" w:hAnsiTheme="majorHAnsi"/>
+      <w:rFonts w:asciiTheme="majorHAnsi" w:cstheme="majorBidi" w:hAnsiTheme="majorHAnsi" w:eastAsia="黑体"/>
       <w:color w:themeColor="text1" w:val="000000"/>
     </w:rPr>
     <w:tblPr>
@@ -9079,6 +9458,7 @@
     </w:tblPr>
     <w:tblStylePr w:type="firstRow">
       <w:rPr>
+        <w:rFonts w:eastAsia="黑体"/>
         <w:sz w:val="24"/>
         <w:szCs w:val="24"/>
       </w:rPr>
@@ -9185,7 +9565,7 @@
       <w:spacing w:after="0" w:line="240" w:lineRule="auto"/>
     </w:pPr>
     <w:rPr>
-      <w:rFonts w:asciiTheme="majorHAnsi" w:cstheme="majorBidi" w:eastAsiaTheme="majorEastAsia" w:hAnsiTheme="majorHAnsi"/>
+      <w:rFonts w:asciiTheme="majorHAnsi" w:cstheme="majorBidi" w:hAnsiTheme="majorHAnsi" w:eastAsia="黑体"/>
       <w:color w:themeColor="text1" w:val="000000"/>
     </w:rPr>
     <w:tblPr>
@@ -9207,6 +9587,7 @@
     </w:tblPr>
     <w:tblStylePr w:type="firstRow">
       <w:rPr>
+        <w:rFonts w:eastAsia="黑体"/>
         <w:sz w:val="24"/>
         <w:szCs w:val="24"/>
       </w:rPr>
@@ -9313,7 +9694,7 @@
       <w:spacing w:after="0" w:line="240" w:lineRule="auto"/>
     </w:pPr>
     <w:rPr>
-      <w:rFonts w:asciiTheme="majorHAnsi" w:cstheme="majorBidi" w:eastAsiaTheme="majorEastAsia" w:hAnsiTheme="majorHAnsi"/>
+      <w:rFonts w:asciiTheme="majorHAnsi" w:cstheme="majorBidi" w:hAnsiTheme="majorHAnsi" w:eastAsia="黑体"/>
       <w:color w:themeColor="text1" w:val="000000"/>
     </w:rPr>
     <w:tblPr>
@@ -9335,6 +9716,7 @@
     </w:tblPr>
     <w:tblStylePr w:type="firstRow">
       <w:rPr>
+        <w:rFonts w:eastAsia="黑体"/>
         <w:sz w:val="24"/>
         <w:szCs w:val="24"/>
       </w:rPr>
@@ -9441,7 +9823,7 @@
       <w:spacing w:after="0" w:line="240" w:lineRule="auto"/>
     </w:pPr>
     <w:rPr>
-      <w:rFonts w:asciiTheme="majorHAnsi" w:cstheme="majorBidi" w:eastAsiaTheme="majorEastAsia" w:hAnsiTheme="majorHAnsi"/>
+      <w:rFonts w:asciiTheme="majorHAnsi" w:cstheme="majorBidi" w:hAnsiTheme="majorHAnsi" w:eastAsia="黑体"/>
       <w:color w:themeColor="text1" w:val="000000"/>
     </w:rPr>
     <w:tblPr>
@@ -9463,6 +9845,7 @@
     </w:tblPr>
     <w:tblStylePr w:type="firstRow">
       <w:rPr>
+        <w:rFonts w:eastAsia="黑体"/>
         <w:sz w:val="24"/>
         <w:szCs w:val="24"/>
       </w:rPr>
@@ -9569,7 +9952,7 @@
       <w:spacing w:after="0" w:line="240" w:lineRule="auto"/>
     </w:pPr>
     <w:rPr>
-      <w:rFonts w:asciiTheme="majorHAnsi" w:cstheme="majorBidi" w:eastAsiaTheme="majorEastAsia" w:hAnsiTheme="majorHAnsi"/>
+      <w:rFonts w:asciiTheme="majorHAnsi" w:cstheme="majorBidi" w:hAnsiTheme="majorHAnsi" w:eastAsia="黑体"/>
       <w:color w:themeColor="text1" w:val="000000"/>
     </w:rPr>
     <w:tblPr>
@@ -9591,6 +9974,7 @@
     </w:tblPr>
     <w:tblStylePr w:type="firstRow">
       <w:rPr>
+        <w:rFonts w:eastAsia="黑体"/>
         <w:sz w:val="24"/>
         <w:szCs w:val="24"/>
       </w:rPr>
@@ -9697,7 +10081,7 @@
       <w:spacing w:after="0" w:line="240" w:lineRule="auto"/>
     </w:pPr>
     <w:rPr>
-      <w:rFonts w:asciiTheme="majorHAnsi" w:cstheme="majorBidi" w:eastAsiaTheme="majorEastAsia" w:hAnsiTheme="majorHAnsi"/>
+      <w:rFonts w:asciiTheme="majorHAnsi" w:cstheme="majorBidi" w:hAnsiTheme="majorHAnsi" w:eastAsia="黑体"/>
       <w:color w:themeColor="text1" w:val="000000"/>
     </w:rPr>
     <w:tblPr>
@@ -9719,6 +10103,7 @@
     </w:tblPr>
     <w:tblStylePr w:type="firstRow">
       <w:rPr>
+        <w:rFonts w:eastAsia="黑体"/>
         <w:sz w:val="24"/>
         <w:szCs w:val="24"/>
       </w:rPr>
@@ -9825,7 +10210,7 @@
       <w:spacing w:after="0" w:line="240" w:lineRule="auto"/>
     </w:pPr>
     <w:rPr>
-      <w:rFonts w:asciiTheme="majorHAnsi" w:cstheme="majorBidi" w:eastAsiaTheme="majorEastAsia" w:hAnsiTheme="majorHAnsi"/>
+      <w:rFonts w:asciiTheme="majorHAnsi" w:cstheme="majorBidi" w:hAnsiTheme="majorHAnsi" w:eastAsia="黑体"/>
       <w:color w:themeColor="text1" w:val="000000"/>
     </w:rPr>
     <w:tblPr>
@@ -9847,6 +10232,7 @@
     </w:tblPr>
     <w:tblStylePr w:type="firstRow">
       <w:rPr>
+        <w:rFonts w:eastAsia="黑体"/>
         <w:sz w:val="24"/>
         <w:szCs w:val="24"/>
       </w:rPr>
@@ -9976,12 +10362,14 @@
     </w:tcPr>
     <w:tblStylePr w:type="firstRow">
       <w:rPr>
+        <w:rFonts w:eastAsia="黑体"/>
         <w:b/>
         <w:bCs/>
       </w:rPr>
     </w:tblStylePr>
     <w:tblStylePr w:type="lastRow">
       <w:rPr>
+        <w:rFonts w:eastAsia="黑体"/>
         <w:b/>
         <w:bCs/>
       </w:rPr>
@@ -9994,12 +10382,14 @@
     </w:tblStylePr>
     <w:tblStylePr w:type="firstCol">
       <w:rPr>
+        <w:rFonts w:eastAsia="黑体"/>
         <w:b/>
         <w:bCs/>
       </w:rPr>
     </w:tblStylePr>
     <w:tblStylePr w:type="lastCol">
       <w:rPr>
+        <w:rFonts w:eastAsia="黑体"/>
         <w:b/>
         <w:bCs/>
       </w:rPr>
@@ -10049,12 +10439,14 @@
     </w:tcPr>
     <w:tblStylePr w:type="firstRow">
       <w:rPr>
+        <w:rFonts w:eastAsia="黑体"/>
         <w:b/>
         <w:bCs/>
       </w:rPr>
     </w:tblStylePr>
     <w:tblStylePr w:type="lastRow">
       <w:rPr>
+        <w:rFonts w:eastAsia="黑体"/>
         <w:b/>
         <w:bCs/>
       </w:rPr>
@@ -10067,12 +10459,14 @@
     </w:tblStylePr>
     <w:tblStylePr w:type="firstCol">
       <w:rPr>
+        <w:rFonts w:eastAsia="黑体"/>
         <w:b/>
         <w:bCs/>
       </w:rPr>
     </w:tblStylePr>
     <w:tblStylePr w:type="lastCol">
       <w:rPr>
+        <w:rFonts w:eastAsia="黑体"/>
         <w:b/>
         <w:bCs/>
       </w:rPr>
@@ -10122,12 +10516,14 @@
     </w:tcPr>
     <w:tblStylePr w:type="firstRow">
       <w:rPr>
+        <w:rFonts w:eastAsia="黑体"/>
         <w:b/>
         <w:bCs/>
       </w:rPr>
     </w:tblStylePr>
     <w:tblStylePr w:type="lastRow">
       <w:rPr>
+        <w:rFonts w:eastAsia="黑体"/>
         <w:b/>
         <w:bCs/>
       </w:rPr>
@@ -10140,12 +10536,14 @@
     </w:tblStylePr>
     <w:tblStylePr w:type="firstCol">
       <w:rPr>
+        <w:rFonts w:eastAsia="黑体"/>
         <w:b/>
         <w:bCs/>
       </w:rPr>
     </w:tblStylePr>
     <w:tblStylePr w:type="lastCol">
       <w:rPr>
+        <w:rFonts w:eastAsia="黑体"/>
         <w:b/>
         <w:bCs/>
       </w:rPr>
@@ -10195,12 +10593,14 @@
     </w:tcPr>
     <w:tblStylePr w:type="firstRow">
       <w:rPr>
+        <w:rFonts w:eastAsia="黑体"/>
         <w:b/>
         <w:bCs/>
       </w:rPr>
     </w:tblStylePr>
     <w:tblStylePr w:type="lastRow">
       <w:rPr>
+        <w:rFonts w:eastAsia="黑体"/>
         <w:b/>
         <w:bCs/>
       </w:rPr>
@@ -10213,12 +10613,14 @@
     </w:tblStylePr>
     <w:tblStylePr w:type="firstCol">
       <w:rPr>
+        <w:rFonts w:eastAsia="黑体"/>
         <w:b/>
         <w:bCs/>
       </w:rPr>
     </w:tblStylePr>
     <w:tblStylePr w:type="lastCol">
       <w:rPr>
+        <w:rFonts w:eastAsia="黑体"/>
         <w:b/>
         <w:bCs/>
       </w:rPr>
@@ -10268,12 +10670,14 @@
     </w:tcPr>
     <w:tblStylePr w:type="firstRow">
       <w:rPr>
+        <w:rFonts w:eastAsia="黑体"/>
         <w:b/>
         <w:bCs/>
       </w:rPr>
     </w:tblStylePr>
     <w:tblStylePr w:type="lastRow">
       <w:rPr>
+        <w:rFonts w:eastAsia="黑体"/>
         <w:b/>
         <w:bCs/>
       </w:rPr>
@@ -10286,12 +10690,14 @@
     </w:tblStylePr>
     <w:tblStylePr w:type="firstCol">
       <w:rPr>
+        <w:rFonts w:eastAsia="黑体"/>
         <w:b/>
         <w:bCs/>
       </w:rPr>
     </w:tblStylePr>
     <w:tblStylePr w:type="lastCol">
       <w:rPr>
+        <w:rFonts w:eastAsia="黑体"/>
         <w:b/>
         <w:bCs/>
       </w:rPr>
@@ -10341,12 +10747,14 @@
     </w:tcPr>
     <w:tblStylePr w:type="firstRow">
       <w:rPr>
+        <w:rFonts w:eastAsia="黑体"/>
         <w:b/>
         <w:bCs/>
       </w:rPr>
     </w:tblStylePr>
     <w:tblStylePr w:type="lastRow">
       <w:rPr>
+        <w:rFonts w:eastAsia="黑体"/>
         <w:b/>
         <w:bCs/>
       </w:rPr>
@@ -10359,12 +10767,14 @@
     </w:tblStylePr>
     <w:tblStylePr w:type="firstCol">
       <w:rPr>
+        <w:rFonts w:eastAsia="黑体"/>
         <w:b/>
         <w:bCs/>
       </w:rPr>
     </w:tblStylePr>
     <w:tblStylePr w:type="lastCol">
       <w:rPr>
+        <w:rFonts w:eastAsia="黑体"/>
         <w:b/>
         <w:bCs/>
       </w:rPr>
@@ -10414,12 +10824,14 @@
     </w:tcPr>
     <w:tblStylePr w:type="firstRow">
       <w:rPr>
+        <w:rFonts w:eastAsia="黑体"/>
         <w:b/>
         <w:bCs/>
       </w:rPr>
     </w:tblStylePr>
     <w:tblStylePr w:type="lastRow">
       <w:rPr>
+        <w:rFonts w:eastAsia="黑体"/>
         <w:b/>
         <w:bCs/>
       </w:rPr>
@@ -10432,12 +10844,14 @@
     </w:tblStylePr>
     <w:tblStylePr w:type="firstCol">
       <w:rPr>
+        <w:rFonts w:eastAsia="黑体"/>
         <w:b/>
         <w:bCs/>
       </w:rPr>
     </w:tblStylePr>
     <w:tblStylePr w:type="lastCol">
       <w:rPr>
+        <w:rFonts w:eastAsia="黑体"/>
         <w:b/>
         <w:bCs/>
       </w:rPr>
@@ -10464,7 +10878,7 @@
       <w:spacing w:after="0" w:line="240" w:lineRule="auto"/>
     </w:pPr>
     <w:rPr>
-      <w:rFonts w:asciiTheme="majorHAnsi" w:cstheme="majorBidi" w:eastAsiaTheme="majorEastAsia" w:hAnsiTheme="majorHAnsi"/>
+      <w:rFonts w:asciiTheme="majorHAnsi" w:cstheme="majorBidi" w:hAnsiTheme="majorHAnsi" w:eastAsia="黑体"/>
       <w:color w:themeColor="text1" w:val="000000"/>
     </w:rPr>
     <w:tblPr>
@@ -10491,6 +10905,7 @@
     </w:tcPr>
     <w:tblStylePr w:type="firstRow">
       <w:rPr>
+        <w:rFonts w:eastAsia="黑体"/>
         <w:b/>
         <w:bCs/>
         <w:color w:themeColor="text1" w:val="000000"/>
@@ -10502,6 +10917,7 @@
     </w:tblStylePr>
     <w:tblStylePr w:type="lastRow">
       <w:rPr>
+        <w:rFonts w:eastAsia="黑体"/>
         <w:b/>
         <w:bCs/>
         <w:color w:themeColor="text1" w:val="000000"/>
@@ -10521,6 +10937,7 @@
     </w:tblStylePr>
     <w:tblStylePr w:type="firstCol">
       <w:rPr>
+        <w:rFonts w:eastAsia="黑体"/>
         <w:b/>
         <w:bCs/>
         <w:color w:themeColor="text1" w:val="000000"/>
@@ -10540,6 +10957,7 @@
     </w:tblStylePr>
     <w:tblStylePr w:type="lastCol">
       <w:rPr>
+        <w:rFonts w:eastAsia="黑体"/>
         <w:b w:val="0"/>
         <w:bCs w:val="0"/>
         <w:color w:themeColor="text1" w:val="000000"/>
@@ -10589,7 +11007,7 @@
       <w:spacing w:after="0" w:line="240" w:lineRule="auto"/>
     </w:pPr>
     <w:rPr>
-      <w:rFonts w:asciiTheme="majorHAnsi" w:cstheme="majorBidi" w:eastAsiaTheme="majorEastAsia" w:hAnsiTheme="majorHAnsi"/>
+      <w:rFonts w:asciiTheme="majorHAnsi" w:cstheme="majorBidi" w:hAnsiTheme="majorHAnsi" w:eastAsia="黑体"/>
       <w:color w:themeColor="text1" w:val="000000"/>
     </w:rPr>
     <w:tblPr>
@@ -10616,6 +11034,7 @@
     </w:tcPr>
     <w:tblStylePr w:type="firstRow">
       <w:rPr>
+        <w:rFonts w:eastAsia="黑体"/>
         <w:b/>
         <w:bCs/>
         <w:color w:themeColor="text1" w:val="000000"/>
@@ -10627,6 +11046,7 @@
     </w:tblStylePr>
     <w:tblStylePr w:type="lastRow">
       <w:rPr>
+        <w:rFonts w:eastAsia="黑体"/>
         <w:b/>
         <w:bCs/>
         <w:color w:themeColor="text1" w:val="000000"/>
@@ -10646,6 +11066,7 @@
     </w:tblStylePr>
     <w:tblStylePr w:type="firstCol">
       <w:rPr>
+        <w:rFonts w:eastAsia="黑体"/>
         <w:b/>
         <w:bCs/>
         <w:color w:themeColor="text1" w:val="000000"/>
@@ -10665,6 +11086,7 @@
     </w:tblStylePr>
     <w:tblStylePr w:type="lastCol">
       <w:rPr>
+        <w:rFonts w:eastAsia="黑体"/>
         <w:b w:val="0"/>
         <w:bCs w:val="0"/>
         <w:color w:themeColor="text1" w:val="000000"/>
@@ -10714,7 +11136,7 @@
       <w:spacing w:after="0" w:line="240" w:lineRule="auto"/>
     </w:pPr>
     <w:rPr>
-      <w:rFonts w:asciiTheme="majorHAnsi" w:cstheme="majorBidi" w:eastAsiaTheme="majorEastAsia" w:hAnsiTheme="majorHAnsi"/>
+      <w:rFonts w:asciiTheme="majorHAnsi" w:cstheme="majorBidi" w:hAnsiTheme="majorHAnsi" w:eastAsia="黑体"/>
       <w:color w:themeColor="text1" w:val="000000"/>
     </w:rPr>
     <w:tblPr>
@@ -10741,6 +11163,7 @@
     </w:tcPr>
     <w:tblStylePr w:type="firstRow">
       <w:rPr>
+        <w:rFonts w:eastAsia="黑体"/>
         <w:b/>
         <w:bCs/>
         <w:color w:themeColor="text1" w:val="000000"/>
@@ -10752,6 +11175,7 @@
     </w:tblStylePr>
     <w:tblStylePr w:type="lastRow">
       <w:rPr>
+        <w:rFonts w:eastAsia="黑体"/>
         <w:b/>
         <w:bCs/>
         <w:color w:themeColor="text1" w:val="000000"/>
@@ -10771,6 +11195,7 @@
     </w:tblStylePr>
     <w:tblStylePr w:type="firstCol">
       <w:rPr>
+        <w:rFonts w:eastAsia="黑体"/>
         <w:b/>
         <w:bCs/>
         <w:color w:themeColor="text1" w:val="000000"/>
@@ -10790,6 +11215,7 @@
     </w:tblStylePr>
     <w:tblStylePr w:type="lastCol">
       <w:rPr>
+        <w:rFonts w:eastAsia="黑体"/>
         <w:b w:val="0"/>
         <w:bCs w:val="0"/>
         <w:color w:themeColor="text1" w:val="000000"/>
@@ -10839,7 +11265,7 @@
       <w:spacing w:after="0" w:line="240" w:lineRule="auto"/>
     </w:pPr>
     <w:rPr>
-      <w:rFonts w:asciiTheme="majorHAnsi" w:cstheme="majorBidi" w:eastAsiaTheme="majorEastAsia" w:hAnsiTheme="majorHAnsi"/>
+      <w:rFonts w:asciiTheme="majorHAnsi" w:cstheme="majorBidi" w:hAnsiTheme="majorHAnsi" w:eastAsia="黑体"/>
       <w:color w:themeColor="text1" w:val="000000"/>
     </w:rPr>
     <w:tblPr>
@@ -10866,6 +11292,7 @@
     </w:tcPr>
     <w:tblStylePr w:type="firstRow">
       <w:rPr>
+        <w:rFonts w:eastAsia="黑体"/>
         <w:b/>
         <w:bCs/>
         <w:color w:themeColor="text1" w:val="000000"/>
@@ -10877,6 +11304,7 @@
     </w:tblStylePr>
     <w:tblStylePr w:type="lastRow">
       <w:rPr>
+        <w:rFonts w:eastAsia="黑体"/>
         <w:b/>
         <w:bCs/>
         <w:color w:themeColor="text1" w:val="000000"/>
@@ -10896,6 +11324,7 @@
     </w:tblStylePr>
     <w:tblStylePr w:type="firstCol">
       <w:rPr>
+        <w:rFonts w:eastAsia="黑体"/>
         <w:b/>
         <w:bCs/>
         <w:color w:themeColor="text1" w:val="000000"/>
@@ -10915,6 +11344,7 @@
     </w:tblStylePr>
     <w:tblStylePr w:type="lastCol">
       <w:rPr>
+        <w:rFonts w:eastAsia="黑体"/>
         <w:b w:val="0"/>
         <w:bCs w:val="0"/>
         <w:color w:themeColor="text1" w:val="000000"/>
@@ -10964,7 +11394,7 @@
       <w:spacing w:after="0" w:line="240" w:lineRule="auto"/>
     </w:pPr>
     <w:rPr>
-      <w:rFonts w:asciiTheme="majorHAnsi" w:cstheme="majorBidi" w:eastAsiaTheme="majorEastAsia" w:hAnsiTheme="majorHAnsi"/>
+      <w:rFonts w:asciiTheme="majorHAnsi" w:cstheme="majorBidi" w:hAnsiTheme="majorHAnsi" w:eastAsia="黑体"/>
       <w:color w:themeColor="text1" w:val="000000"/>
     </w:rPr>
     <w:tblPr>
@@ -10991,6 +11421,7 @@
     </w:tcPr>
     <w:tblStylePr w:type="firstRow">
       <w:rPr>
+        <w:rFonts w:eastAsia="黑体"/>
         <w:b/>
         <w:bCs/>
         <w:color w:themeColor="text1" w:val="000000"/>
@@ -11002,6 +11433,7 @@
     </w:tblStylePr>
     <w:tblStylePr w:type="lastRow">
       <w:rPr>
+        <w:rFonts w:eastAsia="黑体"/>
         <w:b/>
         <w:bCs/>
         <w:color w:themeColor="text1" w:val="000000"/>
@@ -11021,6 +11453,7 @@
     </w:tblStylePr>
     <w:tblStylePr w:type="firstCol">
       <w:rPr>
+        <w:rFonts w:eastAsia="黑体"/>
         <w:b/>
         <w:bCs/>
         <w:color w:themeColor="text1" w:val="000000"/>
@@ -11040,6 +11473,7 @@
     </w:tblStylePr>
     <w:tblStylePr w:type="lastCol">
       <w:rPr>
+        <w:rFonts w:eastAsia="黑体"/>
         <w:b w:val="0"/>
         <w:bCs w:val="0"/>
         <w:color w:themeColor="text1" w:val="000000"/>
@@ -11089,7 +11523,7 @@
       <w:spacing w:after="0" w:line="240" w:lineRule="auto"/>
     </w:pPr>
     <w:rPr>
-      <w:rFonts w:asciiTheme="majorHAnsi" w:cstheme="majorBidi" w:eastAsiaTheme="majorEastAsia" w:hAnsiTheme="majorHAnsi"/>
+      <w:rFonts w:asciiTheme="majorHAnsi" w:cstheme="majorBidi" w:hAnsiTheme="majorHAnsi" w:eastAsia="黑体"/>
       <w:color w:themeColor="text1" w:val="000000"/>
     </w:rPr>
     <w:tblPr>
@@ -11116,6 +11550,7 @@
     </w:tcPr>
     <w:tblStylePr w:type="firstRow">
       <w:rPr>
+        <w:rFonts w:eastAsia="黑体"/>
         <w:b/>
         <w:bCs/>
         <w:color w:themeColor="text1" w:val="000000"/>
@@ -11127,6 +11562,7 @@
     </w:tblStylePr>
     <w:tblStylePr w:type="lastRow">
       <w:rPr>
+        <w:rFonts w:eastAsia="黑体"/>
         <w:b/>
         <w:bCs/>
         <w:color w:themeColor="text1" w:val="000000"/>
@@ -11146,6 +11582,7 @@
     </w:tblStylePr>
     <w:tblStylePr w:type="firstCol">
       <w:rPr>
+        <w:rFonts w:eastAsia="黑体"/>
         <w:b/>
         <w:bCs/>
         <w:color w:themeColor="text1" w:val="000000"/>
@@ -11165,6 +11602,7 @@
     </w:tblStylePr>
     <w:tblStylePr w:type="lastCol">
       <w:rPr>
+        <w:rFonts w:eastAsia="黑体"/>
         <w:b w:val="0"/>
         <w:bCs w:val="0"/>
         <w:color w:themeColor="text1" w:val="000000"/>
@@ -11214,7 +11652,7 @@
       <w:spacing w:after="0" w:line="240" w:lineRule="auto"/>
     </w:pPr>
     <w:rPr>
-      <w:rFonts w:asciiTheme="majorHAnsi" w:cstheme="majorBidi" w:eastAsiaTheme="majorEastAsia" w:hAnsiTheme="majorHAnsi"/>
+      <w:rFonts w:asciiTheme="majorHAnsi" w:cstheme="majorBidi" w:hAnsiTheme="majorHAnsi" w:eastAsia="黑体"/>
       <w:color w:themeColor="text1" w:val="000000"/>
     </w:rPr>
     <w:tblPr>
@@ -11241,6 +11679,7 @@
     </w:tcPr>
     <w:tblStylePr w:type="firstRow">
       <w:rPr>
+        <w:rFonts w:eastAsia="黑体"/>
         <w:b/>
         <w:bCs/>
         <w:color w:themeColor="text1" w:val="000000"/>
@@ -11252,6 +11691,7 @@
     </w:tblStylePr>
     <w:tblStylePr w:type="lastRow">
       <w:rPr>
+        <w:rFonts w:eastAsia="黑体"/>
         <w:b/>
         <w:bCs/>
         <w:color w:themeColor="text1" w:val="000000"/>
@@ -11271,6 +11711,7 @@
     </w:tblStylePr>
     <w:tblStylePr w:type="firstCol">
       <w:rPr>
+        <w:rFonts w:eastAsia="黑体"/>
         <w:b/>
         <w:bCs/>
         <w:color w:themeColor="text1" w:val="000000"/>
@@ -11290,6 +11731,7 @@
     </w:tblStylePr>
     <w:tblStylePr w:type="lastCol">
       <w:rPr>
+        <w:rFonts w:eastAsia="黑体"/>
         <w:b w:val="0"/>
         <w:bCs w:val="0"/>
         <w:color w:themeColor="text1" w:val="000000"/>
@@ -11362,6 +11804,7 @@
     </w:tcPr>
     <w:tblStylePr w:type="firstRow">
       <w:rPr>
+        <w:rFonts w:eastAsia="黑体"/>
         <w:b/>
         <w:bCs/>
         <w:i w:val="0"/>
@@ -11383,6 +11826,7 @@
     </w:tblStylePr>
     <w:tblStylePr w:type="lastRow">
       <w:rPr>
+        <w:rFonts w:eastAsia="黑体"/>
         <w:b/>
         <w:bCs/>
         <w:i w:val="0"/>
@@ -11404,6 +11848,7 @@
     </w:tblStylePr>
     <w:tblStylePr w:type="firstCol">
       <w:rPr>
+        <w:rFonts w:eastAsia="黑体"/>
         <w:b/>
         <w:bCs/>
         <w:i w:val="0"/>
@@ -11423,6 +11868,7 @@
     </w:tblStylePr>
     <w:tblStylePr w:type="lastCol">
       <w:rPr>
+        <w:rFonts w:eastAsia="黑体"/>
         <w:b/>
         <w:bCs/>
         <w:i w:val="0"/>
@@ -11503,6 +11949,7 @@
     </w:tcPr>
     <w:tblStylePr w:type="firstRow">
       <w:rPr>
+        <w:rFonts w:eastAsia="黑体"/>
         <w:b/>
         <w:bCs/>
         <w:i w:val="0"/>
@@ -11524,6 +11971,7 @@
     </w:tblStylePr>
     <w:tblStylePr w:type="lastRow">
       <w:rPr>
+        <w:rFonts w:eastAsia="黑体"/>
         <w:b/>
         <w:bCs/>
         <w:i w:val="0"/>
@@ -11545,6 +11993,7 @@
     </w:tblStylePr>
     <w:tblStylePr w:type="firstCol">
       <w:rPr>
+        <w:rFonts w:eastAsia="黑体"/>
         <w:b/>
         <w:bCs/>
         <w:i w:val="0"/>
@@ -11564,6 +12013,7 @@
     </w:tblStylePr>
     <w:tblStylePr w:type="lastCol">
       <w:rPr>
+        <w:rFonts w:eastAsia="黑体"/>
         <w:b/>
         <w:bCs/>
         <w:i w:val="0"/>
@@ -11644,6 +12094,7 @@
     </w:tcPr>
     <w:tblStylePr w:type="firstRow">
       <w:rPr>
+        <w:rFonts w:eastAsia="黑体"/>
         <w:b/>
         <w:bCs/>
         <w:i w:val="0"/>
@@ -11665,6 +12116,7 @@
     </w:tblStylePr>
     <w:tblStylePr w:type="lastRow">
       <w:rPr>
+        <w:rFonts w:eastAsia="黑体"/>
         <w:b/>
         <w:bCs/>
         <w:i w:val="0"/>
@@ -11686,6 +12138,7 @@
     </w:tblStylePr>
     <w:tblStylePr w:type="firstCol">
       <w:rPr>
+        <w:rFonts w:eastAsia="黑体"/>
         <w:b/>
         <w:bCs/>
         <w:i w:val="0"/>
@@ -11705,6 +12158,7 @@
     </w:tblStylePr>
     <w:tblStylePr w:type="lastCol">
       <w:rPr>
+        <w:rFonts w:eastAsia="黑体"/>
         <w:b/>
         <w:bCs/>
         <w:i w:val="0"/>
@@ -11785,6 +12239,7 @@
     </w:tcPr>
     <w:tblStylePr w:type="firstRow">
       <w:rPr>
+        <w:rFonts w:eastAsia="黑体"/>
         <w:b/>
         <w:bCs/>
         <w:i w:val="0"/>
@@ -11806,6 +12261,7 @@
     </w:tblStylePr>
     <w:tblStylePr w:type="lastRow">
       <w:rPr>
+        <w:rFonts w:eastAsia="黑体"/>
         <w:b/>
         <w:bCs/>
         <w:i w:val="0"/>
@@ -11827,6 +12283,7 @@
     </w:tblStylePr>
     <w:tblStylePr w:type="firstCol">
       <w:rPr>
+        <w:rFonts w:eastAsia="黑体"/>
         <w:b/>
         <w:bCs/>
         <w:i w:val="0"/>
@@ -11846,6 +12303,7 @@
     </w:tblStylePr>
     <w:tblStylePr w:type="lastCol">
       <w:rPr>
+        <w:rFonts w:eastAsia="黑体"/>
         <w:b/>
         <w:bCs/>
         <w:i w:val="0"/>
@@ -11926,6 +12384,7 @@
     </w:tcPr>
     <w:tblStylePr w:type="firstRow">
       <w:rPr>
+        <w:rFonts w:eastAsia="黑体"/>
         <w:b/>
         <w:bCs/>
         <w:i w:val="0"/>
@@ -11947,6 +12406,7 @@
     </w:tblStylePr>
     <w:tblStylePr w:type="lastRow">
       <w:rPr>
+        <w:rFonts w:eastAsia="黑体"/>
         <w:b/>
         <w:bCs/>
         <w:i w:val="0"/>
@@ -11968,6 +12428,7 @@
     </w:tblStylePr>
     <w:tblStylePr w:type="firstCol">
       <w:rPr>
+        <w:rFonts w:eastAsia="黑体"/>
         <w:b/>
         <w:bCs/>
         <w:i w:val="0"/>
@@ -11987,6 +12448,7 @@
     </w:tblStylePr>
     <w:tblStylePr w:type="lastCol">
       <w:rPr>
+        <w:rFonts w:eastAsia="黑体"/>
         <w:b/>
         <w:bCs/>
         <w:i w:val="0"/>
@@ -12067,6 +12529,7 @@
     </w:tcPr>
     <w:tblStylePr w:type="firstRow">
       <w:rPr>
+        <w:rFonts w:eastAsia="黑体"/>
         <w:b/>
         <w:bCs/>
         <w:i w:val="0"/>
@@ -12088,6 +12551,7 @@
     </w:tblStylePr>
     <w:tblStylePr w:type="lastRow">
       <w:rPr>
+        <w:rFonts w:eastAsia="黑体"/>
         <w:b/>
         <w:bCs/>
         <w:i w:val="0"/>
@@ -12109,6 +12573,7 @@
     </w:tblStylePr>
     <w:tblStylePr w:type="firstCol">
       <w:rPr>
+        <w:rFonts w:eastAsia="黑体"/>
         <w:b/>
         <w:bCs/>
         <w:i w:val="0"/>
@@ -12128,6 +12593,7 @@
     </w:tblStylePr>
     <w:tblStylePr w:type="lastCol">
       <w:rPr>
+        <w:rFonts w:eastAsia="黑体"/>
         <w:b/>
         <w:bCs/>
         <w:i w:val="0"/>
@@ -12208,6 +12674,7 @@
     </w:tcPr>
     <w:tblStylePr w:type="firstRow">
       <w:rPr>
+        <w:rFonts w:eastAsia="黑体"/>
         <w:b/>
         <w:bCs/>
         <w:i w:val="0"/>
@@ -12229,6 +12696,7 @@
     </w:tblStylePr>
     <w:tblStylePr w:type="lastRow">
       <w:rPr>
+        <w:rFonts w:eastAsia="黑体"/>
         <w:b/>
         <w:bCs/>
         <w:i w:val="0"/>
@@ -12250,6 +12718,7 @@
     </w:tblStylePr>
     <w:tblStylePr w:type="firstCol">
       <w:rPr>
+        <w:rFonts w:eastAsia="黑体"/>
         <w:b/>
         <w:bCs/>
         <w:i w:val="0"/>
@@ -12269,6 +12738,7 @@
     </w:tblStylePr>
     <w:tblStylePr w:type="lastCol">
       <w:rPr>
+        <w:rFonts w:eastAsia="黑体"/>
         <w:b/>
         <w:bCs/>
         <w:i w:val="0"/>
@@ -12326,6 +12796,7 @@
       <w:spacing w:after="0" w:line="240" w:lineRule="auto"/>
     </w:pPr>
     <w:rPr>
+      <w:rFonts w:eastAsia="黑体"/>
       <w:color w:themeColor="background1" w:val="FFFFFF"/>
     </w:rPr>
     <w:tblPr>
@@ -12344,6 +12815,7 @@
     </w:tcPr>
     <w:tblStylePr w:type="firstRow">
       <w:rPr>
+        <w:rFonts w:eastAsia="黑体"/>
         <w:b/>
         <w:bCs/>
       </w:rPr>
@@ -12440,6 +12912,7 @@
       <w:spacing w:after="0" w:line="240" w:lineRule="auto"/>
     </w:pPr>
     <w:rPr>
+      <w:rFonts w:eastAsia="黑体"/>
       <w:color w:themeColor="background1" w:val="FFFFFF"/>
     </w:rPr>
     <w:tblPr>
@@ -12458,6 +12931,7 @@
     </w:tcPr>
     <w:tblStylePr w:type="firstRow">
       <w:rPr>
+        <w:rFonts w:eastAsia="黑体"/>
         <w:b/>
         <w:bCs/>
       </w:rPr>
@@ -12554,6 +13028,7 @@
       <w:spacing w:after="0" w:line="240" w:lineRule="auto"/>
     </w:pPr>
     <w:rPr>
+      <w:rFonts w:eastAsia="黑体"/>
       <w:color w:themeColor="background1" w:val="FFFFFF"/>
     </w:rPr>
     <w:tblPr>
@@ -12572,6 +13047,7 @@
     </w:tcPr>
     <w:tblStylePr w:type="firstRow">
       <w:rPr>
+        <w:rFonts w:eastAsia="黑体"/>
         <w:b/>
         <w:bCs/>
       </w:rPr>
@@ -12668,6 +13144,7 @@
       <w:spacing w:after="0" w:line="240" w:lineRule="auto"/>
     </w:pPr>
     <w:rPr>
+      <w:rFonts w:eastAsia="黑体"/>
       <w:color w:themeColor="background1" w:val="FFFFFF"/>
     </w:rPr>
     <w:tblPr>
@@ -12686,6 +13163,7 @@
     </w:tcPr>
     <w:tblStylePr w:type="firstRow">
       <w:rPr>
+        <w:rFonts w:eastAsia="黑体"/>
         <w:b/>
         <w:bCs/>
       </w:rPr>
@@ -12782,6 +13260,7 @@
       <w:spacing w:after="0" w:line="240" w:lineRule="auto"/>
     </w:pPr>
     <w:rPr>
+      <w:rFonts w:eastAsia="黑体"/>
       <w:color w:themeColor="background1" w:val="FFFFFF"/>
     </w:rPr>
     <w:tblPr>
@@ -12800,6 +13279,7 @@
     </w:tcPr>
     <w:tblStylePr w:type="firstRow">
       <w:rPr>
+        <w:rFonts w:eastAsia="黑体"/>
         <w:b/>
         <w:bCs/>
       </w:rPr>
@@ -12896,6 +13376,7 @@
       <w:spacing w:after="0" w:line="240" w:lineRule="auto"/>
     </w:pPr>
     <w:rPr>
+      <w:rFonts w:eastAsia="黑体"/>
       <w:color w:themeColor="background1" w:val="FFFFFF"/>
     </w:rPr>
     <w:tblPr>
@@ -12914,6 +13395,7 @@
     </w:tcPr>
     <w:tblStylePr w:type="firstRow">
       <w:rPr>
+        <w:rFonts w:eastAsia="黑体"/>
         <w:b/>
         <w:bCs/>
       </w:rPr>
@@ -13010,6 +13492,7 @@
       <w:spacing w:after="0" w:line="240" w:lineRule="auto"/>
     </w:pPr>
     <w:rPr>
+      <w:rFonts w:eastAsia="黑体"/>
       <w:color w:themeColor="background1" w:val="FFFFFF"/>
     </w:rPr>
     <w:tblPr>
@@ -13028,6 +13511,7 @@
     </w:tcPr>
     <w:tblStylePr w:type="firstRow">
       <w:rPr>
+        <w:rFonts w:eastAsia="黑体"/>
         <w:b/>
         <w:bCs/>
       </w:rPr>
@@ -13124,6 +13608,7 @@
       <w:spacing w:after="0" w:line="240" w:lineRule="auto"/>
     </w:pPr>
     <w:rPr>
+      <w:rFonts w:eastAsia="黑体"/>
       <w:color w:themeColor="text1" w:val="000000"/>
     </w:rPr>
     <w:tblPr>
@@ -13150,6 +13635,7 @@
     </w:tcPr>
     <w:tblStylePr w:type="firstRow">
       <w:rPr>
+        <w:rFonts w:eastAsia="黑体"/>
         <w:b/>
         <w:bCs/>
       </w:rPr>
@@ -13168,6 +13654,7 @@
     </w:tblStylePr>
     <w:tblStylePr w:type="lastRow">
       <w:rPr>
+        <w:rFonts w:eastAsia="黑体"/>
         <w:b/>
         <w:bCs/>
         <w:color w:themeColor="background1" w:val="FFFFFF"/>
@@ -13182,6 +13669,7 @@
     </w:tblStylePr>
     <w:tblStylePr w:type="firstCol">
       <w:rPr>
+        <w:rFonts w:eastAsia="黑体"/>
         <w:color w:themeColor="background1" w:val="FFFFFF"/>
       </w:rPr>
       <w:tblPr/>
@@ -13199,6 +13687,7 @@
     </w:tblStylePr>
     <w:tblStylePr w:type="lastCol">
       <w:rPr>
+        <w:rFonts w:eastAsia="黑体"/>
         <w:color w:themeColor="background1" w:val="FFFFFF"/>
       </w:rPr>
       <w:tblPr/>
@@ -13228,11 +13717,13 @@
     </w:tblStylePr>
     <w:tblStylePr w:type="neCell">
       <w:rPr>
+        <w:rFonts w:eastAsia="黑体"/>
         <w:color w:themeColor="text1" w:val="000000"/>
       </w:rPr>
     </w:tblStylePr>
     <w:tblStylePr w:type="nwCell">
       <w:rPr>
+        <w:rFonts w:eastAsia="黑体"/>
         <w:color w:themeColor="text1" w:val="000000"/>
       </w:rPr>
     </w:tblStylePr>
@@ -13246,6 +13737,7 @@
       <w:spacing w:after="0" w:line="240" w:lineRule="auto"/>
     </w:pPr>
     <w:rPr>
+      <w:rFonts w:eastAsia="黑体"/>
       <w:color w:themeColor="text1" w:val="000000"/>
     </w:rPr>
     <w:tblPr>
@@ -13272,6 +13764,7 @@
     </w:tcPr>
     <w:tblStylePr w:type="firstRow">
       <w:rPr>
+        <w:rFonts w:eastAsia="黑体"/>
         <w:b/>
         <w:bCs/>
       </w:rPr>
@@ -13290,6 +13783,7 @@
     </w:tblStylePr>
     <w:tblStylePr w:type="lastRow">
       <w:rPr>
+        <w:rFonts w:eastAsia="黑体"/>
         <w:b/>
         <w:bCs/>
         <w:color w:themeColor="background1" w:val="FFFFFF"/>
@@ -13304,6 +13798,7 @@
     </w:tblStylePr>
     <w:tblStylePr w:type="firstCol">
       <w:rPr>
+        <w:rFonts w:eastAsia="黑体"/>
         <w:color w:themeColor="background1" w:val="FFFFFF"/>
       </w:rPr>
       <w:tblPr/>
@@ -13321,6 +13816,7 @@
     </w:tblStylePr>
     <w:tblStylePr w:type="lastCol">
       <w:rPr>
+        <w:rFonts w:eastAsia="黑体"/>
         <w:color w:themeColor="background1" w:val="FFFFFF"/>
       </w:rPr>
       <w:tblPr/>
@@ -13350,11 +13846,13 @@
     </w:tblStylePr>
     <w:tblStylePr w:type="neCell">
       <w:rPr>
+        <w:rFonts w:eastAsia="黑体"/>
         <w:color w:themeColor="text1" w:val="000000"/>
       </w:rPr>
     </w:tblStylePr>
     <w:tblStylePr w:type="nwCell">
       <w:rPr>
+        <w:rFonts w:eastAsia="黑体"/>
         <w:color w:themeColor="text1" w:val="000000"/>
       </w:rPr>
     </w:tblStylePr>
@@ -13368,6 +13866,7 @@
       <w:spacing w:after="0" w:line="240" w:lineRule="auto"/>
     </w:pPr>
     <w:rPr>
+      <w:rFonts w:eastAsia="黑体"/>
       <w:color w:themeColor="text1" w:val="000000"/>
     </w:rPr>
     <w:tblPr>
@@ -13394,6 +13893,7 @@
     </w:tcPr>
     <w:tblStylePr w:type="firstRow">
       <w:rPr>
+        <w:rFonts w:eastAsia="黑体"/>
         <w:b/>
         <w:bCs/>
       </w:rPr>
@@ -13412,6 +13912,7 @@
     </w:tblStylePr>
     <w:tblStylePr w:type="lastRow">
       <w:rPr>
+        <w:rFonts w:eastAsia="黑体"/>
         <w:b/>
         <w:bCs/>
         <w:color w:themeColor="background1" w:val="FFFFFF"/>
@@ -13426,6 +13927,7 @@
     </w:tblStylePr>
     <w:tblStylePr w:type="firstCol">
       <w:rPr>
+        <w:rFonts w:eastAsia="黑体"/>
         <w:color w:themeColor="background1" w:val="FFFFFF"/>
       </w:rPr>
       <w:tblPr/>
@@ -13443,6 +13945,7 @@
     </w:tblStylePr>
     <w:tblStylePr w:type="lastCol">
       <w:rPr>
+        <w:rFonts w:eastAsia="黑体"/>
         <w:color w:themeColor="background1" w:val="FFFFFF"/>
       </w:rPr>
       <w:tblPr/>
@@ -13472,11 +13975,13 @@
     </w:tblStylePr>
     <w:tblStylePr w:type="neCell">
       <w:rPr>
+        <w:rFonts w:eastAsia="黑体"/>
         <w:color w:themeColor="text1" w:val="000000"/>
       </w:rPr>
     </w:tblStylePr>
     <w:tblStylePr w:type="nwCell">
       <w:rPr>
+        <w:rFonts w:eastAsia="黑体"/>
         <w:color w:themeColor="text1" w:val="000000"/>
       </w:rPr>
     </w:tblStylePr>
@@ -13490,6 +13995,7 @@
       <w:spacing w:after="0" w:line="240" w:lineRule="auto"/>
     </w:pPr>
     <w:rPr>
+      <w:rFonts w:eastAsia="黑体"/>
       <w:color w:themeColor="text1" w:val="000000"/>
     </w:rPr>
     <w:tblPr>
@@ -13516,6 +14022,7 @@
     </w:tcPr>
     <w:tblStylePr w:type="firstRow">
       <w:rPr>
+        <w:rFonts w:eastAsia="黑体"/>
         <w:b/>
         <w:bCs/>
       </w:rPr>
@@ -13534,6 +14041,7 @@
     </w:tblStylePr>
     <w:tblStylePr w:type="lastRow">
       <w:rPr>
+        <w:rFonts w:eastAsia="黑体"/>
         <w:b/>
         <w:bCs/>
         <w:color w:themeColor="background1" w:val="FFFFFF"/>
@@ -13548,6 +14056,7 @@
     </w:tblStylePr>
     <w:tblStylePr w:type="firstCol">
       <w:rPr>
+        <w:rFonts w:eastAsia="黑体"/>
         <w:color w:themeColor="background1" w:val="FFFFFF"/>
       </w:rPr>
       <w:tblPr/>
@@ -13565,6 +14074,7 @@
     </w:tblStylePr>
     <w:tblStylePr w:type="lastCol">
       <w:rPr>
+        <w:rFonts w:eastAsia="黑体"/>
         <w:color w:themeColor="background1" w:val="FFFFFF"/>
       </w:rPr>
       <w:tblPr/>
@@ -13602,6 +14112,7 @@
       <w:spacing w:after="0" w:line="240" w:lineRule="auto"/>
     </w:pPr>
     <w:rPr>
+      <w:rFonts w:eastAsia="黑体"/>
       <w:color w:themeColor="text1" w:val="000000"/>
     </w:rPr>
     <w:tblPr>
@@ -13628,6 +14139,7 @@
     </w:tcPr>
     <w:tblStylePr w:type="firstRow">
       <w:rPr>
+        <w:rFonts w:eastAsia="黑体"/>
         <w:b/>
         <w:bCs/>
       </w:rPr>
@@ -13646,6 +14158,7 @@
     </w:tblStylePr>
     <w:tblStylePr w:type="lastRow">
       <w:rPr>
+        <w:rFonts w:eastAsia="黑体"/>
         <w:b/>
         <w:bCs/>
         <w:color w:themeColor="background1" w:val="FFFFFF"/>
@@ -13660,6 +14173,7 @@
     </w:tblStylePr>
     <w:tblStylePr w:type="firstCol">
       <w:rPr>
+        <w:rFonts w:eastAsia="黑体"/>
         <w:color w:themeColor="background1" w:val="FFFFFF"/>
       </w:rPr>
       <w:tblPr/>
@@ -13677,6 +14191,7 @@
     </w:tblStylePr>
     <w:tblStylePr w:type="lastCol">
       <w:rPr>
+        <w:rFonts w:eastAsia="黑体"/>
         <w:color w:themeColor="background1" w:val="FFFFFF"/>
       </w:rPr>
       <w:tblPr/>
@@ -13706,11 +14221,13 @@
     </w:tblStylePr>
     <w:tblStylePr w:type="neCell">
       <w:rPr>
+        <w:rFonts w:eastAsia="黑体"/>
         <w:color w:themeColor="text1" w:val="000000"/>
       </w:rPr>
     </w:tblStylePr>
     <w:tblStylePr w:type="nwCell">
       <w:rPr>
+        <w:rFonts w:eastAsia="黑体"/>
         <w:color w:themeColor="text1" w:val="000000"/>
       </w:rPr>
     </w:tblStylePr>
@@ -13724,6 +14241,7 @@
       <w:spacing w:after="0" w:line="240" w:lineRule="auto"/>
     </w:pPr>
     <w:rPr>
+      <w:rFonts w:eastAsia="黑体"/>
       <w:color w:themeColor="text1" w:val="000000"/>
     </w:rPr>
     <w:tblPr>
@@ -13750,6 +14268,7 @@
     </w:tcPr>
     <w:tblStylePr w:type="firstRow">
       <w:rPr>
+        <w:rFonts w:eastAsia="黑体"/>
         <w:b/>
         <w:bCs/>
       </w:rPr>
@@ -13768,6 +14287,7 @@
     </w:tblStylePr>
     <w:tblStylePr w:type="lastRow">
       <w:rPr>
+        <w:rFonts w:eastAsia="黑体"/>
         <w:b/>
         <w:bCs/>
         <w:color w:themeColor="background1" w:val="FFFFFF"/>
@@ -13782,6 +14302,7 @@
     </w:tblStylePr>
     <w:tblStylePr w:type="firstCol">
       <w:rPr>
+        <w:rFonts w:eastAsia="黑体"/>
         <w:color w:themeColor="background1" w:val="FFFFFF"/>
       </w:rPr>
       <w:tblPr/>
@@ -13799,6 +14320,7 @@
     </w:tblStylePr>
     <w:tblStylePr w:type="lastCol">
       <w:rPr>
+        <w:rFonts w:eastAsia="黑体"/>
         <w:color w:themeColor="background1" w:val="FFFFFF"/>
       </w:rPr>
       <w:tblPr/>
@@ -13828,11 +14350,13 @@
     </w:tblStylePr>
     <w:tblStylePr w:type="neCell">
       <w:rPr>
+        <w:rFonts w:eastAsia="黑体"/>
         <w:color w:themeColor="text1" w:val="000000"/>
       </w:rPr>
     </w:tblStylePr>
     <w:tblStylePr w:type="nwCell">
       <w:rPr>
+        <w:rFonts w:eastAsia="黑体"/>
         <w:color w:themeColor="text1" w:val="000000"/>
       </w:rPr>
     </w:tblStylePr>
@@ -13846,6 +14370,7 @@
       <w:spacing w:after="0" w:line="240" w:lineRule="auto"/>
     </w:pPr>
     <w:rPr>
+      <w:rFonts w:eastAsia="黑体"/>
       <w:color w:themeColor="text1" w:val="000000"/>
     </w:rPr>
     <w:tblPr>
@@ -13872,6 +14397,7 @@
     </w:tcPr>
     <w:tblStylePr w:type="firstRow">
       <w:rPr>
+        <w:rFonts w:eastAsia="黑体"/>
         <w:b/>
         <w:bCs/>
       </w:rPr>
@@ -13890,6 +14416,7 @@
     </w:tblStylePr>
     <w:tblStylePr w:type="lastRow">
       <w:rPr>
+        <w:rFonts w:eastAsia="黑体"/>
         <w:b/>
         <w:bCs/>
         <w:color w:themeColor="background1" w:val="FFFFFF"/>
@@ -13904,6 +14431,7 @@
     </w:tblStylePr>
     <w:tblStylePr w:type="firstCol">
       <w:rPr>
+        <w:rFonts w:eastAsia="黑体"/>
         <w:color w:themeColor="background1" w:val="FFFFFF"/>
       </w:rPr>
       <w:tblPr/>
@@ -13921,6 +14449,7 @@
     </w:tblStylePr>
     <w:tblStylePr w:type="lastCol">
       <w:rPr>
+        <w:rFonts w:eastAsia="黑体"/>
         <w:color w:themeColor="background1" w:val="FFFFFF"/>
       </w:rPr>
       <w:tblPr/>
@@ -13950,11 +14479,13 @@
     </w:tblStylePr>
     <w:tblStylePr w:type="neCell">
       <w:rPr>
+        <w:rFonts w:eastAsia="黑体"/>
         <w:color w:themeColor="text1" w:val="000000"/>
       </w:rPr>
     </w:tblStylePr>
     <w:tblStylePr w:type="nwCell">
       <w:rPr>
+        <w:rFonts w:eastAsia="黑体"/>
         <w:color w:themeColor="text1" w:val="000000"/>
       </w:rPr>
     </w:tblStylePr>
@@ -13968,6 +14499,7 @@
       <w:spacing w:after="0" w:line="240" w:lineRule="auto"/>
     </w:pPr>
     <w:rPr>
+      <w:rFonts w:eastAsia="黑体"/>
       <w:color w:themeColor="text1" w:val="000000"/>
     </w:rPr>
     <w:tblPr>
@@ -13986,6 +14518,7 @@
     </w:tcPr>
     <w:tblStylePr w:type="firstRow">
       <w:rPr>
+        <w:rFonts w:eastAsia="黑体"/>
         <w:b/>
         <w:bCs/>
         <w:color w:themeColor="background1" w:val="FFFFFF"/>
@@ -14000,6 +14533,7 @@
     </w:tblStylePr>
     <w:tblStylePr w:type="lastRow">
       <w:rPr>
+        <w:rFonts w:eastAsia="黑体"/>
         <w:b/>
         <w:bCs/>
         <w:color w:themeColor="accent2" w:themeShade="CC" w:val="9E3A38"/>
@@ -14014,12 +14548,14 @@
     </w:tblStylePr>
     <w:tblStylePr w:type="firstCol">
       <w:rPr>
+        <w:rFonts w:eastAsia="黑体"/>
         <w:b/>
         <w:bCs/>
       </w:rPr>
     </w:tblStylePr>
     <w:tblStylePr w:type="lastCol">
       <w:rPr>
+        <w:rFonts w:eastAsia="黑体"/>
         <w:b/>
         <w:bCs/>
       </w:rPr>
@@ -14054,6 +14590,7 @@
       <w:spacing w:after="0" w:line="240" w:lineRule="auto"/>
     </w:pPr>
     <w:rPr>
+      <w:rFonts w:eastAsia="黑体"/>
       <w:color w:themeColor="text1" w:val="000000"/>
     </w:rPr>
     <w:tblPr>
@@ -14072,6 +14609,7 @@
     </w:tcPr>
     <w:tblStylePr w:type="firstRow">
       <w:rPr>
+        <w:rFonts w:eastAsia="黑体"/>
         <w:b/>
         <w:bCs/>
         <w:color w:themeColor="background1" w:val="FFFFFF"/>
@@ -14086,6 +14624,7 @@
     </w:tblStylePr>
     <w:tblStylePr w:type="lastRow">
       <w:rPr>
+        <w:rFonts w:eastAsia="黑体"/>
         <w:b/>
         <w:bCs/>
         <w:color w:themeColor="accent2" w:themeShade="CC" w:val="9E3A38"/>
@@ -14100,12 +14639,14 @@
     </w:tblStylePr>
     <w:tblStylePr w:type="firstCol">
       <w:rPr>
+        <w:rFonts w:eastAsia="黑体"/>
         <w:b/>
         <w:bCs/>
       </w:rPr>
     </w:tblStylePr>
     <w:tblStylePr w:type="lastCol">
       <w:rPr>
+        <w:rFonts w:eastAsia="黑体"/>
         <w:b/>
         <w:bCs/>
       </w:rPr>
@@ -14140,6 +14681,7 @@
       <w:spacing w:after="0" w:line="240" w:lineRule="auto"/>
     </w:pPr>
     <w:rPr>
+      <w:rFonts w:eastAsia="黑体"/>
       <w:color w:themeColor="text1" w:val="000000"/>
     </w:rPr>
     <w:tblPr>
@@ -14158,6 +14700,7 @@
     </w:tcPr>
     <w:tblStylePr w:type="firstRow">
       <w:rPr>
+        <w:rFonts w:eastAsia="黑体"/>
         <w:b/>
         <w:bCs/>
         <w:color w:themeColor="background1" w:val="FFFFFF"/>
@@ -14172,6 +14715,7 @@
     </w:tblStylePr>
     <w:tblStylePr w:type="lastRow">
       <w:rPr>
+        <w:rFonts w:eastAsia="黑体"/>
         <w:b/>
         <w:bCs/>
         <w:color w:themeColor="accent2" w:themeShade="CC" w:val="9E3A38"/>
@@ -14186,12 +14730,14 @@
     </w:tblStylePr>
     <w:tblStylePr w:type="firstCol">
       <w:rPr>
+        <w:rFonts w:eastAsia="黑体"/>
         <w:b/>
         <w:bCs/>
       </w:rPr>
     </w:tblStylePr>
     <w:tblStylePr w:type="lastCol">
       <w:rPr>
+        <w:rFonts w:eastAsia="黑体"/>
         <w:b/>
         <w:bCs/>
       </w:rPr>
@@ -14226,6 +14772,7 @@
       <w:spacing w:after="0" w:line="240" w:lineRule="auto"/>
     </w:pPr>
     <w:rPr>
+      <w:rFonts w:eastAsia="黑体"/>
       <w:color w:themeColor="text1" w:val="000000"/>
     </w:rPr>
     <w:tblPr>
@@ -14244,6 +14791,7 @@
     </w:tcPr>
     <w:tblStylePr w:type="firstRow">
       <w:rPr>
+        <w:rFonts w:eastAsia="黑体"/>
         <w:b/>
         <w:bCs/>
         <w:color w:themeColor="background1" w:val="FFFFFF"/>
@@ -14258,6 +14806,7 @@
     </w:tblStylePr>
     <w:tblStylePr w:type="lastRow">
       <w:rPr>
+        <w:rFonts w:eastAsia="黑体"/>
         <w:b/>
         <w:bCs/>
         <w:color w:themeColor="accent4" w:themeShade="CC" w:val="664E82"/>
@@ -14272,12 +14821,14 @@
     </w:tblStylePr>
     <w:tblStylePr w:type="firstCol">
       <w:rPr>
+        <w:rFonts w:eastAsia="黑体"/>
         <w:b/>
         <w:bCs/>
       </w:rPr>
     </w:tblStylePr>
     <w:tblStylePr w:type="lastCol">
       <w:rPr>
+        <w:rFonts w:eastAsia="黑体"/>
         <w:b/>
         <w:bCs/>
       </w:rPr>
@@ -14312,6 +14863,7 @@
       <w:spacing w:after="0" w:line="240" w:lineRule="auto"/>
     </w:pPr>
     <w:rPr>
+      <w:rFonts w:eastAsia="黑体"/>
       <w:color w:themeColor="text1" w:val="000000"/>
     </w:rPr>
     <w:tblPr>
@@ -14330,6 +14882,7 @@
     </w:tcPr>
     <w:tblStylePr w:type="firstRow">
       <w:rPr>
+        <w:rFonts w:eastAsia="黑体"/>
         <w:b/>
         <w:bCs/>
         <w:color w:themeColor="background1" w:val="FFFFFF"/>
@@ -14344,6 +14897,7 @@
     </w:tblStylePr>
     <w:tblStylePr w:type="lastRow">
       <w:rPr>
+        <w:rFonts w:eastAsia="黑体"/>
         <w:b/>
         <w:bCs/>
         <w:color w:themeColor="accent3" w:themeShade="CC" w:val="7E9C40"/>
@@ -14358,12 +14912,14 @@
     </w:tblStylePr>
     <w:tblStylePr w:type="firstCol">
       <w:rPr>
+        <w:rFonts w:eastAsia="黑体"/>
         <w:b/>
         <w:bCs/>
       </w:rPr>
     </w:tblStylePr>
     <w:tblStylePr w:type="lastCol">
       <w:rPr>
+        <w:rFonts w:eastAsia="黑体"/>
         <w:b/>
         <w:bCs/>
       </w:rPr>
@@ -14398,6 +14954,7 @@
       <w:spacing w:after="0" w:line="240" w:lineRule="auto"/>
     </w:pPr>
     <w:rPr>
+      <w:rFonts w:eastAsia="黑体"/>
       <w:color w:themeColor="text1" w:val="000000"/>
     </w:rPr>
     <w:tblPr>
@@ -14416,6 +14973,7 @@
     </w:tcPr>
     <w:tblStylePr w:type="firstRow">
       <w:rPr>
+        <w:rFonts w:eastAsia="黑体"/>
         <w:b/>
         <w:bCs/>
         <w:color w:themeColor="background1" w:val="FFFFFF"/>
@@ -14430,6 +14988,7 @@
     </w:tblStylePr>
     <w:tblStylePr w:type="lastRow">
       <w:rPr>
+        <w:rFonts w:eastAsia="黑体"/>
         <w:b/>
         <w:bCs/>
         <w:color w:themeColor="accent6" w:themeShade="CC" w:val="F2730A"/>
@@ -14444,12 +15003,14 @@
     </w:tblStylePr>
     <w:tblStylePr w:type="firstCol">
       <w:rPr>
+        <w:rFonts w:eastAsia="黑体"/>
         <w:b/>
         <w:bCs/>
       </w:rPr>
     </w:tblStylePr>
     <w:tblStylePr w:type="lastCol">
       <w:rPr>
+        <w:rFonts w:eastAsia="黑体"/>
         <w:b/>
         <w:bCs/>
       </w:rPr>
@@ -14484,6 +15045,7 @@
       <w:spacing w:after="0" w:line="240" w:lineRule="auto"/>
     </w:pPr>
     <w:rPr>
+      <w:rFonts w:eastAsia="黑体"/>
       <w:color w:themeColor="text1" w:val="000000"/>
     </w:rPr>
     <w:tblPr>
@@ -14502,6 +15064,7 @@
     </w:tcPr>
     <w:tblStylePr w:type="firstRow">
       <w:rPr>
+        <w:rFonts w:eastAsia="黑体"/>
         <w:b/>
         <w:bCs/>
         <w:color w:themeColor="background1" w:val="FFFFFF"/>
@@ -14516,6 +15079,7 @@
     </w:tblStylePr>
     <w:tblStylePr w:type="lastRow">
       <w:rPr>
+        <w:rFonts w:eastAsia="黑体"/>
         <w:b/>
         <w:bCs/>
         <w:color w:themeColor="accent5" w:themeShade="CC" w:val="348DA5"/>
@@ -14530,12 +15094,14 @@
     </w:tblStylePr>
     <w:tblStylePr w:type="firstCol">
       <w:rPr>
+        <w:rFonts w:eastAsia="黑体"/>
         <w:b/>
         <w:bCs/>
       </w:rPr>
     </w:tblStylePr>
     <w:tblStylePr w:type="lastCol">
       <w:rPr>
+        <w:rFonts w:eastAsia="黑体"/>
         <w:b/>
         <w:bCs/>
       </w:rPr>
@@ -14570,6 +15136,7 @@
       <w:spacing w:after="0" w:line="240" w:lineRule="auto"/>
     </w:pPr>
     <w:rPr>
+      <w:rFonts w:eastAsia="黑体"/>
       <w:color w:themeColor="text1" w:val="000000"/>
     </w:rPr>
     <w:tblPr>
@@ -14591,6 +15158,7 @@
     </w:tcPr>
     <w:tblStylePr w:type="firstRow">
       <w:rPr>
+        <w:rFonts w:eastAsia="黑体"/>
         <w:b/>
         <w:bCs/>
       </w:rPr>
@@ -14601,6 +15169,7 @@
     </w:tblStylePr>
     <w:tblStylePr w:type="lastRow">
       <w:rPr>
+        <w:rFonts w:eastAsia="黑体"/>
         <w:b/>
         <w:bCs/>
         <w:color w:themeColor="text1" w:val="000000"/>
@@ -14612,6 +15181,7 @@
     </w:tblStylePr>
     <w:tblStylePr w:type="firstCol">
       <w:rPr>
+        <w:rFonts w:eastAsia="黑体"/>
         <w:color w:themeColor="background1" w:val="FFFFFF"/>
       </w:rPr>
       <w:tblPr/>
@@ -14621,6 +15191,7 @@
     </w:tblStylePr>
     <w:tblStylePr w:type="lastCol">
       <w:rPr>
+        <w:rFonts w:eastAsia="黑体"/>
         <w:color w:themeColor="background1" w:val="FFFFFF"/>
       </w:rPr>
       <w:tblPr/>
@@ -14650,6 +15221,7 @@
       <w:spacing w:after="0" w:line="240" w:lineRule="auto"/>
     </w:pPr>
     <w:rPr>
+      <w:rFonts w:eastAsia="黑体"/>
       <w:color w:themeColor="text1" w:val="000000"/>
     </w:rPr>
     <w:tblPr>
@@ -14671,6 +15243,7 @@
     </w:tcPr>
     <w:tblStylePr w:type="firstRow">
       <w:rPr>
+        <w:rFonts w:eastAsia="黑体"/>
         <w:b/>
         <w:bCs/>
       </w:rPr>
@@ -14681,6 +15254,7 @@
     </w:tblStylePr>
     <w:tblStylePr w:type="lastRow">
       <w:rPr>
+        <w:rFonts w:eastAsia="黑体"/>
         <w:b/>
         <w:bCs/>
         <w:color w:themeColor="text1" w:val="000000"/>
@@ -14692,6 +15266,7 @@
     </w:tblStylePr>
     <w:tblStylePr w:type="firstCol">
       <w:rPr>
+        <w:rFonts w:eastAsia="黑体"/>
         <w:color w:themeColor="background1" w:val="FFFFFF"/>
       </w:rPr>
       <w:tblPr/>
@@ -14701,6 +15276,7 @@
     </w:tblStylePr>
     <w:tblStylePr w:type="lastCol">
       <w:rPr>
+        <w:rFonts w:eastAsia="黑体"/>
         <w:color w:themeColor="background1" w:val="FFFFFF"/>
       </w:rPr>
       <w:tblPr/>
@@ -14730,6 +15306,7 @@
       <w:spacing w:after="0" w:line="240" w:lineRule="auto"/>
     </w:pPr>
     <w:rPr>
+      <w:rFonts w:eastAsia="黑体"/>
       <w:color w:themeColor="text1" w:val="000000"/>
     </w:rPr>
     <w:tblPr>
@@ -14751,6 +15328,7 @@
     </w:tcPr>
     <w:tblStylePr w:type="firstRow">
       <w:rPr>
+        <w:rFonts w:eastAsia="黑体"/>
         <w:b/>
         <w:bCs/>
       </w:rPr>
@@ -14761,6 +15339,7 @@
     </w:tblStylePr>
     <w:tblStylePr w:type="lastRow">
       <w:rPr>
+        <w:rFonts w:eastAsia="黑体"/>
         <w:b/>
         <w:bCs/>
         <w:color w:themeColor="text1" w:val="000000"/>
@@ -14772,6 +15351,7 @@
     </w:tblStylePr>
     <w:tblStylePr w:type="firstCol">
       <w:rPr>
+        <w:rFonts w:eastAsia="黑体"/>
         <w:color w:themeColor="background1" w:val="FFFFFF"/>
       </w:rPr>
       <w:tblPr/>
@@ -14781,6 +15361,7 @@
     </w:tblStylePr>
     <w:tblStylePr w:type="lastCol">
       <w:rPr>
+        <w:rFonts w:eastAsia="黑体"/>
         <w:color w:themeColor="background1" w:val="FFFFFF"/>
       </w:rPr>
       <w:tblPr/>
@@ -14810,6 +15391,7 @@
       <w:spacing w:after="0" w:line="240" w:lineRule="auto"/>
     </w:pPr>
     <w:rPr>
+      <w:rFonts w:eastAsia="黑体"/>
       <w:color w:themeColor="text1" w:val="000000"/>
     </w:rPr>
     <w:tblPr>
@@ -14831,6 +15413,7 @@
     </w:tcPr>
     <w:tblStylePr w:type="firstRow">
       <w:rPr>
+        <w:rFonts w:eastAsia="黑体"/>
         <w:b/>
         <w:bCs/>
       </w:rPr>
@@ -14841,6 +15424,7 @@
     </w:tblStylePr>
     <w:tblStylePr w:type="lastRow">
       <w:rPr>
+        <w:rFonts w:eastAsia="黑体"/>
         <w:b/>
         <w:bCs/>
         <w:color w:themeColor="text1" w:val="000000"/>
@@ -14852,6 +15436,7 @@
     </w:tblStylePr>
     <w:tblStylePr w:type="firstCol">
       <w:rPr>
+        <w:rFonts w:eastAsia="黑体"/>
         <w:color w:themeColor="background1" w:val="FFFFFF"/>
       </w:rPr>
       <w:tblPr/>
@@ -14861,6 +15446,7 @@
     </w:tblStylePr>
     <w:tblStylePr w:type="lastCol">
       <w:rPr>
+        <w:rFonts w:eastAsia="黑体"/>
         <w:color w:themeColor="background1" w:val="FFFFFF"/>
       </w:rPr>
       <w:tblPr/>
@@ -14890,6 +15476,7 @@
       <w:spacing w:after="0" w:line="240" w:lineRule="auto"/>
     </w:pPr>
     <w:rPr>
+      <w:rFonts w:eastAsia="黑体"/>
       <w:color w:themeColor="text1" w:val="000000"/>
     </w:rPr>
     <w:tblPr>
@@ -14911,6 +15498,7 @@
     </w:tcPr>
     <w:tblStylePr w:type="firstRow">
       <w:rPr>
+        <w:rFonts w:eastAsia="黑体"/>
         <w:b/>
         <w:bCs/>
       </w:rPr>
@@ -14921,6 +15509,7 @@
     </w:tblStylePr>
     <w:tblStylePr w:type="lastRow">
       <w:rPr>
+        <w:rFonts w:eastAsia="黑体"/>
         <w:b/>
         <w:bCs/>
         <w:color w:themeColor="text1" w:val="000000"/>
@@ -14932,6 +15521,7 @@
     </w:tblStylePr>
     <w:tblStylePr w:type="firstCol">
       <w:rPr>
+        <w:rFonts w:eastAsia="黑体"/>
         <w:color w:themeColor="background1" w:val="FFFFFF"/>
       </w:rPr>
       <w:tblPr/>
@@ -14941,6 +15531,7 @@
     </w:tblStylePr>
     <w:tblStylePr w:type="lastCol">
       <w:rPr>
+        <w:rFonts w:eastAsia="黑体"/>
         <w:color w:themeColor="background1" w:val="FFFFFF"/>
       </w:rPr>
       <w:tblPr/>
@@ -14970,6 +15561,7 @@
       <w:spacing w:after="0" w:line="240" w:lineRule="auto"/>
     </w:pPr>
     <w:rPr>
+      <w:rFonts w:eastAsia="黑体"/>
       <w:color w:themeColor="text1" w:val="000000"/>
     </w:rPr>
     <w:tblPr>
@@ -14991,6 +15583,7 @@
     </w:tcPr>
     <w:tblStylePr w:type="firstRow">
       <w:rPr>
+        <w:rFonts w:eastAsia="黑体"/>
         <w:b/>
         <w:bCs/>
       </w:rPr>
@@ -15001,6 +15594,7 @@
     </w:tblStylePr>
     <w:tblStylePr w:type="lastRow">
       <w:rPr>
+        <w:rFonts w:eastAsia="黑体"/>
         <w:b/>
         <w:bCs/>
         <w:color w:themeColor="text1" w:val="000000"/>
@@ -15012,6 +15606,7 @@
     </w:tblStylePr>
     <w:tblStylePr w:type="firstCol">
       <w:rPr>
+        <w:rFonts w:eastAsia="黑体"/>
         <w:color w:themeColor="background1" w:val="FFFFFF"/>
       </w:rPr>
       <w:tblPr/>
@@ -15021,6 +15616,7 @@
     </w:tblStylePr>
     <w:tblStylePr w:type="lastCol">
       <w:rPr>
+        <w:rFonts w:eastAsia="黑体"/>
         <w:color w:themeColor="background1" w:val="FFFFFF"/>
       </w:rPr>
       <w:tblPr/>
@@ -15050,6 +15646,7 @@
       <w:spacing w:after="0" w:line="240" w:lineRule="auto"/>
     </w:pPr>
     <w:rPr>
+      <w:rFonts w:eastAsia="黑体"/>
       <w:color w:themeColor="text1" w:val="000000"/>
     </w:rPr>
     <w:tblPr>
@@ -15071,6 +15668,7 @@
     </w:tcPr>
     <w:tblStylePr w:type="firstRow">
       <w:rPr>
+        <w:rFonts w:eastAsia="黑体"/>
         <w:b/>
         <w:bCs/>
       </w:rPr>
@@ -15081,6 +15679,7 @@
     </w:tblStylePr>
     <w:tblStylePr w:type="lastRow">
       <w:rPr>
+        <w:rFonts w:eastAsia="黑体"/>
         <w:b/>
         <w:bCs/>
         <w:color w:themeColor="text1" w:val="000000"/>
@@ -15092,6 +15691,7 @@
     </w:tblStylePr>
     <w:tblStylePr w:type="firstCol">
       <w:rPr>
+        <w:rFonts w:eastAsia="黑体"/>
         <w:color w:themeColor="background1" w:val="FFFFFF"/>
       </w:rPr>
       <w:tblPr/>
@@ -15101,6 +15701,7 @@
     </w:tblStylePr>
     <w:tblStylePr w:type="lastCol">
       <w:rPr>
+        <w:rFonts w:eastAsia="黑体"/>
         <w:color w:themeColor="background1" w:val="FFFFFF"/>
       </w:rPr>
       <w:tblPr/>
@@ -15133,6 +15734,7 @@
     <w:name w:val="KeywordTok"/>
     <w:basedOn w:val="VerbatimChar"/>
     <w:rPr>
+      <w:rFonts w:eastAsia="黑体"/>
       <w:b/>
       <w:color w:val="007020"/>
     </w:rPr>
@@ -15141,6 +15743,7 @@
     <w:name w:val="DataTypeTok"/>
     <w:basedOn w:val="VerbatimChar"/>
     <w:rPr>
+      <w:rFonts w:eastAsia="黑体"/>
       <w:color w:val="902000"/>
     </w:rPr>
   </w:style>
@@ -15148,6 +15751,7 @@
     <w:name w:val="DecValTok"/>
     <w:basedOn w:val="VerbatimChar"/>
     <w:rPr>
+      <w:rFonts w:eastAsia="黑体"/>
       <w:color w:val="40a070"/>
     </w:rPr>
   </w:style>
@@ -15155,6 +15759,7 @@
     <w:name w:val="BaseNTok"/>
     <w:basedOn w:val="VerbatimChar"/>
     <w:rPr>
+      <w:rFonts w:eastAsia="黑体"/>
       <w:color w:val="40a070"/>
     </w:rPr>
   </w:style>
@@ -15162,6 +15767,7 @@
     <w:name w:val="FloatTok"/>
     <w:basedOn w:val="VerbatimChar"/>
     <w:rPr>
+      <w:rFonts w:eastAsia="黑体"/>
       <w:color w:val="40a070"/>
     </w:rPr>
   </w:style>
@@ -15169,6 +15775,7 @@
     <w:name w:val="ConstantTok"/>
     <w:basedOn w:val="VerbatimChar"/>
     <w:rPr>
+      <w:rFonts w:eastAsia="黑体"/>
       <w:color w:val="880000"/>
     </w:rPr>
   </w:style>
@@ -15176,6 +15783,7 @@
     <w:name w:val="CharTok"/>
     <w:basedOn w:val="VerbatimChar"/>
     <w:rPr>
+      <w:rFonts w:eastAsia="黑体"/>
       <w:color w:val="4070a0"/>
     </w:rPr>
   </w:style>
@@ -15183,6 +15791,7 @@
     <w:name w:val="SpecialCharTok"/>
     <w:basedOn w:val="VerbatimChar"/>
     <w:rPr>
+      <w:rFonts w:eastAsia="黑体"/>
       <w:color w:val="4070a0"/>
     </w:rPr>
   </w:style>
@@ -15190,6 +15799,7 @@
     <w:name w:val="StringTok"/>
     <w:basedOn w:val="VerbatimChar"/>
     <w:rPr>
+      <w:rFonts w:eastAsia="黑体"/>
       <w:color w:val="4070a0"/>
     </w:rPr>
   </w:style>
@@ -15197,6 +15807,7 @@
     <w:name w:val="VerbatimStringTok"/>
     <w:basedOn w:val="VerbatimChar"/>
     <w:rPr>
+      <w:rFonts w:eastAsia="黑体"/>
       <w:color w:val="4070a0"/>
     </w:rPr>
   </w:style>
@@ -15204,6 +15815,7 @@
     <w:name w:val="SpecialStringTok"/>
     <w:basedOn w:val="VerbatimChar"/>
     <w:rPr>
+      <w:rFonts w:eastAsia="黑体"/>
       <w:color w:val="bb6688"/>
     </w:rPr>
   </w:style>
@@ -15211,6 +15823,7 @@
     <w:name w:val="ImportTok"/>
     <w:basedOn w:val="VerbatimChar"/>
     <w:rPr>
+      <w:rFonts w:eastAsia="黑体"/>
       <w:b/>
       <w:color w:val="008000"/>
     </w:rPr>
@@ -15219,6 +15832,7 @@
     <w:name w:val="CommentTok"/>
     <w:basedOn w:val="VerbatimChar"/>
     <w:rPr>
+      <w:rFonts w:eastAsia="黑体"/>
       <w:i/>
       <w:color w:val="60a0b0"/>
     </w:rPr>
@@ -15227,6 +15841,7 @@
     <w:name w:val="DocumentationTok"/>
     <w:basedOn w:val="VerbatimChar"/>
     <w:rPr>
+      <w:rFonts w:eastAsia="黑体"/>
       <w:i/>
       <w:color w:val="ba2121"/>
     </w:rPr>
@@ -15235,6 +15850,7 @@
     <w:name w:val="AnnotationTok"/>
     <w:basedOn w:val="VerbatimChar"/>
     <w:rPr>
+      <w:rFonts w:eastAsia="黑体"/>
       <w:b/>
       <w:i/>
       <w:color w:val="60a0b0"/>
@@ -15244,6 +15860,7 @@
     <w:name w:val="CommentVarTok"/>
     <w:basedOn w:val="VerbatimChar"/>
     <w:rPr>
+      <w:rFonts w:eastAsia="黑体"/>
       <w:b/>
       <w:i/>
       <w:color w:val="60a0b0"/>
@@ -15253,6 +15870,7 @@
     <w:name w:val="OtherTok"/>
     <w:basedOn w:val="VerbatimChar"/>
     <w:rPr>
+      <w:rFonts w:eastAsia="黑体"/>
       <w:color w:val="007020"/>
     </w:rPr>
   </w:style>
@@ -15260,6 +15878,7 @@
     <w:name w:val="FunctionTok"/>
     <w:basedOn w:val="VerbatimChar"/>
     <w:rPr>
+      <w:rFonts w:eastAsia="黑体"/>
       <w:color w:val="06287e"/>
     </w:rPr>
   </w:style>
@@ -15267,6 +15886,7 @@
     <w:name w:val="VariableTok"/>
     <w:basedOn w:val="VerbatimChar"/>
     <w:rPr>
+      <w:rFonts w:eastAsia="黑体"/>
       <w:color w:val="19177c"/>
     </w:rPr>
   </w:style>
@@ -15274,6 +15894,7 @@
     <w:name w:val="ControlFlowTok"/>
     <w:basedOn w:val="VerbatimChar"/>
     <w:rPr>
+      <w:rFonts w:eastAsia="黑体"/>
       <w:b/>
       <w:color w:val="007020"/>
     </w:rPr>
@@ -15282,6 +15903,7 @@
     <w:name w:val="OperatorTok"/>
     <w:basedOn w:val="VerbatimChar"/>
     <w:rPr>
+      <w:rFonts w:eastAsia="黑体"/>
       <w:color w:val="666666"/>
     </w:rPr>
   </w:style>
@@ -15289,18 +15911,22 @@
     <w:name w:val="BuiltInTok"/>
     <w:basedOn w:val="VerbatimChar"/>
     <w:rPr>
+      <w:rFonts w:eastAsia="黑体"/>
       <w:color w:val="008000"/>
     </w:rPr>
   </w:style>
   <w:style w:type="character" w:customStyle="1" w:styleId="ExtensionTok">
     <w:name w:val="ExtensionTok"/>
     <w:basedOn w:val="VerbatimChar"/>
-    <w:rPr/>
+    <w:rPr>
+      <w:rFonts w:eastAsia="黑体"/>
+    </w:rPr>
   </w:style>
   <w:style w:type="character" w:customStyle="1" w:styleId="PreprocessorTok">
     <w:name w:val="PreprocessorTok"/>
     <w:basedOn w:val="VerbatimChar"/>
     <w:rPr>
+      <w:rFonts w:eastAsia="黑体"/>
       <w:color w:val="bc7a00"/>
     </w:rPr>
   </w:style>
@@ -15308,18 +15934,22 @@
     <w:name w:val="AttributeTok"/>
     <w:basedOn w:val="VerbatimChar"/>
     <w:rPr>
+      <w:rFonts w:eastAsia="黑体"/>
       <w:color w:val="7d9029"/>
     </w:rPr>
   </w:style>
   <w:style w:type="character" w:customStyle="1" w:styleId="RegionMarkerTok">
     <w:name w:val="RegionMarkerTok"/>
     <w:basedOn w:val="VerbatimChar"/>
-    <w:rPr/>
+    <w:rPr>
+      <w:rFonts w:eastAsia="黑体"/>
+    </w:rPr>
   </w:style>
   <w:style w:type="character" w:customStyle="1" w:styleId="InformationTok">
     <w:name w:val="InformationTok"/>
     <w:basedOn w:val="VerbatimChar"/>
     <w:rPr>
+      <w:rFonts w:eastAsia="黑体"/>
       <w:b/>
       <w:i/>
       <w:color w:val="60a0b0"/>
@@ -15329,6 +15959,7 @@
     <w:name w:val="WarningTok"/>
     <w:basedOn w:val="VerbatimChar"/>
     <w:rPr>
+      <w:rFonts w:eastAsia="黑体"/>
       <w:b/>
       <w:i/>
       <w:color w:val="60a0b0"/>
@@ -15338,6 +15969,7 @@
     <w:name w:val="AlertTok"/>
     <w:basedOn w:val="VerbatimChar"/>
     <w:rPr>
+      <w:rFonts w:eastAsia="黑体"/>
       <w:b/>
       <w:color w:val="ff0000"/>
     </w:rPr>
@@ -15346,6 +15978,7 @@
     <w:name w:val="ErrorTok"/>
     <w:basedOn w:val="VerbatimChar"/>
     <w:rPr>
+      <w:rFonts w:eastAsia="黑体"/>
       <w:b/>
       <w:color w:val="ff0000"/>
     </w:rPr>
@@ -15353,7 +15986,9 @@
   <w:style w:type="character" w:customStyle="1" w:styleId="NormalTok">
     <w:name w:val="NormalTok"/>
     <w:basedOn w:val="VerbatimChar"/>
-    <w:rPr/>
+    <w:rPr>
+      <w:rFonts w:eastAsia="黑体"/>
+    </w:rPr>
   </w:style>
 </w:styles>
 </file>
@@ -15402,12 +16037,12 @@
     <a:fontScheme name="Office">
       <a:majorFont>
         <a:latin typeface="Calibri"/>
-        <a:ea typeface=""/>
+        <a:ea typeface="黑体"/>
         <a:cs typeface=""/>
         <a:font script="Jpan" typeface="ＭＳ ゴシック"/>
         <a:font script="Hang" typeface="맑은 고딕"/>
-        <a:font script="Hans" typeface="宋体"/>
-        <a:font script="Hant" typeface="新細明體"/>
+        <a:font script="Hans" typeface="黑体"/>
+        <a:font script="Hant" typeface="黑体"/>
         <a:font script="Arab" typeface="Times New Roman"/>
         <a:font script="Hebr" typeface="Times New Roman"/>
         <a:font script="Thai" typeface="Angsana New"/>
@@ -15437,12 +16072,12 @@
       </a:majorFont>
       <a:minorFont>
         <a:latin typeface="Cambria"/>
-        <a:ea typeface=""/>
+        <a:ea typeface="黑体"/>
         <a:cs typeface=""/>
         <a:font script="Jpan" typeface="ＭＳ 明朝"/>
         <a:font script="Hang" typeface="맑은 고딕"/>
-        <a:font script="Hans" typeface="宋体"/>
-        <a:font script="Hant" typeface="新細明體"/>
+        <a:font script="Hans" typeface="黑体"/>
+        <a:font script="Hant" typeface="黑体"/>
         <a:font script="Arab" typeface="Arial"/>
         <a:font script="Hebr" typeface="Arial"/>
         <a:font script="Thai" typeface="Cordia New"/>

--- a/12-通用拓扑结构/03-桥式/惠斯通电桥结构/惠斯通电桥结构.docx
+++ b/12-通用拓扑结构/03-桥式/惠斯通电桥结构/惠斯通电桥结构.docx
@@ -2966,7 +2966,7 @@
           <w:color w:val="555555"/>
           <w:sz w:val="21"/>
         </w:rPr>
-        <w:t>材料收集者：杜文杰，WX手机：19519196569，QQ:3478827729</w:t>
+        <w:t>材料收集者：杜文杰，微信/手机：19519196569，QQ:3478827729</w:t>
       </w:r>
     </w:p>
     <w:sectPr>
